--- a/flow/20251212_build_octoechos_sources/Джерело. Глас 8.docx
+++ b/flow/20251212_build_octoechos_sources/Джерело. Глас 8.docx
@@ -20,7 +20,10 @@
     </w:p>
     <w:p>
       <w:r>
-        <w:t>/октоїх/1/НД</w:t>
+        <w:rPr>
+          <w:highlight w:val="darkGray"/>
+        </w:rPr>
+        <w:t>/октоїх/8/НД</w:t>
       </w:r>
     </w:p>
     <w:p>
@@ -36,12 +39,18 @@
         <w:pStyle w:val="Heading3"/>
       </w:pPr>
       <w:r>
-        <w:t>//господи_взиваю</w:t>
-      </w:r>
-    </w:p>
-    <w:p>
-      <w:r>
-        <w:t>//господи_взиваю/1</w:t>
+        <w:rPr>
+          <w:highlight w:val="darkGray"/>
+        </w:rPr>
+        <w:t>//вечірня/господи_взиваю</w:t>
+      </w:r>
+    </w:p>
+    <w:p>
+      <w:r>
+        <w:rPr>
+          <w:highlight w:val="darkGray"/>
+        </w:rPr>
+        <w:t>//вечірня/господи_взиваю/стихири/1</w:t>
       </w:r>
     </w:p>
     <w:p>
@@ -68,7 +77,10 @@
     </w:p>
     <w:p>
       <w:r>
-        <w:t>//господи_взиваю/2</w:t>
+        <w:rPr>
+          <w:highlight w:val="darkGray"/>
+        </w:rPr>
+        <w:t>//вечірня/господи_взиваю/стихири/2</w:t>
       </w:r>
     </w:p>
     <w:p>
@@ -86,7 +98,10 @@
     </w:p>
     <w:p>
       <w:r>
-        <w:t>//господи_взиваю/3</w:t>
+        <w:rPr>
+          <w:highlight w:val="darkGray"/>
+        </w:rPr>
+        <w:t>//вечірня/господи_взиваю/стихири/3</w:t>
       </w:r>
     </w:p>
     <w:p>
@@ -104,7 +119,10 @@
     </w:p>
     <w:p>
       <w:r>
-        <w:t>//господи_взиваю/4</w:t>
+        <w:rPr>
+          <w:highlight w:val="darkGray"/>
+        </w:rPr>
+        <w:t>//вечірня/господи_взиваю/стихири/4</w:t>
       </w:r>
     </w:p>
     <w:p>
@@ -122,7 +140,10 @@
     </w:p>
     <w:p>
       <w:r>
-        <w:t>//господи_взиваю/5</w:t>
+        <w:rPr>
+          <w:highlight w:val="darkGray"/>
+        </w:rPr>
+        <w:t>//вечірня/господи_взиваю/стихири/5</w:t>
       </w:r>
     </w:p>
     <w:p>
@@ -140,7 +161,10 @@
     </w:p>
     <w:p>
       <w:r>
-        <w:t>//господи_взиваю/6</w:t>
+        <w:rPr>
+          <w:highlight w:val="darkGray"/>
+        </w:rPr>
+        <w:t>//вечірня/господи_взиваю/стихири/6</w:t>
       </w:r>
     </w:p>
     <w:p>
@@ -158,7 +182,10 @@
     </w:p>
     <w:p>
       <w:r>
-        <w:t>//господи_взиваю/7</w:t>
+        <w:rPr>
+          <w:highlight w:val="darkGray"/>
+        </w:rPr>
+        <w:t>//вечірня/господи_взиваю/стихири/7</w:t>
       </w:r>
     </w:p>
     <w:p>
@@ -175,37 +202,11 @@
       </w:r>
     </w:p>
     <w:p>
-      <w:pPr>
-        <w:pStyle w:val="Heading1"/>
-      </w:pPr>
-      <w:r>
-        <w:t>Глас 8 - ПН</w:t>
-      </w:r>
-    </w:p>
-    <w:p>
-      <w:r>
-        <w:t>/октоїх/1/ПН</w:t>
-      </w:r>
-    </w:p>
-    <w:p>
-      <w:pPr>
-        <w:pStyle w:val="Heading2"/>
-      </w:pPr>
-      <w:r>
-        <w:t>ВЕЧІРНЯ</w:t>
-      </w:r>
-    </w:p>
-    <w:p>
-      <w:pPr>
-        <w:pStyle w:val="Heading3"/>
-      </w:pPr>
-      <w:r>
-        <w:t>//господи_взиваю</w:t>
-      </w:r>
-    </w:p>
-    <w:p>
-      <w:r>
-        <w:t>//господи_взиваю/1</w:t>
+      <w:r>
+        <w:rPr>
+          <w:highlight w:val="darkGray"/>
+        </w:rPr>
+        <w:t>//вечірня/стиховня/стихири/1</w:t>
       </w:r>
     </w:p>
     <w:p>
@@ -227,19 +228,15 @@
           <w:rFonts w:ascii="Times New Roman" w:hAnsi="Times New Roman"/>
           <w:sz w:val="24"/>
         </w:rPr>
-        <w:t>Господи, що прийшов у світ покликати грішників і розбійника,* і митаря і блудницю, і прийняти блудного.* Приклич чоловіко</w:t>
-      </w:r>
-      <w:r>
-        <w:rPr>
-          <w:rFonts w:ascii="Times New Roman" w:hAnsi="Times New Roman"/>
-          <w:sz w:val="24"/>
-        </w:rPr>
-        <w:t>любно, Христе мій, і нас грішних,* що більше усіх нагрішили перед тобою* і досі ще не розкаялися.</w:t>
-      </w:r>
-    </w:p>
-    <w:p>
-      <w:r>
-        <w:t>//господи_взиваю/2</w:t>
+        <w:t>На хрест ви́йшов Ти, Ісу́се, зійшо́вши з не́ба!* Прийшо́в Ти на смерть, Життя́ безсме́ртне,* спра́вжнє сві́тло для тих, що в те́мряві,* для всіх, що впа́ли – воскресі́ння і просві́чення.* Спа́се наш, – сла́ва Тобі!</w:t>
+      </w:r>
+    </w:p>
+    <w:p>
+      <w:r>
+        <w:rPr>
+          <w:highlight w:val="darkGray"/>
+        </w:rPr>
+        <w:t>//вечірня/стиховня/стихири/2</w:t>
       </w:r>
     </w:p>
     <w:p>
@@ -252,19 +249,15 @@
           <w:rFonts w:ascii="Times New Roman" w:hAnsi="Times New Roman"/>
           <w:sz w:val="24"/>
         </w:rPr>
-        <w:t>Ти, Господи, що з-поміж мит</w:t>
-      </w:r>
-      <w:r>
-        <w:rPr>
-          <w:rFonts w:ascii="Times New Roman" w:hAnsi="Times New Roman"/>
-          <w:sz w:val="24"/>
-        </w:rPr>
-        <w:t>арів поставив пастирів своїй Церкві,* з колишнього ж гонителя вчинив їй нині заступника,* вчини їхніми молитвами й нас своїми овечками, Спасе,* щоб не стали ми непотребами – для ворога наживою.</w:t>
-      </w:r>
-    </w:p>
-    <w:p>
-      <w:r>
-        <w:t>//господи_взиваю/3</w:t>
+        <w:t>Славосло́вимо Христа́, що воскре́с із ме́ртвих.* Він, прийня́вши ду́шу й ті́ло,* одне́ від о́дного відділи́в під час стражда́ння.* Його́ пречи́ста душа́ зійшла́ в ад і його́ полони́ла,* у гро́бі ж не зазна́ло зотлі́ння святе́ ті́ло* Визволи́теля душ на́ших.</w:t>
+      </w:r>
+    </w:p>
+    <w:p>
+      <w:r>
+        <w:rPr>
+          <w:highlight w:val="darkGray"/>
+        </w:rPr>
+        <w:t>//вечірня/стиховня/стихири/3</w:t>
       </w:r>
     </w:p>
     <w:p>
@@ -277,41 +270,15 @@
           <w:rFonts w:ascii="Times New Roman" w:hAnsi="Times New Roman"/>
           <w:sz w:val="24"/>
         </w:rPr>
-        <w:t>Плач, окаянна душе, перед своєю смертю* і прихились до Бога,* кажучи йому, нещасна, сердечно зітхаючи:* Згрішила я проти тебе, Христе,* не гидуй мною, благаю, але, навернувши мене,* як милосердний, сподоби прощення.</w:t>
-      </w:r>
-    </w:p>
-    <w:p>
-      <w:pPr>
-        <w:pStyle w:val="Heading1"/>
-      </w:pPr>
-      <w:r>
-        <w:t>Глас 8 - ВТ</w:t>
-      </w:r>
-    </w:p>
-    <w:p>
-      <w:r>
-        <w:t>/октоїх/1/ВТ</w:t>
-      </w:r>
-    </w:p>
-    <w:p>
-      <w:pPr>
-        <w:pStyle w:val="Heading2"/>
-      </w:pPr>
-      <w:r>
-        <w:t>ВЕЧІРНЯ</w:t>
-      </w:r>
-    </w:p>
-    <w:p>
-      <w:pPr>
-        <w:pStyle w:val="Heading3"/>
-      </w:pPr>
-      <w:r>
-        <w:t>//господи_взиваю</w:t>
-      </w:r>
-    </w:p>
-    <w:p>
-      <w:r>
-        <w:t>//господи_взиваю/1</w:t>
+        <w:t>Псалма́ми й пісня́ми прославля́ємо, Спа́се,* Твоє́ воскресі́ння з ме́ртвих,* яки́м Ти ви́зволив нас від а́дських мук* і, як Бог, дав ві́чне життя́ і вели́ку ми́лість.</w:t>
+      </w:r>
+    </w:p>
+    <w:p>
+      <w:r>
+        <w:rPr>
+          <w:highlight w:val="darkGray"/>
+        </w:rPr>
+        <w:t>//вечірня/стиховня/стихири/4</w:t>
       </w:r>
     </w:p>
     <w:p>
@@ -322,30 +289,441 @@
       <w:r>
         <w:rPr>
           <w:rFonts w:ascii="Times New Roman" w:hAnsi="Times New Roman"/>
+          <w:sz w:val="24"/>
+        </w:rPr>
+        <w:t>О, Вла́дико всіх недосту́пний!* Тво́рче не́ба й землі́!* Ти на хресті постражда́в і дав мені́ безстра́стя;* прийня́вши ж погребе́ння і воскре́снувши в сла́ві,* Ти підня́в Ада́ма руко́ю всеси́льною.* Сла́ва Твоє́му на тре́тій день воскресі́нню,* яки́м Ти дав нам ві́чне життя́ і очи́щення з гріхі́в,* як єди́ний людинолю́бний!</w:t>
+      </w:r>
+    </w:p>
+    <w:p>
+      <w:r>
+        <w:rPr>
+          <w:highlight w:val="darkGray"/>
+        </w:rPr>
+        <w:t>//вечірня/стиховня/стихири/5</w:t>
+      </w:r>
+    </w:p>
+    <w:p>
+      <w:pPr>
+        <w:spacing w:after="120"/>
+        <w:jc w:val="both"/>
+      </w:pPr>
+      <w:r>
+        <w:rPr>
+          <w:rFonts w:ascii="Times New Roman" w:hAnsi="Times New Roman"/>
+          <w:b/>
+          <w:sz w:val="24"/>
+        </w:rPr>
+        <w:t>Слава і нині</w:t>
+      </w:r>
+      <w:r>
+        <w:rPr>
+          <w:rFonts w:ascii="Times New Roman" w:hAnsi="Times New Roman"/>
+          <w:sz w:val="24"/>
+        </w:rPr>
+        <w:t xml:space="preserve">: </w:t>
+      </w:r>
+      <w:r>
+        <w:rPr>
+          <w:rFonts w:ascii="Times New Roman" w:hAnsi="Times New Roman"/>
+          <w:sz w:val="24"/>
+        </w:rPr>
+        <w:t>Ді́во</w:t>
+      </w:r>
+      <w:r>
+        <w:rPr>
+          <w:rFonts w:ascii="Times New Roman" w:hAnsi="Times New Roman"/>
+          <w:sz w:val="24"/>
+        </w:rPr>
+        <w:t xml:space="preserve"> </w:t>
+      </w:r>
+      <w:r>
+        <w:rPr>
+          <w:rFonts w:ascii="Times New Roman" w:hAnsi="Times New Roman"/>
+          <w:sz w:val="24"/>
+        </w:rPr>
+        <w:t>пречи́ста</w:t>
+      </w:r>
+      <w:r>
+        <w:rPr>
+          <w:rFonts w:ascii="Times New Roman" w:hAnsi="Times New Roman"/>
+          <w:sz w:val="24"/>
+        </w:rPr>
+        <w:t xml:space="preserve">, що </w:t>
+      </w:r>
+      <w:r>
+        <w:rPr>
+          <w:rFonts w:ascii="Times New Roman" w:hAnsi="Times New Roman"/>
+          <w:sz w:val="24"/>
+        </w:rPr>
+        <w:t>невимо́вно</w:t>
+      </w:r>
+      <w:r>
+        <w:rPr>
+          <w:rFonts w:ascii="Times New Roman" w:hAnsi="Times New Roman"/>
+          <w:sz w:val="24"/>
+        </w:rPr>
+        <w:t xml:space="preserve"> </w:t>
+      </w:r>
+      <w:r>
+        <w:rPr>
+          <w:rFonts w:ascii="Times New Roman" w:hAnsi="Times New Roman"/>
+          <w:sz w:val="24"/>
+        </w:rPr>
+        <w:t>зачала</w:t>
+      </w:r>
+      <w:r>
+        <w:rPr>
+          <w:rFonts w:ascii="Times New Roman" w:hAnsi="Times New Roman"/>
+          <w:sz w:val="24"/>
+        </w:rPr>
+        <w:t xml:space="preserve">́ </w:t>
+      </w:r>
+      <w:r>
+        <w:rPr>
+          <w:rFonts w:ascii="Times New Roman" w:hAnsi="Times New Roman"/>
+          <w:sz w:val="24"/>
+        </w:rPr>
+        <w:t>ті́лом</w:t>
+      </w:r>
+      <w:r>
+        <w:rPr>
+          <w:rFonts w:ascii="Times New Roman" w:hAnsi="Times New Roman"/>
+          <w:sz w:val="24"/>
+        </w:rPr>
+        <w:t xml:space="preserve"> </w:t>
+      </w:r>
+      <w:r>
+        <w:rPr>
+          <w:rFonts w:ascii="Times New Roman" w:hAnsi="Times New Roman"/>
+          <w:sz w:val="24"/>
+        </w:rPr>
+        <w:t>Бо́га</w:t>
+      </w:r>
+      <w:r>
+        <w:rPr>
+          <w:rFonts w:ascii="Times New Roman" w:hAnsi="Times New Roman"/>
+          <w:sz w:val="24"/>
+        </w:rPr>
+        <w:t>!*</w:t>
+      </w:r>
+      <w:r>
+        <w:rPr>
+          <w:rFonts w:ascii="Times New Roman" w:hAnsi="Times New Roman"/>
+          <w:sz w:val="24"/>
+        </w:rPr>
+        <w:t xml:space="preserve"> </w:t>
+      </w:r>
+      <w:r>
+        <w:rPr>
+          <w:rFonts w:ascii="Times New Roman" w:hAnsi="Times New Roman"/>
+          <w:sz w:val="24"/>
+        </w:rPr>
+        <w:t>Ма́ти</w:t>
+      </w:r>
+      <w:r>
+        <w:rPr>
+          <w:rFonts w:ascii="Times New Roman" w:hAnsi="Times New Roman"/>
+          <w:sz w:val="24"/>
+        </w:rPr>
+        <w:t xml:space="preserve"> </w:t>
+      </w:r>
+      <w:r>
+        <w:rPr>
+          <w:rFonts w:ascii="Times New Roman" w:hAnsi="Times New Roman"/>
+          <w:sz w:val="24"/>
+        </w:rPr>
+        <w:t>Бо́га</w:t>
+      </w:r>
+      <w:r>
+        <w:rPr>
+          <w:rFonts w:ascii="Times New Roman" w:hAnsi="Times New Roman"/>
+          <w:sz w:val="24"/>
+        </w:rPr>
+        <w:t xml:space="preserve"> </w:t>
+      </w:r>
+      <w:r>
+        <w:rPr>
+          <w:rFonts w:ascii="Times New Roman" w:hAnsi="Times New Roman"/>
+          <w:sz w:val="24"/>
+        </w:rPr>
+        <w:t>ви́шнього</w:t>
+      </w:r>
+      <w:r>
+        <w:rPr>
+          <w:rFonts w:ascii="Times New Roman" w:hAnsi="Times New Roman"/>
+          <w:sz w:val="24"/>
+        </w:rPr>
+        <w:t xml:space="preserve">!* </w:t>
+      </w:r>
+      <w:r>
+        <w:rPr>
+          <w:rFonts w:ascii="Times New Roman" w:hAnsi="Times New Roman"/>
+          <w:sz w:val="24"/>
+        </w:rPr>
+        <w:t>Прийми</w:t>
+      </w:r>
+      <w:r>
+        <w:rPr>
+          <w:rFonts w:ascii="Times New Roman" w:hAnsi="Times New Roman"/>
+          <w:sz w:val="24"/>
+        </w:rPr>
+        <w:t xml:space="preserve">́ </w:t>
+      </w:r>
+      <w:r>
+        <w:rPr>
+          <w:rFonts w:ascii="Times New Roman" w:hAnsi="Times New Roman"/>
+          <w:sz w:val="24"/>
+        </w:rPr>
+        <w:t>мольби</w:t>
+      </w:r>
+      <w:r>
+        <w:rPr>
+          <w:rFonts w:ascii="Times New Roman" w:hAnsi="Times New Roman"/>
+          <w:sz w:val="24"/>
+        </w:rPr>
+        <w:t xml:space="preserve">́ </w:t>
+      </w:r>
+      <w:r>
+        <w:rPr>
+          <w:rFonts w:ascii="Times New Roman" w:hAnsi="Times New Roman"/>
+          <w:sz w:val="24"/>
+        </w:rPr>
+        <w:t>твої́х</w:t>
+      </w:r>
+      <w:r>
+        <w:rPr>
+          <w:rFonts w:ascii="Times New Roman" w:hAnsi="Times New Roman"/>
+          <w:sz w:val="24"/>
+        </w:rPr>
+        <w:t xml:space="preserve"> </w:t>
+      </w:r>
+      <w:r>
+        <w:rPr>
+          <w:rFonts w:ascii="Times New Roman" w:hAnsi="Times New Roman"/>
+          <w:sz w:val="24"/>
+        </w:rPr>
+        <w:t>слуг</w:t>
+      </w:r>
+      <w:r>
+        <w:rPr>
+          <w:rFonts w:ascii="Times New Roman" w:hAnsi="Times New Roman"/>
+          <w:sz w:val="24"/>
+        </w:rPr>
+        <w:t xml:space="preserve">, </w:t>
+      </w:r>
+      <w:r>
+        <w:rPr>
+          <w:rFonts w:ascii="Times New Roman" w:hAnsi="Times New Roman"/>
+          <w:sz w:val="24"/>
+        </w:rPr>
+        <w:t>Всенепоро́чна</w:t>
+      </w:r>
+      <w:r>
+        <w:rPr>
+          <w:rFonts w:ascii="Times New Roman" w:hAnsi="Times New Roman"/>
+          <w:sz w:val="24"/>
+        </w:rPr>
+        <w:t xml:space="preserve">,* </w:t>
+      </w:r>
+      <w:r>
+        <w:rPr>
+          <w:rFonts w:ascii="Times New Roman" w:hAnsi="Times New Roman"/>
+          <w:sz w:val="24"/>
+        </w:rPr>
+        <w:t>даючи</w:t>
+      </w:r>
+      <w:r>
+        <w:rPr>
+          <w:rFonts w:ascii="Times New Roman" w:hAnsi="Times New Roman"/>
+          <w:sz w:val="24"/>
+        </w:rPr>
+        <w:t xml:space="preserve">́ </w:t>
+      </w:r>
+      <w:r>
+        <w:rPr>
+          <w:rFonts w:ascii="Times New Roman" w:hAnsi="Times New Roman"/>
+          <w:sz w:val="24"/>
+        </w:rPr>
+        <w:t>всім</w:t>
+      </w:r>
+      <w:r>
+        <w:rPr>
+          <w:rFonts w:ascii="Times New Roman" w:hAnsi="Times New Roman"/>
+          <w:sz w:val="24"/>
+        </w:rPr>
+        <w:t xml:space="preserve"> </w:t>
+      </w:r>
+      <w:r>
+        <w:rPr>
+          <w:rFonts w:ascii="Times New Roman" w:hAnsi="Times New Roman"/>
+          <w:sz w:val="24"/>
+        </w:rPr>
+        <w:t>проще́ння</w:t>
+      </w:r>
+      <w:r>
+        <w:rPr>
+          <w:rFonts w:ascii="Times New Roman" w:hAnsi="Times New Roman"/>
+          <w:sz w:val="24"/>
+        </w:rPr>
+        <w:t xml:space="preserve"> гріхі́в.* </w:t>
+      </w:r>
+      <w:r>
+        <w:rPr>
+          <w:rFonts w:ascii="Times New Roman" w:hAnsi="Times New Roman"/>
+          <w:sz w:val="24"/>
+        </w:rPr>
+        <w:t>Прийня́вши</w:t>
+      </w:r>
+      <w:r>
+        <w:rPr>
+          <w:rFonts w:ascii="Times New Roman" w:hAnsi="Times New Roman"/>
+          <w:sz w:val="24"/>
+        </w:rPr>
+        <w:t xml:space="preserve"> </w:t>
+      </w:r>
+      <w:r>
+        <w:rPr>
+          <w:rFonts w:ascii="Times New Roman" w:hAnsi="Times New Roman"/>
+          <w:sz w:val="24"/>
+        </w:rPr>
+        <w:t>ни́ні</w:t>
+      </w:r>
+      <w:r>
+        <w:rPr>
+          <w:rFonts w:ascii="Times New Roman" w:hAnsi="Times New Roman"/>
+          <w:sz w:val="24"/>
+        </w:rPr>
+        <w:t xml:space="preserve"> </w:t>
+      </w:r>
+      <w:r>
+        <w:rPr>
+          <w:rFonts w:ascii="Times New Roman" w:hAnsi="Times New Roman"/>
+          <w:sz w:val="24"/>
+        </w:rPr>
+        <w:t>на́ші</w:t>
+      </w:r>
+      <w:r>
+        <w:rPr>
+          <w:rFonts w:ascii="Times New Roman" w:hAnsi="Times New Roman"/>
+          <w:sz w:val="24"/>
+        </w:rPr>
+        <w:t xml:space="preserve"> </w:t>
+      </w:r>
+      <w:r>
+        <w:rPr>
+          <w:rFonts w:ascii="Times New Roman" w:hAnsi="Times New Roman"/>
+          <w:sz w:val="24"/>
+        </w:rPr>
+        <w:t>блага́ння</w:t>
+      </w:r>
+      <w:r>
+        <w:rPr>
+          <w:rFonts w:ascii="Times New Roman" w:hAnsi="Times New Roman"/>
+          <w:sz w:val="24"/>
+        </w:rPr>
+        <w:t xml:space="preserve">,* </w:t>
+      </w:r>
+      <w:r>
+        <w:rPr>
+          <w:rFonts w:ascii="Times New Roman" w:hAnsi="Times New Roman"/>
+          <w:sz w:val="24"/>
+        </w:rPr>
+        <w:t>моли</w:t>
+      </w:r>
+      <w:r>
+        <w:rPr>
+          <w:rFonts w:ascii="Times New Roman" w:hAnsi="Times New Roman"/>
+          <w:sz w:val="24"/>
+        </w:rPr>
+        <w:t xml:space="preserve">́, </w:t>
+      </w:r>
+      <w:r>
+        <w:rPr>
+          <w:rFonts w:ascii="Times New Roman" w:hAnsi="Times New Roman"/>
+          <w:sz w:val="24"/>
+        </w:rPr>
+        <w:t>щоб</w:t>
+      </w:r>
+      <w:r>
+        <w:rPr>
+          <w:rFonts w:ascii="Times New Roman" w:hAnsi="Times New Roman"/>
+          <w:sz w:val="24"/>
+        </w:rPr>
+        <w:t xml:space="preserve"> </w:t>
+      </w:r>
+      <w:r>
+        <w:rPr>
+          <w:rFonts w:ascii="Times New Roman" w:hAnsi="Times New Roman"/>
+          <w:sz w:val="24"/>
+        </w:rPr>
+        <w:t>усі</w:t>
+      </w:r>
+      <w:r>
+        <w:rPr>
+          <w:rFonts w:ascii="Times New Roman" w:hAnsi="Times New Roman"/>
+          <w:sz w:val="24"/>
+        </w:rPr>
+        <w:t xml:space="preserve">́ ми </w:t>
+      </w:r>
+      <w:r>
+        <w:rPr>
+          <w:rFonts w:ascii="Times New Roman" w:hAnsi="Times New Roman"/>
+          <w:sz w:val="24"/>
+        </w:rPr>
+        <w:t>спасли́ся</w:t>
+      </w:r>
+      <w:r>
+        <w:rPr>
+          <w:rFonts w:ascii="Times New Roman" w:hAnsi="Times New Roman"/>
+          <w:sz w:val="24"/>
+        </w:rPr>
+        <w:t>.</w:t>
+      </w:r>
+    </w:p>
+    <w:p>
+      <w:pPr>
+        <w:pStyle w:val="Heading2"/>
+      </w:pPr>
+      <w:r>
+        <w:t>УТРЕНЯ</w:t>
+      </w:r>
+    </w:p>
+    <w:p>
+      <w:r>
+        <w:rPr>
+          <w:highlight w:val="darkGray"/>
+        </w:rPr>
+        <w:t>//утреня/сідальні_по_першому_славословї/1</w:t>
+      </w:r>
+    </w:p>
+    <w:p>
+      <w:pPr>
+        <w:spacing w:after="120"/>
+        <w:jc w:val="both"/>
+      </w:pPr>
+      <w:r>
+        <w:rPr>
+          <w:rFonts w:ascii="Times New Roman" w:hAnsi="Times New Roman"/>
           <w:i/>
           <w:color w:val="FF0000"/>
           <w:sz w:val="24"/>
         </w:rPr>
-        <w:t>(г. 8, подібний: О, преславне чудо):</w:t>
-      </w:r>
-      <w:r>
-        <w:rPr>
-          <w:rFonts w:ascii="Times New Roman" w:hAnsi="Times New Roman"/>
-          <w:sz w:val="24"/>
-        </w:rPr>
-        <w:t xml:space="preserve"> Не придбали ми ні скрухи серця,* ані джерела сліз,* ані щирого визнання,* ні плачу, що вмиває,* ані сердечного смирення;* і митаря ми не </w:t>
-      </w:r>
-      <w:r>
-        <w:rPr>
-          <w:rFonts w:ascii="Times New Roman" w:hAnsi="Times New Roman"/>
-          <w:sz w:val="24"/>
-        </w:rPr>
-        <w:t>наслідували,* ні блудниці, ні блудного сина.* Як же ж знайдемо прощення наших численних гріхів?* Але, знаними тобі, Христе, задумами, спаси нас.</w:t>
-      </w:r>
-    </w:p>
-    <w:p>
-      <w:r>
-        <w:t>//господи_взиваю/2</w:t>
+        <w:t xml:space="preserve">(г. 8): </w:t>
+      </w:r>
+      <w:r>
+        <w:rPr>
+          <w:rFonts w:ascii="Times New Roman" w:hAnsi="Times New Roman"/>
+          <w:sz w:val="24"/>
+        </w:rPr>
+        <w:t>Ти воскрес із мертвих, Життя всіх,* тож ангел світлий жінкам сказав:* Перестаньте плакати й апостолам сповістіть воскресіння* та співайте, що воскрес Христос Господь.* Він, як Бог, зволив спасти рід людський.</w:t>
+      </w:r>
+    </w:p>
+    <w:p>
+      <w:r>
+        <w:rPr>
+          <w:highlight w:val="darkGray"/>
+        </w:rPr>
+        <w:t>//утреня/сідальні_по_першому_славословї/2</w:t>
       </w:r>
     </w:p>
     <w:p>
@@ -356,14 +734,25 @@
       <w:r>
         <w:rPr>
           <w:rFonts w:ascii="Times New Roman" w:hAnsi="Times New Roman"/>
-          <w:sz w:val="24"/>
-        </w:rPr>
-        <w:t>Далеко були ми* від усякої божественної заповіді,* зовсім не дбали про гарні чесноти* і безумно провели в лінощах все життя наше,* в блуді виконуючи всі наші* нечесні і беззаконні вчинки.* Тому, Христе, як милосердний,* з ласки помилуй* і спаси нас.</w:t>
-      </w:r>
-    </w:p>
-    <w:p>
-      <w:r>
-        <w:t>//господи_взиваю/3</w:t>
+          <w:b/>
+          <w:sz w:val="24"/>
+        </w:rPr>
+        <w:t>Слава і нині</w:t>
+      </w:r>
+      <w:r>
+        <w:rPr>
+          <w:rFonts w:ascii="Times New Roman" w:hAnsi="Times New Roman"/>
+          <w:sz w:val="24"/>
+        </w:rPr>
+        <w:t>: Оспівуймо небесні двері й кивот,* всесвяту гору й осяйну хмару,* небесну драбину, духовний рай,* спасіння Єви та великий скарб вселенної!* Бо з неї виникло світові спасіння й відпущення давніх прогріхів.* Тому й співаємо тобі:* Моли Сина твого й Бога, щоб дав прощення гріхів нам,* що поклоняємося пресвятому твоєму народженню.</w:t>
+      </w:r>
+    </w:p>
+    <w:p>
+      <w:r>
+        <w:rPr>
+          <w:highlight w:val="darkGray"/>
+        </w:rPr>
+        <w:t>//утреня/сідальні_по_другому_славословї/1</w:t>
       </w:r>
     </w:p>
     <w:p>
@@ -374,43 +763,26 @@
       <w:r>
         <w:rPr>
           <w:rFonts w:ascii="Times New Roman" w:hAnsi="Times New Roman"/>
-          <w:sz w:val="24"/>
-        </w:rPr>
-        <w:t>Як твір рук твоєї доброти, Чоловіколюбче,* у своїм гніві не карай нас,* що відпали через повний нерозум!* Ти, Чоловіколюбче,* задля нас зволив ласкаво до нас уподібнитися* з-за твого безмірного добросердя.* Тож молитвами твоєї Матері, Вседіви,* сподоби нас, Слове, як Бог,* божественного навернення.</w:t>
-      </w:r>
-    </w:p>
-    <w:p>
-      <w:pPr>
-        <w:pStyle w:val="Heading1"/>
-      </w:pPr>
-      <w:r>
-        <w:t>Глас 8 - СР</w:t>
-      </w:r>
-    </w:p>
-    <w:p>
-      <w:r>
-        <w:t>/октоїх/1/СР</w:t>
-      </w:r>
-    </w:p>
-    <w:p>
-      <w:pPr>
-        <w:pStyle w:val="Heading2"/>
-      </w:pPr>
-      <w:r>
-        <w:t>ВЕЧІРНЯ</w:t>
-      </w:r>
-    </w:p>
-    <w:p>
-      <w:pPr>
-        <w:pStyle w:val="Heading3"/>
-      </w:pPr>
-      <w:r>
-        <w:t>//господи_взиваю</w:t>
-      </w:r>
-    </w:p>
-    <w:p>
-      <w:r>
-        <w:t>//господи_взиваю/1</w:t>
+          <w:i/>
+          <w:color w:val="FF0000"/>
+          <w:sz w:val="24"/>
+        </w:rPr>
+        <w:t xml:space="preserve">(г. 8): </w:t>
+      </w:r>
+      <w:r>
+        <w:rPr>
+          <w:rFonts w:ascii="Times New Roman" w:hAnsi="Times New Roman"/>
+          <w:sz w:val="24"/>
+        </w:rPr>
+        <w:t>Люди, Спасе, твій гріб опечатали,* та ангел відвалив камінь від входу.* Жінки, бачивши воскреслого з мертвих,* і самі благовістили учням у Сіоні, що ти воскрес – Життя всіх;* впали окови смерти!* Господи, – слава тобі!</w:t>
+      </w:r>
+    </w:p>
+    <w:p>
+      <w:r>
+        <w:rPr>
+          <w:highlight w:val="darkGray"/>
+        </w:rPr>
+        <w:t>//утреня/сідальні_по_другому_славословї/2</w:t>
       </w:r>
     </w:p>
     <w:p>
@@ -421,23 +793,139 @@
       <w:r>
         <w:rPr>
           <w:rFonts w:ascii="Times New Roman" w:hAnsi="Times New Roman"/>
+          <w:b/>
+          <w:sz w:val="24"/>
+        </w:rPr>
+        <w:t>Слава і нині</w:t>
+      </w:r>
+      <w:r>
+        <w:rPr>
+          <w:rFonts w:ascii="Times New Roman" w:hAnsi="Times New Roman"/>
+          <w:sz w:val="24"/>
+        </w:rPr>
+        <w:t xml:space="preserve"> </w:t>
+      </w:r>
+      <w:r>
+        <w:rPr>
+          <w:rFonts w:ascii="Times New Roman" w:hAnsi="Times New Roman"/>
           <w:i/>
           <w:color w:val="FF0000"/>
           <w:sz w:val="24"/>
         </w:rPr>
-        <w:t xml:space="preserve">(г. 8): </w:t>
-      </w:r>
-      <w:r>
-        <w:rPr>
-          <w:rFonts w:ascii="Times New Roman" w:hAnsi="Times New Roman"/>
-          <w:sz w:val="24"/>
-        </w:rPr>
-        <w:t>До хреста ти, Христе, дав себе прибити.* Наскрізь пробили твої руки й ноги,* бік же твій святий прокололи,* виточуючи мені, Преблагий, краплі божественного спасіння – кров і воду,* щоб мій бруд і проказу обмити.* Слава твоїй, Всещедрий, доброті!</w:t>
-      </w:r>
-    </w:p>
-    <w:p>
-      <w:r>
-        <w:t>//господи_взиваю/2</w:t>
+        <w:t>(співається стоячи):</w:t>
+      </w:r>
+      <w:r>
+        <w:rPr>
+          <w:rFonts w:ascii="Times New Roman" w:hAnsi="Times New Roman"/>
+          <w:sz w:val="24"/>
+        </w:rPr>
+        <w:t xml:space="preserve"> Тобою, Благодатна, радіє все творіння:* ангельський хор і людський рід.* Святий храме і раю духовний, похвало дів!* З тебе Бог воплотився і став хлоп'ятком – предвічний Бог наш.* Твоє бо лоно він учинив своїм престолом, просторішим від небес.* </w:t>
+      </w:r>
+      <w:r>
+        <w:rPr>
+          <w:rFonts w:ascii="Times New Roman" w:hAnsi="Times New Roman"/>
+          <w:sz w:val="24"/>
+        </w:rPr>
+        <w:t>Тобою</w:t>
+      </w:r>
+      <w:r>
+        <w:rPr>
+          <w:rFonts w:ascii="Times New Roman" w:hAnsi="Times New Roman"/>
+          <w:sz w:val="24"/>
+        </w:rPr>
+        <w:t xml:space="preserve">, </w:t>
+      </w:r>
+      <w:r>
+        <w:rPr>
+          <w:rFonts w:ascii="Times New Roman" w:hAnsi="Times New Roman"/>
+          <w:sz w:val="24"/>
+        </w:rPr>
+        <w:t>Благодатна</w:t>
+      </w:r>
+      <w:r>
+        <w:rPr>
+          <w:rFonts w:ascii="Times New Roman" w:hAnsi="Times New Roman"/>
+          <w:sz w:val="24"/>
+        </w:rPr>
+        <w:t xml:space="preserve">, </w:t>
+      </w:r>
+      <w:r>
+        <w:rPr>
+          <w:rFonts w:ascii="Times New Roman" w:hAnsi="Times New Roman"/>
+          <w:sz w:val="24"/>
+        </w:rPr>
+        <w:t>радіє</w:t>
+      </w:r>
+      <w:r>
+        <w:rPr>
+          <w:rFonts w:ascii="Times New Roman" w:hAnsi="Times New Roman"/>
+          <w:sz w:val="24"/>
+        </w:rPr>
+        <w:t xml:space="preserve"> </w:t>
+      </w:r>
+      <w:r>
+        <w:rPr>
+          <w:rFonts w:ascii="Times New Roman" w:hAnsi="Times New Roman"/>
+          <w:sz w:val="24"/>
+        </w:rPr>
+        <w:t>все</w:t>
+      </w:r>
+      <w:r>
+        <w:rPr>
+          <w:rFonts w:ascii="Times New Roman" w:hAnsi="Times New Roman"/>
+          <w:sz w:val="24"/>
+        </w:rPr>
+        <w:t xml:space="preserve"> </w:t>
+      </w:r>
+      <w:r>
+        <w:rPr>
+          <w:rFonts w:ascii="Times New Roman" w:hAnsi="Times New Roman"/>
+          <w:sz w:val="24"/>
+        </w:rPr>
+        <w:t>творіння</w:t>
+      </w:r>
+      <w:r>
+        <w:rPr>
+          <w:rFonts w:ascii="Times New Roman" w:hAnsi="Times New Roman"/>
+          <w:sz w:val="24"/>
+        </w:rPr>
+        <w:t xml:space="preserve">, </w:t>
+      </w:r>
+      <w:r>
+        <w:rPr>
+          <w:rFonts w:ascii="Times New Roman" w:hAnsi="Times New Roman"/>
+          <w:sz w:val="24"/>
+        </w:rPr>
+        <w:t>слава</w:t>
+      </w:r>
+      <w:r>
+        <w:rPr>
+          <w:rFonts w:ascii="Times New Roman" w:hAnsi="Times New Roman"/>
+          <w:sz w:val="24"/>
+        </w:rPr>
+        <w:t xml:space="preserve"> </w:t>
+      </w:r>
+      <w:r>
+        <w:rPr>
+          <w:rFonts w:ascii="Times New Roman" w:hAnsi="Times New Roman"/>
+          <w:sz w:val="24"/>
+        </w:rPr>
+        <w:t>Тобі</w:t>
+      </w:r>
+      <w:r>
+        <w:rPr>
+          <w:rFonts w:ascii="Times New Roman" w:hAnsi="Times New Roman"/>
+          <w:sz w:val="24"/>
+        </w:rPr>
+        <w:t>!</w:t>
+      </w:r>
+    </w:p>
+    <w:p>
+      <w:r>
+        <w:rPr>
+          <w:highlight w:val="darkGray"/>
+        </w:rPr>
+        <w:t>//утреня/хвалитні/стихири/1</w:t>
       </w:r>
     </w:p>
     <w:p>
@@ -448,21 +936,26 @@
       <w:r>
         <w:rPr>
           <w:rFonts w:ascii="Times New Roman" w:hAnsi="Times New Roman"/>
-          <w:sz w:val="24"/>
-        </w:rPr>
-        <w:t>Страждання витерпів ти, Владико,* щоб звільнити від страждань усіх,* що поклоняються твоїм стражданням і добровільній жертві;* списові, цвяхам і трост</w:t>
-      </w:r>
-      <w:r>
-        <w:rPr>
-          <w:rFonts w:ascii="Times New Roman" w:hAnsi="Times New Roman"/>
-          <w:sz w:val="24"/>
-        </w:rPr>
-        <w:t>ині,* що їх ти, добровільно й довготерпеливо витерпів,* щоб і мені, Господи, заради твоїх страждань,* виєднати вільність від страждань.</w:t>
-      </w:r>
-    </w:p>
-    <w:p>
-      <w:r>
-        <w:t>//господи_взиваю/3</w:t>
+          <w:i/>
+          <w:color w:val="FF0000"/>
+          <w:sz w:val="24"/>
+        </w:rPr>
+        <w:t xml:space="preserve">(г. 8): </w:t>
+      </w:r>
+      <w:r>
+        <w:rPr>
+          <w:rFonts w:ascii="Times New Roman" w:hAnsi="Times New Roman"/>
+          <w:sz w:val="24"/>
+        </w:rPr>
+        <w:t>Хоч і став ти, Господи, на суді Пилата,* то не покинув ти престолу, сидячи разом з Отцем;* але, воскреснувши з мертвих, ти визволив світ з недолі ворожої,* як щедрий і юдинолюбний.</w:t>
+      </w:r>
+    </w:p>
+    <w:p>
+      <w:r>
+        <w:rPr>
+          <w:highlight w:val="darkGray"/>
+        </w:rPr>
+        <w:t>//утреня/хвалитні/стихири/2</w:t>
       </w:r>
     </w:p>
     <w:p>
@@ -475,41 +968,15 @@
           <w:rFonts w:ascii="Times New Roman" w:hAnsi="Times New Roman"/>
           <w:sz w:val="24"/>
         </w:rPr>
-        <w:t>Агниця безплямна,* бачивши Агнця, добровільно піднесеного на дерево,* ридаючи, жалібно кликала:* Горе мені, найлюбіший Сину!* Що тобі заподіяло безбожне зборище,* бажаючи мене осиротити, Найлюбіший?</w:t>
-      </w:r>
-    </w:p>
-    <w:p>
-      <w:pPr>
-        <w:pStyle w:val="Heading1"/>
-      </w:pPr>
-      <w:r>
-        <w:t>Глас 8 - ЧТ</w:t>
-      </w:r>
-    </w:p>
-    <w:p>
-      <w:r>
-        <w:t>/октоїх/1/ЧТ</w:t>
-      </w:r>
-    </w:p>
-    <w:p>
-      <w:pPr>
-        <w:pStyle w:val="Heading2"/>
-      </w:pPr>
-      <w:r>
-        <w:t>ВЕЧІРНЯ</w:t>
-      </w:r>
-    </w:p>
-    <w:p>
-      <w:pPr>
-        <w:pStyle w:val="Heading3"/>
-      </w:pPr>
-      <w:r>
-        <w:t>//господи_взиваю</w:t>
-      </w:r>
-    </w:p>
-    <w:p>
-      <w:r>
-        <w:t>//господи_взиваю/1</w:t>
+        <w:t>Господи, ти хрест твій дав нам як зброю на диявола,* який тремтить і трясеться,* не в спромозі і глянути на Його силу,* бо хрест мертвих підніс і смерть подолав.* Тому й поклоняємось твоєму погребенню і воскресінню.</w:t>
+      </w:r>
+    </w:p>
+    <w:p>
+      <w:r>
+        <w:rPr>
+          <w:highlight w:val="darkGray"/>
+        </w:rPr>
+        <w:t>//утреня/хвалитні/стихири/3</w:t>
       </w:r>
     </w:p>
     <w:p>
@@ -520,23 +987,146 @@
       <w:r>
         <w:rPr>
           <w:rFonts w:ascii="Times New Roman" w:hAnsi="Times New Roman"/>
+          <w:sz w:val="24"/>
+        </w:rPr>
+        <w:t>Господи, хоч юдеї тебе, немов мертвого, в гробі поклали,* то вояки як царя заснулого сторожили;* і хоч, як скарб життя, тебе печатями опечатали,* але ти воскрес і дав нетління душам нашим.</w:t>
+      </w:r>
+    </w:p>
+    <w:p>
+      <w:r>
+        <w:rPr>
+          <w:highlight w:val="darkGray"/>
+        </w:rPr>
+        <w:t>//утреня/хвалитні/стихири/4</w:t>
+      </w:r>
+    </w:p>
+    <w:p>
+      <w:pPr>
+        <w:spacing w:after="120"/>
+        <w:jc w:val="both"/>
+      </w:pPr>
+      <w:r>
+        <w:rPr>
+          <w:rFonts w:ascii="Times New Roman" w:hAnsi="Times New Roman"/>
+          <w:sz w:val="24"/>
+        </w:rPr>
+        <w:t>Ангел твій, Господи,* що благовістив воскресіння, настрахав сторожу,* але до жінок промовив, кажучи:* Чого шукаєте живого між померлими?* Він воскрес, як Бог, і дав життя вселенній.</w:t>
+      </w:r>
+    </w:p>
+    <w:p>
+      <w:r>
+        <w:rPr>
+          <w:highlight w:val="darkGray"/>
+        </w:rPr>
+        <w:t>//утреня/хвалитні/стихири/5</w:t>
+      </w:r>
+    </w:p>
+    <w:p>
+      <w:pPr>
+        <w:spacing w:after="120"/>
+        <w:jc w:val="both"/>
+      </w:pPr>
+      <w:r>
+        <w:rPr>
+          <w:rFonts w:ascii="Times New Roman" w:hAnsi="Times New Roman"/>
+          <w:sz w:val="24"/>
+        </w:rPr>
+        <w:t>Ти, Христе Боже, вільний від страждань по Божеству,* постраждав хрестом і прийняв триденне погребення,* щоб визволити нас від ворожої неволі,* та й, вчинивши нас безсмертними,* оживити твоїм воскресінням, Чоловіколюбче.</w:t>
+      </w:r>
+    </w:p>
+    <w:p>
+      <w:r>
+        <w:rPr>
+          <w:highlight w:val="darkGray"/>
+        </w:rPr>
+        <w:t>//утреня/хвалитні/стихири/6</w:t>
+      </w:r>
+    </w:p>
+    <w:p>
+      <w:pPr>
+        <w:spacing w:after="120"/>
+        <w:jc w:val="both"/>
+      </w:pPr>
+      <w:r>
+        <w:rPr>
+          <w:rFonts w:ascii="Times New Roman" w:hAnsi="Times New Roman"/>
+          <w:sz w:val="24"/>
+        </w:rPr>
+        <w:t>Поклоняюся, славлю й оспівую, Христе,* твоє воскресіння з гробу,* яким ти визволив мене з тяжких кайданів аду* і дав світові, як Бог,* вічне життя і велику милість.</w:t>
+      </w:r>
+    </w:p>
+    <w:p>
+      <w:r>
+        <w:rPr>
+          <w:highlight w:val="darkGray"/>
+        </w:rPr>
+        <w:t>//утреня/хвалитні/стихири/7</w:t>
+      </w:r>
+    </w:p>
+    <w:p>
+      <w:pPr>
+        <w:spacing w:after="120"/>
+        <w:jc w:val="both"/>
+      </w:pPr>
+      <w:r>
+        <w:rPr>
+          <w:rFonts w:ascii="Times New Roman" w:hAnsi="Times New Roman"/>
+          <w:sz w:val="24"/>
+        </w:rPr>
+        <w:t>Беззаконні, які стерегли твій гріб, що життя прийняв,* запечатали його й поставили сторожу.* Але ти, як безсмертний і всесильний Бог,* воскрес на третій день.</w:t>
+      </w:r>
+    </w:p>
+    <w:p>
+      <w:r>
+        <w:rPr>
+          <w:highlight w:val="darkGray"/>
+        </w:rPr>
+        <w:t>//утреня/хвалитні/стихири/8</w:t>
+      </w:r>
+    </w:p>
+    <w:p>
+      <w:pPr>
+        <w:spacing w:after="120"/>
+        <w:jc w:val="both"/>
+      </w:pPr>
+      <w:r>
+        <w:rPr>
+          <w:rFonts w:ascii="Times New Roman" w:hAnsi="Times New Roman"/>
+          <w:sz w:val="24"/>
+        </w:rPr>
+        <w:t>Коли ти, Господи, дійшов до адських брам та знищив їх,* тюремник закричав, промовивши:* Хто це такий, що не осуджується на ув'язнення в безоднях землі,* але, немов намет, знищив смертну в'язницю?* Я прийняв його, як мерця, але тремчу, як перед Богом.* Всесильний Спасе, помилуй нас!</w:t>
+      </w:r>
+    </w:p>
+    <w:p>
+      <w:r>
+        <w:rPr>
+          <w:highlight w:val="darkGray"/>
+        </w:rPr>
+        <w:t>//утреня/хвалитні/стихири/9</w:t>
+      </w:r>
+    </w:p>
+    <w:p>
+      <w:pPr>
+        <w:spacing w:after="120"/>
+        <w:jc w:val="center"/>
+      </w:pPr>
+      <w:r>
+        <w:rPr>
+          <w:rFonts w:ascii="Times New Roman" w:hAnsi="Times New Roman"/>
+          <w:b/>
           <w:i/>
           <w:color w:val="FF0000"/>
           <w:sz w:val="24"/>
         </w:rPr>
-        <w:t xml:space="preserve">(г. 8): </w:t>
-      </w:r>
-      <w:r>
-        <w:rPr>
-          <w:rFonts w:ascii="Times New Roman" w:hAnsi="Times New Roman"/>
-          <w:sz w:val="24"/>
-        </w:rPr>
-        <w:t>Сяйвом Утішителя просвітив ти, Господи, твоїх апостолів,* і завдяки духовному просвіченню твоєї мудрости, поставив їх, Владико,* світильниками на утвердження у вірі.* Тому й поклоняємося несказанному твоєму чоловіколюб'ю.</w:t>
-      </w:r>
-    </w:p>
-    <w:p>
-      <w:r>
-        <w:t>//господи_взиваю/2</w:t>
+        <w:t>Стихира євангельська</w:t>
+      </w:r>
+    </w:p>
+    <w:p>
+      <w:r>
+        <w:rPr>
+          <w:highlight w:val="darkGray"/>
+        </w:rPr>
+        <w:t>//утреня/хвалитні/стихири/10</w:t>
       </w:r>
     </w:p>
     <w:p>
@@ -547,21 +1137,34 @@
       <w:r>
         <w:rPr>
           <w:rFonts w:ascii="Times New Roman" w:hAnsi="Times New Roman"/>
-          <w:sz w:val="24"/>
-        </w:rPr>
-        <w:t>Молитвами апостолів, Господи, ти огородив це своє стадо,* зберігаючи непошкодженим від спокус ворожих,* бо його ти, як щедрий і чоловіколюбець,* викупив своєю дорогоцінною кр</w:t>
-      </w:r>
-      <w:r>
-        <w:rPr>
-          <w:rFonts w:ascii="Times New Roman" w:hAnsi="Times New Roman"/>
-          <w:sz w:val="24"/>
-        </w:rPr>
-        <w:t>ов'ю з неволі диявола.</w:t>
-      </w:r>
-    </w:p>
-    <w:p>
-      <w:r>
-        <w:t>//господи_взиваю/3</w:t>
+          <w:b/>
+          <w:sz w:val="24"/>
+        </w:rPr>
+        <w:t>Слава</w:t>
+      </w:r>
+      <w:r>
+        <w:rPr>
+          <w:rFonts w:ascii="Times New Roman" w:hAnsi="Times New Roman"/>
+          <w:sz w:val="24"/>
+        </w:rPr>
+        <w:t xml:space="preserve"> </w:t>
+      </w:r>
+      <w:r>
+        <w:rPr>
+          <w:rFonts w:ascii="Times New Roman" w:hAnsi="Times New Roman"/>
+          <w:i/>
+          <w:color w:val="FF0000"/>
+          <w:sz w:val="24"/>
+        </w:rPr>
+        <w:t xml:space="preserve">(г. ): </w:t>
+      </w:r>
+    </w:p>
+    <w:p>
+      <w:r>
+        <w:rPr>
+          <w:highlight w:val="darkGray"/>
+        </w:rPr>
+        <w:t>//утреня/хвалитні/стихири/11</w:t>
       </w:r>
     </w:p>
     <w:p>
@@ -572,9 +1175,41 @@
       <w:r>
         <w:rPr>
           <w:rFonts w:ascii="Times New Roman" w:hAnsi="Times New Roman"/>
-          <w:sz w:val="24"/>
-        </w:rPr>
-        <w:t>На основі Христовій ви являєтеся дорогоцінними каменями Церкви,* опромінюючи вселенну світлим сяйвом ясного богопізнання,* апостоли божественні, що стоїте при престолі Тройці* і молитесь за душі наші.</w:t>
+          <w:b/>
+          <w:sz w:val="24"/>
+        </w:rPr>
+        <w:t>І нині</w:t>
+      </w:r>
+      <w:r>
+        <w:rPr>
+          <w:rFonts w:ascii="Times New Roman" w:hAnsi="Times New Roman"/>
+          <w:sz w:val="24"/>
+        </w:rPr>
+        <w:t xml:space="preserve">: </w:t>
+      </w:r>
+      <w:r>
+        <w:rPr>
+          <w:rFonts w:ascii="Times New Roman" w:hAnsi="Times New Roman"/>
+          <w:i/>
+          <w:color w:val="FF0000"/>
+          <w:sz w:val="24"/>
+        </w:rPr>
+        <w:t>(г. 2):</w:t>
+      </w:r>
+      <w:r>
+        <w:rPr>
+          <w:rFonts w:ascii="Times New Roman" w:hAnsi="Times New Roman"/>
+          <w:color w:val="FF0000"/>
+          <w:sz w:val="24"/>
+        </w:rPr>
+        <w:t xml:space="preserve"> </w:t>
+      </w:r>
+      <w:r>
+        <w:rPr>
+          <w:rFonts w:ascii="Times New Roman" w:hAnsi="Times New Roman"/>
+          <w:sz w:val="24"/>
+        </w:rPr>
+        <w:t>Преблагословенна ти, Богородице Діво,* бо Воплочений з тебе полонив ад,* покликав Адама, усунув прокляття,* визволив Єву, переміг смерть, і ми ожили.* Тому, співаючи, кличемо:* Благословенний Христос Бог наш,* що на це зволив, – слава тобі.</w:t>
       </w:r>
     </w:p>
     <w:p>
@@ -582,12 +1217,15 @@
         <w:pStyle w:val="Heading1"/>
       </w:pPr>
       <w:r>
-        <w:t>Глас 8 - ПТ</w:t>
-      </w:r>
-    </w:p>
-    <w:p>
-      <w:r>
-        <w:t>/октоїх/1/ПТ</w:t>
+        <w:t>Глас 8 - ПН</w:t>
+      </w:r>
+    </w:p>
+    <w:p>
+      <w:r>
+        <w:rPr>
+          <w:highlight w:val="darkGray"/>
+        </w:rPr>
+        <w:t>/октоїх/8/ПН</w:t>
       </w:r>
     </w:p>
     <w:p>
@@ -603,12 +1241,18 @@
         <w:pStyle w:val="Heading3"/>
       </w:pPr>
       <w:r>
-        <w:t>//господи_взиваю</w:t>
-      </w:r>
-    </w:p>
-    <w:p>
-      <w:r>
-        <w:t>//господи_взиваю/1</w:t>
+        <w:rPr>
+          <w:highlight w:val="darkGray"/>
+        </w:rPr>
+        <w:t>//вечірня/господи_взиваю</w:t>
+      </w:r>
+    </w:p>
+    <w:p>
+      <w:r>
+        <w:rPr>
+          <w:highlight w:val="darkGray"/>
+        </w:rPr>
+        <w:t>//вечірня/господи_взиваю/стихири/1</w:t>
       </w:r>
     </w:p>
     <w:p>
@@ -623,19 +1267,29 @@
           <w:color w:val="FF0000"/>
           <w:sz w:val="24"/>
         </w:rPr>
-        <w:t>(г. 8, самоподібний):</w:t>
-      </w:r>
-      <w:r>
-        <w:rPr>
-          <w:rFonts w:ascii="Times New Roman" w:hAnsi="Times New Roman"/>
-          <w:sz w:val="24"/>
-        </w:rPr>
-        <w:t xml:space="preserve"> О, преславне чудо!* Як життєдайний сад,* хрест пресвятий* являється нині піднесений на висоту.* Славословлять його всі кінці землі,* страхаються демонські полки.* О, який дар дано землянам!* Ним, Христе, спаси душі наші,* як єдиний добросердий.</w:t>
-      </w:r>
-    </w:p>
-    <w:p>
-      <w:r>
-        <w:t>//господи_взиваю/2</w:t>
+        <w:t xml:space="preserve">(г. 8): </w:t>
+      </w:r>
+      <w:r>
+        <w:rPr>
+          <w:rFonts w:ascii="Times New Roman" w:hAnsi="Times New Roman"/>
+          <w:sz w:val="24"/>
+        </w:rPr>
+        <w:t>Господи, що прийшов у світ покликати грішників і розбійника,* і митаря і блудницю, і прийняти блудного.* Приклич чоловіко</w:t>
+      </w:r>
+      <w:r>
+        <w:rPr>
+          <w:rFonts w:ascii="Times New Roman" w:hAnsi="Times New Roman"/>
+          <w:sz w:val="24"/>
+        </w:rPr>
+        <w:t>любно, Христе мій, і нас грішних,* що більше усіх нагрішили перед тобою* і досі ще не розкаялися.</w:t>
+      </w:r>
+    </w:p>
+    <w:p>
+      <w:r>
+        <w:rPr>
+          <w:highlight w:val="darkGray"/>
+        </w:rPr>
+        <w:t>//вечірня/господи_взиваю/стихири/2</w:t>
       </w:r>
     </w:p>
     <w:p>
@@ -648,19 +1302,22 @@
           <w:rFonts w:ascii="Times New Roman" w:hAnsi="Times New Roman"/>
           <w:sz w:val="24"/>
         </w:rPr>
-        <w:t>О, преславне чудо!* Немов гроно, сповнене життям,* бачимо, як нині понад землею підноситься хрест* і несе на собі Всевишнього.* Він привів усіх нас до</w:t>
-      </w:r>
-      <w:r>
-        <w:rPr>
-          <w:rFonts w:ascii="Times New Roman" w:hAnsi="Times New Roman"/>
-          <w:sz w:val="24"/>
-        </w:rPr>
-        <w:t xml:space="preserve"> Бога* і знищив остаточно смерть.* О, дерево пречесне!* Через тебе, прославляючи Христа,* дістали ми в раї овоч безсмертя.</w:t>
-      </w:r>
-    </w:p>
-    <w:p>
-      <w:r>
-        <w:t>//господи_взиваю/3</w:t>
+        <w:t>Ти, Господи, що з-поміж мит</w:t>
+      </w:r>
+      <w:r>
+        <w:rPr>
+          <w:rFonts w:ascii="Times New Roman" w:hAnsi="Times New Roman"/>
+          <w:sz w:val="24"/>
+        </w:rPr>
+        <w:t>арів поставив пастирів своїй Церкві,* з колишнього ж гонителя вчинив їй нині заступника,* вчини їхніми молитвами й нас своїми овечками, Спасе,* щоб не стали ми непотребами – для ворога наживою.</w:t>
+      </w:r>
+    </w:p>
+    <w:p>
+      <w:r>
+        <w:rPr>
+          <w:highlight w:val="darkGray"/>
+        </w:rPr>
+        <w:t>//вечірня/господи_взиваю/стихири/3</w:t>
       </w:r>
     </w:p>
     <w:p>
@@ -673,6 +1330,2599 @@
           <w:rFonts w:ascii="Times New Roman" w:hAnsi="Times New Roman"/>
           <w:sz w:val="24"/>
         </w:rPr>
+        <w:t>Плач, окаянна душе, перед своєю смертю* і прихились до Бога,* кажучи йому, нещасна, сердечно зітхаючи:* Згрішила я проти тебе, Христе,* не гидуй мною, благаю, але, навернувши мене,* як милосердний, сподоби прощення.</w:t>
+      </w:r>
+    </w:p>
+    <w:p>
+      <w:r>
+        <w:rPr>
+          <w:highlight w:val="darkGray"/>
+        </w:rPr>
+        <w:t>//вечірня/стиховня/стихири/1</w:t>
+      </w:r>
+    </w:p>
+    <w:p>
+      <w:pPr>
+        <w:spacing w:after="120"/>
+        <w:jc w:val="both"/>
+      </w:pPr>
+      <w:r>
+        <w:rPr>
+          <w:rFonts w:ascii="Times New Roman" w:hAnsi="Times New Roman"/>
+          <w:i/>
+          <w:color w:val="FF0000"/>
+          <w:sz w:val="24"/>
+        </w:rPr>
+        <w:t xml:space="preserve">(г. 8): </w:t>
+      </w:r>
+      <w:r>
+        <w:rPr>
+          <w:rFonts w:ascii="Times New Roman" w:hAnsi="Times New Roman"/>
+          <w:sz w:val="24"/>
+        </w:rPr>
+        <w:t>Тебе, Царя і Владику,* ангели безустанно оспівують,* а я приходжу до тебе, як ми</w:t>
+      </w:r>
+      <w:r>
+        <w:rPr>
+          <w:rFonts w:ascii="Times New Roman" w:hAnsi="Times New Roman"/>
+          <w:sz w:val="24"/>
+        </w:rPr>
+        <w:t>тар, і кличу:* Боже, очисти і помилуй мене!</w:t>
+      </w:r>
+    </w:p>
+    <w:p>
+      <w:r>
+        <w:rPr>
+          <w:highlight w:val="darkGray"/>
+        </w:rPr>
+        <w:t>//вечірня/стиховня/стихири/2</w:t>
+      </w:r>
+    </w:p>
+    <w:p>
+      <w:pPr>
+        <w:spacing w:after="120"/>
+        <w:jc w:val="both"/>
+      </w:pPr>
+      <w:r>
+        <w:rPr>
+          <w:rFonts w:ascii="Times New Roman" w:hAnsi="Times New Roman"/>
+          <w:sz w:val="24"/>
+        </w:rPr>
+        <w:t>Бувши безсмертною, душе моя,* не потопай у хвилях житейських,* але встань і клич до свого Доброчинця:* Боже, очисти і спаси мене!</w:t>
+      </w:r>
+    </w:p>
+    <w:p>
+      <w:r>
+        <w:rPr>
+          <w:highlight w:val="darkGray"/>
+        </w:rPr>
+        <w:t>//вечірня/стиховня/стихири/3</w:t>
+      </w:r>
+    </w:p>
+    <w:p>
+      <w:pPr>
+        <w:spacing w:after="120"/>
+        <w:jc w:val="both"/>
+      </w:pPr>
+      <w:r>
+        <w:rPr>
+          <w:rFonts w:ascii="Times New Roman" w:hAnsi="Times New Roman"/>
+          <w:sz w:val="24"/>
+        </w:rPr>
+        <w:t>Господні мученики! Ви кожне місце освячуєте* і всяку недугу зліковуєте;* благаємо вас: Моліться нині,* щоб визволитись душам нашим із сітей ворожих.</w:t>
+      </w:r>
+    </w:p>
+    <w:p>
+      <w:r>
+        <w:rPr>
+          <w:highlight w:val="darkGray"/>
+        </w:rPr>
+        <w:t>//вечірня/стиховня/стихири/4</w:t>
+      </w:r>
+    </w:p>
+    <w:p>
+      <w:pPr>
+        <w:spacing w:after="120"/>
+        <w:jc w:val="both"/>
+      </w:pPr>
+      <w:r>
+        <w:rPr>
+          <w:rFonts w:ascii="Times New Roman" w:hAnsi="Times New Roman"/>
+          <w:b/>
+          <w:sz w:val="24"/>
+        </w:rPr>
+        <w:t>Слава і нині</w:t>
+      </w:r>
+      <w:r>
+        <w:rPr>
+          <w:rFonts w:ascii="Times New Roman" w:hAnsi="Times New Roman"/>
+          <w:sz w:val="24"/>
+        </w:rPr>
+        <w:t xml:space="preserve"> </w:t>
+      </w:r>
+      <w:r>
+        <w:rPr>
+          <w:rFonts w:ascii="Times New Roman" w:hAnsi="Times New Roman"/>
+          <w:i/>
+          <w:color w:val="FF0000"/>
+          <w:sz w:val="24"/>
+        </w:rPr>
+        <w:t>(подібний: О, преславне чудо):</w:t>
+      </w:r>
+      <w:r>
+        <w:rPr>
+          <w:rFonts w:ascii="Times New Roman" w:hAnsi="Times New Roman"/>
+          <w:sz w:val="24"/>
+        </w:rPr>
+        <w:t xml:space="preserve"> Радуйся, палато одухотворена,* голубко д</w:t>
+      </w:r>
+      <w:r>
+        <w:rPr>
+          <w:rFonts w:ascii="Times New Roman" w:hAnsi="Times New Roman"/>
+          <w:sz w:val="24"/>
+        </w:rPr>
+        <w:t>уховна!* Радуйся, твого Творця городе!* Радуйся, захисте й охороно вірних,* заступнице тих, що тебе люблять,* спасіння й визволення!* Радуйся, помосте,* що переводиш всіх до неба!* Радуйся, найбільш духовна свята Владичице!</w:t>
+      </w:r>
+    </w:p>
+    <w:p>
+      <w:pPr>
+        <w:pStyle w:val="Heading2"/>
+      </w:pPr>
+      <w:r>
+        <w:t>УТРЕНЯ</w:t>
+      </w:r>
+    </w:p>
+    <w:p>
+      <w:r>
+        <w:rPr>
+          <w:highlight w:val="darkGray"/>
+        </w:rPr>
+        <w:t>//утреня/сідальні_по_першому_славословї/1</w:t>
+      </w:r>
+    </w:p>
+    <w:p>
+      <w:pPr>
+        <w:spacing w:after="120"/>
+        <w:jc w:val="both"/>
+      </w:pPr>
+      <w:r>
+        <w:rPr>
+          <w:rFonts w:ascii="Times New Roman" w:hAnsi="Times New Roman"/>
+          <w:i/>
+          <w:color w:val="FF0000"/>
+          <w:sz w:val="24"/>
+        </w:rPr>
+        <w:t xml:space="preserve">(г. 8): </w:t>
+      </w:r>
+      <w:r>
+        <w:rPr>
+          <w:rFonts w:ascii="Times New Roman" w:hAnsi="Times New Roman"/>
+          <w:sz w:val="24"/>
+        </w:rPr>
+        <w:t>Оком добросердим, Господи, глянь на моє смирення,* бо незабаром життя моє скінчиться,* а від діл моїх нема мені спасіння.* Тому молюся: Поглянь, Господи,* милосердним оком на моє смирення і спаси мене.</w:t>
+      </w:r>
+    </w:p>
+    <w:p>
+      <w:r>
+        <w:rPr>
+          <w:highlight w:val="darkGray"/>
+        </w:rPr>
+        <w:t>//утреня/сідальні_по_першому_славословї/2</w:t>
+      </w:r>
+    </w:p>
+    <w:p>
+      <w:pPr>
+        <w:spacing w:after="120"/>
+        <w:jc w:val="both"/>
+      </w:pPr>
+      <w:r>
+        <w:rPr>
+          <w:rFonts w:ascii="Times New Roman" w:hAnsi="Times New Roman"/>
+          <w:b/>
+          <w:sz w:val="24"/>
+        </w:rPr>
+        <w:t>Слава і нині</w:t>
+      </w:r>
+      <w:r>
+        <w:rPr>
+          <w:rFonts w:ascii="Times New Roman" w:hAnsi="Times New Roman"/>
+          <w:sz w:val="24"/>
+        </w:rPr>
+        <w:t xml:space="preserve">: Зрозумівши таємне </w:t>
+      </w:r>
+      <w:r>
+        <w:rPr>
+          <w:rFonts w:ascii="Times New Roman" w:hAnsi="Times New Roman"/>
+          <w:sz w:val="24"/>
+        </w:rPr>
+        <w:t xml:space="preserve">повеління,* квапливо став Безтілесний під покрівлею Йосифа,* мовивши тій, що не знала мужа:* Хто, зійшовши, прихилив </w:t>
+      </w:r>
+      <w:r>
+        <w:rPr>
+          <w:rFonts w:ascii="Times New Roman" w:hAnsi="Times New Roman"/>
+          <w:sz w:val="24"/>
+        </w:rPr>
+        <w:t>небеса,* той увесь незмінно вміщається у тобі.* Бачивши, як він у твоїм лоні прийняв вигляд раба,* з острахом взиваю до тебе:* Радуйся, нев</w:t>
+      </w:r>
+      <w:r>
+        <w:rPr>
+          <w:rFonts w:ascii="Times New Roman" w:hAnsi="Times New Roman"/>
+          <w:sz w:val="24"/>
+        </w:rPr>
+        <w:t>істо, – Діво чиста.</w:t>
+      </w:r>
+    </w:p>
+    <w:p>
+      <w:r>
+        <w:rPr>
+          <w:highlight w:val="darkGray"/>
+        </w:rPr>
+        <w:t>//утреня/сідальні_по_другому_славословї/1</w:t>
+      </w:r>
+    </w:p>
+    <w:p>
+      <w:pPr>
+        <w:spacing w:after="120"/>
+        <w:jc w:val="both"/>
+      </w:pPr>
+      <w:r>
+        <w:rPr>
+          <w:rFonts w:ascii="Times New Roman" w:hAnsi="Times New Roman"/>
+          <w:i/>
+          <w:color w:val="FF0000"/>
+          <w:sz w:val="24"/>
+        </w:rPr>
+        <w:t xml:space="preserve">(г. 8): </w:t>
+      </w:r>
+      <w:r>
+        <w:rPr>
+          <w:rFonts w:ascii="Times New Roman" w:hAnsi="Times New Roman"/>
+          <w:sz w:val="24"/>
+        </w:rPr>
+        <w:t>Про день отой стр</w:t>
+      </w:r>
+      <w:r>
+        <w:rPr>
+          <w:rFonts w:ascii="Times New Roman" w:hAnsi="Times New Roman"/>
+          <w:sz w:val="24"/>
+        </w:rPr>
+        <w:t>ашний роздумуючи, не спи, душе моя,* і твій світильник запали, олією підсилюючи світло;* бо не знаєш, коли прийде до тебе голос, що промовить: «Ось жених!»* Гляди тоді, душе моя, не задрімай,* щоб поза дверми ти не зосталась,* і не стукала як п'ять дів,* а</w:t>
+      </w:r>
+      <w:r>
+        <w:rPr>
+          <w:rFonts w:ascii="Times New Roman" w:hAnsi="Times New Roman"/>
+          <w:sz w:val="24"/>
+        </w:rPr>
+        <w:t>ле пильно чекай, щоб із добірною олією зустріти Христа,* який дасть тобі божественну світлицю своєї слави.</w:t>
+      </w:r>
+    </w:p>
+    <w:p>
+      <w:r>
+        <w:rPr>
+          <w:highlight w:val="darkGray"/>
+        </w:rPr>
+        <w:t>//утреня/сідальні_по_другому_славословї/2</w:t>
+      </w:r>
+    </w:p>
+    <w:p>
+      <w:pPr>
+        <w:spacing w:after="120"/>
+        <w:jc w:val="both"/>
+      </w:pPr>
+      <w:r>
+        <w:rPr>
+          <w:rFonts w:ascii="Times New Roman" w:hAnsi="Times New Roman"/>
+          <w:b/>
+          <w:sz w:val="24"/>
+        </w:rPr>
+        <w:t>Слава і нині</w:t>
+      </w:r>
+      <w:r>
+        <w:rPr>
+          <w:rFonts w:ascii="Times New Roman" w:hAnsi="Times New Roman"/>
+          <w:sz w:val="24"/>
+        </w:rPr>
+        <w:t>: Владика і Творець усього прийняв з пречистого твого лона тіло* і вчинив тебе заступницею для людей, Всенепорочна.* Тому всі до тебе, Вл</w:t>
+      </w:r>
+      <w:r>
+        <w:rPr>
+          <w:rFonts w:ascii="Times New Roman" w:hAnsi="Times New Roman"/>
+          <w:sz w:val="24"/>
+        </w:rPr>
+        <w:t xml:space="preserve">адичице, </w:t>
+      </w:r>
+      <w:r>
+        <w:rPr>
+          <w:rFonts w:ascii="Times New Roman" w:hAnsi="Times New Roman"/>
+          <w:sz w:val="24"/>
+        </w:rPr>
+        <w:t>прибігаємо,* прохаючи очищення гріхів.* Захорони нас, благаємо, від вічної муки і всякої там кари,* щоб ми з вірою кликали до тебе:* Молися, Діво, Христу Богові,* щоб подав прощення всім, що під твій покров вірно прибігають.</w:t>
+      </w:r>
+    </w:p>
+    <w:p>
+      <w:r>
+        <w:rPr>
+          <w:highlight w:val="darkGray"/>
+        </w:rPr>
+        <w:t>//утреня/світильні/1</w:t>
+      </w:r>
+    </w:p>
+    <w:p>
+      <w:pPr>
+        <w:spacing w:after="120"/>
+        <w:jc w:val="both"/>
+      </w:pPr>
+      <w:r>
+        <w:rPr>
+          <w:rFonts w:ascii="Times New Roman" w:hAnsi="Times New Roman"/>
+          <w:sz w:val="24"/>
+        </w:rPr>
+        <w:t>Архангели й ангели, начала й господьства,* сили і власті, престоли, багатозорі херувими і шестокрильні серафими!* Молі</w:t>
+      </w:r>
+      <w:r>
+        <w:rPr>
+          <w:rFonts w:ascii="Times New Roman" w:hAnsi="Times New Roman"/>
+          <w:sz w:val="24"/>
+        </w:rPr>
+        <w:t>ться за нас, щоб визволились ми від бід і вогню невгасного.</w:t>
+      </w:r>
+    </w:p>
+    <w:p>
+      <w:r>
+        <w:rPr>
+          <w:highlight w:val="darkGray"/>
+        </w:rPr>
+        <w:t>//утреня/світильні/2</w:t>
+      </w:r>
+    </w:p>
+    <w:p>
+      <w:pPr>
+        <w:spacing w:after="120"/>
+        <w:jc w:val="both"/>
+      </w:pPr>
+      <w:r>
+        <w:rPr>
+          <w:rFonts w:ascii="Times New Roman" w:hAnsi="Times New Roman"/>
+          <w:b/>
+          <w:sz w:val="24"/>
+        </w:rPr>
+        <w:t>Слава і нині</w:t>
+      </w:r>
+      <w:r>
+        <w:rPr>
+          <w:rFonts w:ascii="Times New Roman" w:hAnsi="Times New Roman"/>
+          <w:sz w:val="24"/>
+        </w:rPr>
+        <w:t>: Ти мені заступниця, Пречиста,* кріпке забороло і провідниця світу,* тож до тебе припадаю і кличу:* Визволь мене, Діво, від лютих бід та звільни від вічного вогню,* бо на тебе надіюся</w:t>
+      </w:r>
+      <w:r>
+        <w:rPr>
+          <w:rFonts w:ascii="Times New Roman" w:hAnsi="Times New Roman"/>
+          <w:sz w:val="24"/>
+        </w:rPr>
+        <w:t>.</w:t>
+      </w:r>
+    </w:p>
+    <w:p>
+      <w:r>
+        <w:rPr>
+          <w:highlight w:val="darkGray"/>
+        </w:rPr>
+        <w:t>//утреня/стиховня/стихири/1</w:t>
+      </w:r>
+    </w:p>
+    <w:p>
+      <w:pPr>
+        <w:spacing w:after="120"/>
+        <w:jc w:val="both"/>
+      </w:pPr>
+      <w:r>
+        <w:rPr>
+          <w:rFonts w:ascii="Times New Roman" w:hAnsi="Times New Roman"/>
+          <w:i/>
+          <w:color w:val="FF0000"/>
+          <w:sz w:val="24"/>
+        </w:rPr>
+        <w:t xml:space="preserve">(г. 8): </w:t>
+      </w:r>
+      <w:r>
+        <w:rPr>
+          <w:rFonts w:ascii="Times New Roman" w:hAnsi="Times New Roman"/>
+          <w:sz w:val="24"/>
+        </w:rPr>
+        <w:t>Коли зважу думкою безліч сподіяних мною лихих вчинків* і подумаю про майбутнє страшне іспитування,* тремтячи, приходжу до тебе, чоловіколюбця Бога!* Тому не погорди мною, молю тебе, єди</w:t>
+      </w:r>
+      <w:r>
+        <w:rPr>
+          <w:rFonts w:ascii="Times New Roman" w:hAnsi="Times New Roman"/>
+          <w:sz w:val="24"/>
+        </w:rPr>
+        <w:t>ний Безгрішний,* але, перш ніж настане кінець, дай нещасній душі моїй сердечну скруху,* і спаси мене.</w:t>
+      </w:r>
+    </w:p>
+    <w:p>
+      <w:r>
+        <w:rPr>
+          <w:highlight w:val="darkGray"/>
+        </w:rPr>
+        <w:t>//утреня/стиховня/стихири/2</w:t>
+      </w:r>
+    </w:p>
+    <w:p>
+      <w:pPr>
+        <w:spacing w:after="120"/>
+        <w:jc w:val="both"/>
+      </w:pPr>
+      <w:r>
+        <w:rPr>
+          <w:rFonts w:ascii="Times New Roman" w:hAnsi="Times New Roman"/>
+          <w:i/>
+          <w:color w:val="FF0000"/>
+          <w:sz w:val="24"/>
+        </w:rPr>
+        <w:t>Стих:</w:t>
+      </w:r>
+      <w:r>
+        <w:rPr>
+          <w:rFonts w:ascii="Times New Roman" w:hAnsi="Times New Roman"/>
+          <w:i/>
+          <w:sz w:val="24"/>
+        </w:rPr>
+        <w:t xml:space="preserve"> </w:t>
+      </w:r>
+      <w:r>
+        <w:rPr>
+          <w:rFonts w:ascii="Times New Roman" w:hAnsi="Times New Roman"/>
+          <w:sz w:val="24"/>
+          <w:u w:val="single"/>
+        </w:rPr>
+        <w:t>Насити нас уранці милістю твоєю, Господи, щоб ми раділи й веселились по всі дні наші. Звесели нас мірою днів, за яких ти засмутив нас, мірою літ, що</w:t>
+      </w:r>
+      <w:r>
+        <w:rPr>
+          <w:rFonts w:ascii="Times New Roman" w:hAnsi="Times New Roman"/>
+          <w:sz w:val="24"/>
+          <w:u w:val="single"/>
+        </w:rPr>
+        <w:t xml:space="preserve"> в них ми зазнали горя.* Нехай виявиться твоїм слугам твоє діло, і слава твоя – їхнім дітям.</w:t>
+      </w:r>
+    </w:p>
+    <w:p>
+      <w:r>
+        <w:rPr>
+          <w:highlight w:val="darkGray"/>
+        </w:rPr>
+        <w:t>//утреня/стиховня/стихири/3</w:t>
+      </w:r>
+    </w:p>
+    <w:p>
+      <w:pPr>
+        <w:spacing w:after="120"/>
+        <w:jc w:val="both"/>
+      </w:pPr>
+      <w:r>
+        <w:rPr>
+          <w:rFonts w:ascii="Times New Roman" w:hAnsi="Times New Roman"/>
+          <w:sz w:val="24"/>
+        </w:rPr>
+        <w:t>Сльози дай мені, Боже, як колись жінці грішниці,* і сподоби мене обмити твої ноги,* які визволили мене від обманного шляху,* і приносити тобі, як запашне миро,* жи</w:t>
+      </w:r>
+      <w:r>
+        <w:rPr>
+          <w:rFonts w:ascii="Times New Roman" w:hAnsi="Times New Roman"/>
+          <w:sz w:val="24"/>
+        </w:rPr>
+        <w:t>ття чисте, проведене у покаянні,* щоб і мені почути жаданий твій голос:* Віра твоя спасла тебе, іди в мирі.</w:t>
+      </w:r>
+    </w:p>
+    <w:p>
+      <w:r>
+        <w:rPr>
+          <w:highlight w:val="darkGray"/>
+        </w:rPr>
+        <w:t>//утреня/стиховня/стихири/4</w:t>
+      </w:r>
+    </w:p>
+    <w:p>
+      <w:pPr>
+        <w:spacing w:after="120"/>
+        <w:jc w:val="both"/>
+      </w:pPr>
+      <w:r>
+        <w:rPr>
+          <w:rFonts w:ascii="Times New Roman" w:hAnsi="Times New Roman"/>
+          <w:i/>
+          <w:color w:val="FF0000"/>
+          <w:sz w:val="24"/>
+        </w:rPr>
+        <w:t>Стих:</w:t>
+      </w:r>
+      <w:r>
+        <w:rPr>
+          <w:rFonts w:ascii="Times New Roman" w:hAnsi="Times New Roman"/>
+          <w:i/>
+          <w:sz w:val="24"/>
+        </w:rPr>
+        <w:t xml:space="preserve"> </w:t>
+      </w:r>
+      <w:r>
+        <w:rPr>
+          <w:rFonts w:ascii="Times New Roman" w:hAnsi="Times New Roman"/>
+          <w:sz w:val="24"/>
+          <w:u w:val="single"/>
+        </w:rPr>
+        <w:t>І ласка Господа, Бога нашого, нехай буде над нами,* і стверди діло рук наших; стверди його – діло рук наших.</w:t>
+      </w:r>
+    </w:p>
+    <w:p>
+      <w:r>
+        <w:rPr>
+          <w:highlight w:val="darkGray"/>
+        </w:rPr>
+        <w:t>//утреня/стиховня/стихири/5</w:t>
+      </w:r>
+    </w:p>
+    <w:p>
+      <w:pPr>
+        <w:spacing w:after="120"/>
+        <w:jc w:val="both"/>
+      </w:pPr>
+      <w:r>
+        <w:rPr>
+          <w:rFonts w:ascii="Times New Roman" w:hAnsi="Times New Roman"/>
+          <w:sz w:val="24"/>
+        </w:rPr>
+        <w:t>Як назвемо вас, святі?* Чи херуви</w:t>
+      </w:r>
+      <w:r>
+        <w:rPr>
+          <w:rFonts w:ascii="Times New Roman" w:hAnsi="Times New Roman"/>
+          <w:sz w:val="24"/>
+        </w:rPr>
+        <w:t>мами? – бо на вас спочив Христос* Чи серафимами? – бо ви безустанно прославляєте його.* Чи, може, ангелами? – бо ви від тіла відвернулися.* А може силами? – бо ви робите чуда.* Багато у вас імен, а ще більше дарів!* Моліть, щоб спаслися душі наші.</w:t>
+      </w:r>
+    </w:p>
+    <w:p>
+      <w:r>
+        <w:rPr>
+          <w:highlight w:val="darkGray"/>
+        </w:rPr>
+        <w:t>//утреня/стиховня/стихири/6</w:t>
+      </w:r>
+    </w:p>
+    <w:p>
+      <w:pPr>
+        <w:spacing w:after="120"/>
+        <w:jc w:val="both"/>
+      </w:pPr>
+      <w:r>
+        <w:rPr>
+          <w:rFonts w:ascii="Times New Roman" w:hAnsi="Times New Roman"/>
+          <w:b/>
+          <w:sz w:val="24"/>
+        </w:rPr>
+        <w:t xml:space="preserve">Слава і </w:t>
+      </w:r>
+      <w:r>
+        <w:rPr>
+          <w:rFonts w:ascii="Times New Roman" w:hAnsi="Times New Roman"/>
+          <w:b/>
+          <w:sz w:val="24"/>
+        </w:rPr>
+        <w:t>нині</w:t>
+      </w:r>
+      <w:r>
+        <w:rPr>
+          <w:rFonts w:ascii="Times New Roman" w:hAnsi="Times New Roman"/>
+          <w:sz w:val="24"/>
+        </w:rPr>
+        <w:t>: Небесні хори оспівують тебе, благодатна, Мати Діво,* і ми прославляємо незбагненне твоє народження, Богородице.* Моли, щоб спаслися душі наші.</w:t>
+      </w:r>
+    </w:p>
+    <w:p>
+      <w:pPr>
+        <w:pStyle w:val="Heading1"/>
+      </w:pPr>
+      <w:r>
+        <w:t>Глас 8 - ВВ</w:t>
+      </w:r>
+    </w:p>
+    <w:p>
+      <w:r>
+        <w:rPr>
+          <w:highlight w:val="darkGray"/>
+        </w:rPr>
+        <w:t>/октоїх/8/ВВ</w:t>
+      </w:r>
+    </w:p>
+    <w:p>
+      <w:pPr>
+        <w:pStyle w:val="Heading2"/>
+      </w:pPr>
+      <w:r>
+        <w:t>ВЕЧІРНЯ</w:t>
+      </w:r>
+    </w:p>
+    <w:p>
+      <w:pPr>
+        <w:pStyle w:val="Heading3"/>
+      </w:pPr>
+      <w:r>
+        <w:rPr>
+          <w:highlight w:val="darkGray"/>
+        </w:rPr>
+        <w:t>//вечірня/господи_взиваю</w:t>
+      </w:r>
+    </w:p>
+    <w:p>
+      <w:r>
+        <w:rPr>
+          <w:highlight w:val="darkGray"/>
+        </w:rPr>
+        <w:t>//вечірня/господи_взиваю/стихири/1</w:t>
+      </w:r>
+    </w:p>
+    <w:p>
+      <w:pPr>
+        <w:spacing w:after="120"/>
+        <w:jc w:val="both"/>
+      </w:pPr>
+      <w:r>
+        <w:rPr>
+          <w:rFonts w:ascii="Times New Roman" w:hAnsi="Times New Roman"/>
+          <w:i/>
+          <w:color w:val="FF0000"/>
+          <w:sz w:val="24"/>
+        </w:rPr>
+        <w:t>(г. 8, подібний: О, преславне чудо):</w:t>
+      </w:r>
+      <w:r>
+        <w:rPr>
+          <w:rFonts w:ascii="Times New Roman" w:hAnsi="Times New Roman"/>
+          <w:sz w:val="24"/>
+        </w:rPr>
+        <w:t xml:space="preserve"> Не придбали ми ні скрухи серця,* ані джерела сліз,* ані щирого визнання,* ні плачу, що вмиває,* ані сердечного смирення;* і митаря ми не </w:t>
+      </w:r>
+      <w:r>
+        <w:rPr>
+          <w:rFonts w:ascii="Times New Roman" w:hAnsi="Times New Roman"/>
+          <w:sz w:val="24"/>
+        </w:rPr>
+        <w:t>наслідували,* ні блудниці, ні блудного сина.* Як же ж знайдемо прощення наших численних гріхів?* Але, знаними тобі, Христе, задумами, спаси нас.</w:t>
+      </w:r>
+    </w:p>
+    <w:p>
+      <w:r>
+        <w:rPr>
+          <w:highlight w:val="darkGray"/>
+        </w:rPr>
+        <w:t>//вечірня/господи_взиваю/стихири/2</w:t>
+      </w:r>
+    </w:p>
+    <w:p>
+      <w:pPr>
+        <w:spacing w:after="120"/>
+        <w:jc w:val="both"/>
+      </w:pPr>
+      <w:r>
+        <w:rPr>
+          <w:rFonts w:ascii="Times New Roman" w:hAnsi="Times New Roman"/>
+          <w:sz w:val="24"/>
+        </w:rPr>
+        <w:t>Далеко були ми* від усякої божественної заповіді,* зовсім не дбали про гарні чесноти* і безумно провели в лінощах все життя наше,* в блуді виконуючи всі наші* нечесні і беззаконні вчинки.* Тому, Христе, як милосердний,* з ласки помилуй* і спаси нас.</w:t>
+      </w:r>
+    </w:p>
+    <w:p>
+      <w:r>
+        <w:rPr>
+          <w:highlight w:val="darkGray"/>
+        </w:rPr>
+        <w:t>//вечірня/господи_взиваю/стихири/3</w:t>
+      </w:r>
+    </w:p>
+    <w:p>
+      <w:pPr>
+        <w:spacing w:after="120"/>
+        <w:jc w:val="both"/>
+      </w:pPr>
+      <w:r>
+        <w:rPr>
+          <w:rFonts w:ascii="Times New Roman" w:hAnsi="Times New Roman"/>
+          <w:sz w:val="24"/>
+        </w:rPr>
+        <w:t>Як твір рук твоєї доброти, Чоловіколюбче,* у своїм гніві не карай нас,* що відпали через повний нерозум!* Ти, Чоловіколюбче,* задля нас зволив ласкаво до нас уподібнитися* з-за твого безмірного добросердя.* Тож молитвами твоєї Матері, Вседіви,* сподоби нас, Слове, як Бог,* божественного навернення.</w:t>
+      </w:r>
+    </w:p>
+    <w:p>
+      <w:r>
+        <w:rPr>
+          <w:highlight w:val="darkGray"/>
+        </w:rPr>
+        <w:t>//вечірня/стиховня/стихири/1</w:t>
+      </w:r>
+    </w:p>
+    <w:p>
+      <w:pPr>
+        <w:spacing w:after="120"/>
+        <w:jc w:val="both"/>
+      </w:pPr>
+      <w:r>
+        <w:rPr>
+          <w:rFonts w:ascii="Times New Roman" w:hAnsi="Times New Roman"/>
+          <w:i/>
+          <w:color w:val="FF0000"/>
+          <w:sz w:val="24"/>
+        </w:rPr>
+        <w:t xml:space="preserve">(г. 8): </w:t>
+      </w:r>
+      <w:r>
+        <w:rPr>
+          <w:rFonts w:ascii="Times New Roman" w:hAnsi="Times New Roman"/>
+          <w:sz w:val="24"/>
+        </w:rPr>
+        <w:t>Тебе, Царя і Владику,* ангели безустанно оспівують,* а я приходжу до тебе, як митар, і кличу:* Боже, очисти і помилуй мене!</w:t>
+      </w:r>
+    </w:p>
+    <w:p>
+      <w:r>
+        <w:rPr>
+          <w:highlight w:val="darkGray"/>
+        </w:rPr>
+        <w:t>//вечірня/стиховня/стихири/2</w:t>
+      </w:r>
+    </w:p>
+    <w:p>
+      <w:pPr>
+        <w:spacing w:after="120"/>
+        <w:jc w:val="both"/>
+      </w:pPr>
+      <w:r>
+        <w:rPr>
+          <w:rFonts w:ascii="Times New Roman" w:hAnsi="Times New Roman"/>
+          <w:sz w:val="24"/>
+        </w:rPr>
+        <w:t>Бувши безсмертною, душе моя,* не потопай у хвилях житейських,* але встань і клич до свого Доброчинця:* Боже, очисти і спаси мене!</w:t>
+      </w:r>
+    </w:p>
+    <w:p>
+      <w:r>
+        <w:rPr>
+          <w:highlight w:val="darkGray"/>
+        </w:rPr>
+        <w:t>//вечірня/стиховня/стихири/3</w:t>
+      </w:r>
+    </w:p>
+    <w:p>
+      <w:pPr>
+        <w:spacing w:after="120"/>
+        <w:jc w:val="both"/>
+      </w:pPr>
+      <w:r>
+        <w:rPr>
+          <w:rFonts w:ascii="Times New Roman" w:hAnsi="Times New Roman"/>
+          <w:sz w:val="24"/>
+        </w:rPr>
+        <w:t>Мученики Господні, моліть Бога нашого* і випросіть душам нашим багато щедрот,* і очищення з безлічі гріхів, молимо вас.</w:t>
+      </w:r>
+    </w:p>
+    <w:p>
+      <w:r>
+        <w:rPr>
+          <w:highlight w:val="darkGray"/>
+        </w:rPr>
+        <w:t>//вечірня/стиховня/стихири/4</w:t>
+      </w:r>
+    </w:p>
+    <w:p>
+      <w:pPr>
+        <w:spacing w:after="120"/>
+        <w:jc w:val="both"/>
+      </w:pPr>
+      <w:r>
+        <w:rPr>
+          <w:rFonts w:ascii="Times New Roman" w:hAnsi="Times New Roman"/>
+          <w:b/>
+          <w:sz w:val="24"/>
+        </w:rPr>
+        <w:t>Слава і нині</w:t>
+      </w:r>
+      <w:r>
+        <w:rPr>
+          <w:rFonts w:ascii="Times New Roman" w:hAnsi="Times New Roman"/>
+          <w:sz w:val="24"/>
+        </w:rPr>
+        <w:t xml:space="preserve">: Радуйся, вселенної похвало!* Радуйся, храме Господній!* Радуйся, горо тінню сповита!* Радуйся, всіх прибіжище!* Радуйся, світильнику золотий!* Радуйся, славо православних всечесна!* Радуйся, Маріє, Мати Христа Бога!* Радуйся раю!* Радуйся, божественна трапезо!* </w:t>
+      </w:r>
+      <w:r>
+        <w:rPr>
+          <w:rFonts w:ascii="Times New Roman" w:hAnsi="Times New Roman"/>
+          <w:sz w:val="24"/>
+        </w:rPr>
+        <w:t>Радуйся, кивоте!* Радуйся, ручко всезолота!* Радуйся, всіх уповання!</w:t>
+      </w:r>
+    </w:p>
+    <w:p>
+      <w:pPr>
+        <w:pStyle w:val="Heading2"/>
+      </w:pPr>
+      <w:r>
+        <w:t>УТРЕНЯ</w:t>
+      </w:r>
+    </w:p>
+    <w:p>
+      <w:r>
+        <w:rPr>
+          <w:highlight w:val="darkGray"/>
+        </w:rPr>
+        <w:t>//утреня/сідальні_по_першому_славословї/1</w:t>
+      </w:r>
+    </w:p>
+    <w:p>
+      <w:pPr>
+        <w:spacing w:after="120"/>
+        <w:jc w:val="both"/>
+      </w:pPr>
+      <w:r>
+        <w:rPr>
+          <w:rFonts w:ascii="Times New Roman" w:hAnsi="Times New Roman"/>
+          <w:i/>
+          <w:color w:val="FF0000"/>
+          <w:sz w:val="24"/>
+        </w:rPr>
+        <w:t xml:space="preserve">(г. 8): </w:t>
+      </w:r>
+      <w:r>
+        <w:rPr>
+          <w:rFonts w:ascii="Times New Roman" w:hAnsi="Times New Roman"/>
+          <w:sz w:val="24"/>
+        </w:rPr>
+        <w:t>Як блудниця приходжу до тебе, щоб одержати прощення.* Замість мира приношу тобі сльози серця,* щоб як її, ущедрив ти мене, Спасе,* і подав прощення гріхів,* та щоб як вона, і душа моя кликала до тебе:* Очисти мене від бруду моїх учинків!</w:t>
+      </w:r>
+    </w:p>
+    <w:p>
+      <w:r>
+        <w:rPr>
+          <w:highlight w:val="darkGray"/>
+        </w:rPr>
+        <w:t>//утреня/сідальні_по_першому_славословї/2</w:t>
+      </w:r>
+    </w:p>
+    <w:p>
+      <w:pPr>
+        <w:spacing w:after="120"/>
+        <w:jc w:val="both"/>
+      </w:pPr>
+      <w:r>
+        <w:rPr>
+          <w:rFonts w:ascii="Times New Roman" w:hAnsi="Times New Roman"/>
+          <w:b/>
+          <w:sz w:val="24"/>
+        </w:rPr>
+        <w:t>Слава і нині</w:t>
+      </w:r>
+      <w:r>
+        <w:rPr>
+          <w:rFonts w:ascii="Times New Roman" w:hAnsi="Times New Roman"/>
+          <w:sz w:val="24"/>
+        </w:rPr>
+        <w:t>: Звеличаймо, вірні, піснями Богородицю,* як незрушну твердиню віри й цінний дар душ наших:* Радуйся, що в лоні своїм змістила Джерело життя!* Радуйся, надіє кінців світу, скорботних заступнице!* Радуйся, невісто, – Діво чиста!</w:t>
+      </w:r>
+    </w:p>
+    <w:p>
+      <w:r>
+        <w:rPr>
+          <w:highlight w:val="darkGray"/>
+        </w:rPr>
+        <w:t>//утреня/сідальні_по_другому_славословї/1</w:t>
+      </w:r>
+    </w:p>
+    <w:p>
+      <w:pPr>
+        <w:spacing w:after="120"/>
+        <w:jc w:val="both"/>
+      </w:pPr>
+      <w:r>
+        <w:rPr>
+          <w:rFonts w:ascii="Times New Roman" w:hAnsi="Times New Roman"/>
+          <w:i/>
+          <w:color w:val="FF0000"/>
+          <w:sz w:val="24"/>
+        </w:rPr>
+        <w:t xml:space="preserve">(г. 8): </w:t>
+      </w:r>
+      <w:r>
+        <w:rPr>
+          <w:rFonts w:ascii="Times New Roman" w:hAnsi="Times New Roman"/>
+          <w:sz w:val="24"/>
+        </w:rPr>
+        <w:t>Вік мій закінчується, життя проходить* і страшний твій престол приготовляється, Спасе,* та й суд мене жде, загрожуючи мені вогняною мукою і полум'ям невгасним.* Тому дай мені зливу сліз і згаси його силу,* ти ж бо хочеш, щоб усі люди спаслися.</w:t>
+      </w:r>
+    </w:p>
+    <w:p>
+      <w:r>
+        <w:rPr>
+          <w:highlight w:val="darkGray"/>
+        </w:rPr>
+        <w:t>//утреня/сідальні_по_другому_славословї/2</w:t>
+      </w:r>
+    </w:p>
+    <w:p>
+      <w:pPr>
+        <w:spacing w:after="120"/>
+        <w:jc w:val="both"/>
+      </w:pPr>
+      <w:r>
+        <w:rPr>
+          <w:rFonts w:ascii="Times New Roman" w:hAnsi="Times New Roman"/>
+          <w:b/>
+          <w:sz w:val="24"/>
+        </w:rPr>
+        <w:t>Слава і нині</w:t>
+      </w:r>
+      <w:r>
+        <w:rPr>
+          <w:rFonts w:ascii="Times New Roman" w:hAnsi="Times New Roman"/>
+          <w:sz w:val="24"/>
+        </w:rPr>
+        <w:t>: Пречиста Діво, Мати Христова!* Вилікуй душі наші з лютих пристрастей, молимось,* і дай прощення гріхів наших,* що їх ми безумно вчинили.* Душі наші ми, окаянні, осквернили й тіла занечистили.* Горе нам! Що вдіємо тоді,* коли ангели розлучать нашу душу від марного нашого тіла?* Будь нам тоді помічницею і захороною,* бо на тебе надіємось ми, твої слуги.</w:t>
+      </w:r>
+    </w:p>
+    <w:p>
+      <w:r>
+        <w:rPr>
+          <w:highlight w:val="darkGray"/>
+        </w:rPr>
+        <w:t>//утреня/світильні/1</w:t>
+      </w:r>
+    </w:p>
+    <w:p>
+      <w:pPr>
+        <w:spacing w:after="120"/>
+        <w:jc w:val="both"/>
+      </w:pPr>
+      <w:r>
+        <w:rPr>
+          <w:rFonts w:ascii="Times New Roman" w:hAnsi="Times New Roman"/>
+          <w:sz w:val="24"/>
+        </w:rPr>
+        <w:t>Пророче преславний і Предтече благодати!* Ти проповідував усім покаяння на спасіння* і показав, блаженний, Агнця, що бере гріхи світу.* Моли його нині, щоб він помилував світ.</w:t>
+      </w:r>
+    </w:p>
+    <w:p>
+      <w:r>
+        <w:rPr>
+          <w:highlight w:val="darkGray"/>
+        </w:rPr>
+        <w:t>//утреня/світильні/2</w:t>
+      </w:r>
+    </w:p>
+    <w:p>
+      <w:pPr>
+        <w:spacing w:after="120"/>
+        <w:jc w:val="both"/>
+      </w:pPr>
+      <w:r>
+        <w:rPr>
+          <w:rFonts w:ascii="Times New Roman" w:hAnsi="Times New Roman"/>
+          <w:b/>
+          <w:sz w:val="24"/>
+        </w:rPr>
+        <w:t>Слава і нині</w:t>
+      </w:r>
+      <w:r>
+        <w:rPr>
+          <w:rFonts w:ascii="Times New Roman" w:hAnsi="Times New Roman"/>
+          <w:sz w:val="24"/>
+        </w:rPr>
+        <w:t>: Тебе, Діво, сповістили всі пророки.* Давид назвав тебе горою і кораблем, і світильником,* і драбиною, і мостом, і посудиною, що носить манну,* і палицею розквітлою,* а ми тебе, як Богородицю, гідно почитаємо.</w:t>
+      </w:r>
+    </w:p>
+    <w:p>
+      <w:r>
+        <w:rPr>
+          <w:highlight w:val="darkGray"/>
+        </w:rPr>
+        <w:t>//утреня/стиховня/стихири/1</w:t>
+      </w:r>
+    </w:p>
+    <w:p>
+      <w:pPr>
+        <w:spacing w:after="120"/>
+        <w:jc w:val="both"/>
+      </w:pPr>
+      <w:r>
+        <w:rPr>
+          <w:rFonts w:ascii="Times New Roman" w:hAnsi="Times New Roman"/>
+          <w:i/>
+          <w:color w:val="FF0000"/>
+          <w:sz w:val="24"/>
+        </w:rPr>
+        <w:t xml:space="preserve">(г. 8): </w:t>
+      </w:r>
+      <w:r>
+        <w:rPr>
+          <w:rFonts w:ascii="Times New Roman" w:hAnsi="Times New Roman"/>
+          <w:sz w:val="24"/>
+        </w:rPr>
+        <w:t>Коли зважу думкою безліч сподіяних мною лихих вчинків* і подумаю про майбутнє страшне іспитування,* тремтячи, приходжу до тебе, чоловіколюбця Бога!* Тому не погорди мною, молю тебе, єдиний Безгрішний,* але, перш ніж настане кінець, дай нещасній душі моїй сердечну скруху,* і спаси мене.</w:t>
+      </w:r>
+    </w:p>
+    <w:p>
+      <w:r>
+        <w:rPr>
+          <w:highlight w:val="darkGray"/>
+        </w:rPr>
+        <w:t>//утреня/стиховня/стихири/2</w:t>
+      </w:r>
+    </w:p>
+    <w:p>
+      <w:pPr>
+        <w:spacing w:after="120"/>
+        <w:jc w:val="both"/>
+      </w:pPr>
+      <w:r>
+        <w:rPr>
+          <w:rFonts w:ascii="Times New Roman" w:hAnsi="Times New Roman"/>
+          <w:i/>
+          <w:color w:val="FF0000"/>
+          <w:sz w:val="24"/>
+        </w:rPr>
+        <w:t>Стих:</w:t>
+      </w:r>
+      <w:r>
+        <w:rPr>
+          <w:rFonts w:ascii="Times New Roman" w:hAnsi="Times New Roman"/>
+          <w:i/>
+          <w:sz w:val="24"/>
+        </w:rPr>
+        <w:t xml:space="preserve"> </w:t>
+      </w:r>
+      <w:r>
+        <w:rPr>
+          <w:rFonts w:ascii="Times New Roman" w:hAnsi="Times New Roman"/>
+          <w:sz w:val="24"/>
+          <w:u w:val="single"/>
+        </w:rPr>
+        <w:t>Насити нас уранці милістю твоєю, Господи, щоб ми раділи й веселились по всі дні наші. Звесели нас мірою днів, за яких ти засмутив нас, мірою літ, що в них ми зазнали горя.* Нехай виявиться твоїм слугам твоє діло, і слава твоя – їхнім дітям.</w:t>
+      </w:r>
+    </w:p>
+    <w:p>
+      <w:r>
+        <w:rPr>
+          <w:highlight w:val="darkGray"/>
+        </w:rPr>
+        <w:t>//утреня/стиховня/стихири/3</w:t>
+      </w:r>
+    </w:p>
+    <w:p>
+      <w:pPr>
+        <w:spacing w:after="120"/>
+        <w:jc w:val="both"/>
+      </w:pPr>
+      <w:r>
+        <w:rPr>
+          <w:rFonts w:ascii="Times New Roman" w:hAnsi="Times New Roman"/>
+          <w:sz w:val="24"/>
+        </w:rPr>
+        <w:t xml:space="preserve">Сльози дай мені, Боже, як колись жінці грішниці,* і сподоби мене обмити твої ноги,* які визволили мене від обманного шляху,* щоб приносити тобі, як запашне миро,* життя чисте, </w:t>
+      </w:r>
+      <w:r>
+        <w:rPr>
+          <w:rFonts w:ascii="Times New Roman" w:hAnsi="Times New Roman"/>
+          <w:sz w:val="24"/>
+        </w:rPr>
+        <w:t>проведене у покаянні,* щоб і мені почути жаданий твій голос:* Віра твоя спасла тебе, іди в мирі.</w:t>
+      </w:r>
+    </w:p>
+    <w:p>
+      <w:r>
+        <w:rPr>
+          <w:highlight w:val="darkGray"/>
+        </w:rPr>
+        <w:t>//утреня/стиховня/стихири/4</w:t>
+      </w:r>
+    </w:p>
+    <w:p>
+      <w:pPr>
+        <w:spacing w:after="120"/>
+        <w:jc w:val="both"/>
+      </w:pPr>
+      <w:r>
+        <w:rPr>
+          <w:rFonts w:ascii="Times New Roman" w:hAnsi="Times New Roman"/>
+          <w:i/>
+          <w:color w:val="FF0000"/>
+          <w:sz w:val="24"/>
+        </w:rPr>
+        <w:t>Стих:</w:t>
+      </w:r>
+      <w:r>
+        <w:rPr>
+          <w:rFonts w:ascii="Times New Roman" w:hAnsi="Times New Roman"/>
+          <w:i/>
+          <w:sz w:val="24"/>
+        </w:rPr>
+        <w:t xml:space="preserve"> </w:t>
+      </w:r>
+      <w:r>
+        <w:rPr>
+          <w:rFonts w:ascii="Times New Roman" w:hAnsi="Times New Roman"/>
+          <w:sz w:val="24"/>
+          <w:u w:val="single"/>
+        </w:rPr>
+        <w:t>І ласка Господа, Бога нашого, нехай буде над нами,* і стверди діло рук наших; стверди його – діло рук наших.</w:t>
+      </w:r>
+    </w:p>
+    <w:p>
+      <w:r>
+        <w:rPr>
+          <w:highlight w:val="darkGray"/>
+        </w:rPr>
+        <w:t>//утреня/стиховня/стихири/5</w:t>
+      </w:r>
+    </w:p>
+    <w:p>
+      <w:pPr>
+        <w:spacing w:after="120"/>
+        <w:jc w:val="both"/>
+      </w:pPr>
+      <w:r>
+        <w:rPr>
+          <w:rFonts w:ascii="Times New Roman" w:hAnsi="Times New Roman"/>
+          <w:sz w:val="24"/>
+        </w:rPr>
+        <w:t>Вельми трудилися ви, Святі,* і мужньо витерпіли від беззаконних муки,* проповідуючи Христа перед царями.* Відійшовши з цього життя, знову робите в світі чуда* і своїми стражданнями зцілюєте недужих, Святі;* тож моліться, щоб спаслися душі наші.</w:t>
+      </w:r>
+    </w:p>
+    <w:p>
+      <w:r>
+        <w:rPr>
+          <w:highlight w:val="darkGray"/>
+        </w:rPr>
+        <w:t>//утреня/стиховня/стихири/6</w:t>
+      </w:r>
+    </w:p>
+    <w:p>
+      <w:pPr>
+        <w:spacing w:after="120"/>
+        <w:jc w:val="both"/>
+      </w:pPr>
+      <w:r>
+        <w:rPr>
+          <w:rFonts w:ascii="Times New Roman" w:hAnsi="Times New Roman"/>
+          <w:b/>
+          <w:sz w:val="24"/>
+        </w:rPr>
+        <w:t>Слава і нині</w:t>
+      </w:r>
+      <w:r>
+        <w:rPr>
+          <w:rFonts w:ascii="Times New Roman" w:hAnsi="Times New Roman"/>
+          <w:sz w:val="24"/>
+        </w:rPr>
+        <w:t>: Покров твій, Богородице Діво,* є ліком духовним.* Приймаючи його, спасаємося від недуг душевних.</w:t>
+      </w:r>
+    </w:p>
+    <w:p>
+      <w:pPr>
+        <w:pStyle w:val="Heading1"/>
+      </w:pPr>
+      <w:r>
+        <w:t>Глас 8 - СР</w:t>
+      </w:r>
+    </w:p>
+    <w:p>
+      <w:r>
+        <w:rPr>
+          <w:highlight w:val="darkGray"/>
+        </w:rPr>
+        <w:t>/октоїх/8/СР</w:t>
+      </w:r>
+    </w:p>
+    <w:p>
+      <w:pPr>
+        <w:pStyle w:val="Heading2"/>
+      </w:pPr>
+      <w:r>
+        <w:t>ВЕЧІРНЯ</w:t>
+      </w:r>
+    </w:p>
+    <w:p>
+      <w:pPr>
+        <w:pStyle w:val="Heading3"/>
+      </w:pPr>
+      <w:r>
+        <w:rPr>
+          <w:highlight w:val="darkGray"/>
+        </w:rPr>
+        <w:t>//вечірня/господи_взиваю</w:t>
+      </w:r>
+    </w:p>
+    <w:p>
+      <w:r>
+        <w:rPr>
+          <w:highlight w:val="darkGray"/>
+        </w:rPr>
+        <w:t>//вечірня/господи_взиваю/стихири/1</w:t>
+      </w:r>
+    </w:p>
+    <w:p>
+      <w:pPr>
+        <w:spacing w:after="120"/>
+        <w:jc w:val="both"/>
+      </w:pPr>
+      <w:r>
+        <w:rPr>
+          <w:rFonts w:ascii="Times New Roman" w:hAnsi="Times New Roman"/>
+          <w:i/>
+          <w:color w:val="FF0000"/>
+          <w:sz w:val="24"/>
+        </w:rPr>
+        <w:t xml:space="preserve">(г. 8): </w:t>
+      </w:r>
+      <w:r>
+        <w:rPr>
+          <w:rFonts w:ascii="Times New Roman" w:hAnsi="Times New Roman"/>
+          <w:sz w:val="24"/>
+        </w:rPr>
+        <w:t>До хреста ти, Христе, дав себе прибити.* Наскрізь пробили твої руки й ноги,* бік же твій святий прокололи,* виточуючи мені, Преблагий, краплі божественного спасіння – кров і воду,* щоб мій бруд і проказу обмити.* Слава твоїй, Всещедрий, доброті!</w:t>
+      </w:r>
+    </w:p>
+    <w:p>
+      <w:r>
+        <w:rPr>
+          <w:highlight w:val="darkGray"/>
+        </w:rPr>
+        <w:t>//вечірня/господи_взиваю/стихири/2</w:t>
+      </w:r>
+    </w:p>
+    <w:p>
+      <w:pPr>
+        <w:spacing w:after="120"/>
+        <w:jc w:val="both"/>
+      </w:pPr>
+      <w:r>
+        <w:rPr>
+          <w:rFonts w:ascii="Times New Roman" w:hAnsi="Times New Roman"/>
+          <w:sz w:val="24"/>
+        </w:rPr>
+        <w:t>Страждання витерпів ти, Владико,* щоб звільнити від страждань усіх,* що поклоняються твоїм стражданням і добровільній жертві;* списові, цвяхам і трост</w:t>
+      </w:r>
+      <w:r>
+        <w:rPr>
+          <w:rFonts w:ascii="Times New Roman" w:hAnsi="Times New Roman"/>
+          <w:sz w:val="24"/>
+        </w:rPr>
+        <w:t>ині,* що їх ти, добровільно й довготерпеливо витерпів,* щоб і мені, Господи, заради твоїх страждань,* виєднати вільність від страждань.</w:t>
+      </w:r>
+    </w:p>
+    <w:p>
+      <w:r>
+        <w:rPr>
+          <w:highlight w:val="darkGray"/>
+        </w:rPr>
+        <w:t>//вечірня/господи_взиваю/стихири/3</w:t>
+      </w:r>
+    </w:p>
+    <w:p>
+      <w:pPr>
+        <w:spacing w:after="120"/>
+        <w:jc w:val="both"/>
+      </w:pPr>
+      <w:r>
+        <w:rPr>
+          <w:rFonts w:ascii="Times New Roman" w:hAnsi="Times New Roman"/>
+          <w:sz w:val="24"/>
+        </w:rPr>
+        <w:t>Агниця безплямна,* бачивши Агнця, добровільно піднесеного на дерево,* ридаючи, жалібно кликала:* Горе мені, найлюбіший Сину!* Що тобі заподіяло безбожне зборище,* бажаючи мене осиротити, Найлюбіший?</w:t>
+      </w:r>
+    </w:p>
+    <w:p>
+      <w:r>
+        <w:rPr>
+          <w:highlight w:val="darkGray"/>
+        </w:rPr>
+        <w:t>//вечірня/стиховня/стихири/1</w:t>
+      </w:r>
+    </w:p>
+    <w:p>
+      <w:pPr>
+        <w:spacing w:after="120"/>
+        <w:jc w:val="both"/>
+      </w:pPr>
+      <w:r>
+        <w:rPr>
+          <w:rFonts w:ascii="Times New Roman" w:hAnsi="Times New Roman"/>
+          <w:i/>
+          <w:color w:val="FF0000"/>
+          <w:sz w:val="24"/>
+        </w:rPr>
+        <w:t xml:space="preserve">(г. 8): </w:t>
+      </w:r>
+      <w:r>
+        <w:rPr>
+          <w:rFonts w:ascii="Times New Roman" w:hAnsi="Times New Roman"/>
+          <w:sz w:val="24"/>
+        </w:rPr>
+        <w:t>Піднісся ти на хрест* і спас рід людський, Христе Боже.* Славимо твої страждання.</w:t>
+      </w:r>
+    </w:p>
+    <w:p>
+      <w:r>
+        <w:rPr>
+          <w:highlight w:val="darkGray"/>
+        </w:rPr>
+        <w:t>//вечірня/стиховня/стихири/2</w:t>
+      </w:r>
+    </w:p>
+    <w:p>
+      <w:pPr>
+        <w:spacing w:after="120"/>
+        <w:jc w:val="both"/>
+      </w:pPr>
+      <w:r>
+        <w:rPr>
+          <w:rFonts w:ascii="Times New Roman" w:hAnsi="Times New Roman"/>
+          <w:sz w:val="24"/>
+        </w:rPr>
+        <w:t>Прибито тебе до хреста, Христе Боже,* і відчи</w:t>
+      </w:r>
+      <w:r>
+        <w:rPr>
+          <w:rFonts w:ascii="Times New Roman" w:hAnsi="Times New Roman"/>
+          <w:sz w:val="24"/>
+        </w:rPr>
+        <w:t>нились райські двері.* Славимо твоє Божество.</w:t>
+      </w:r>
+    </w:p>
+    <w:p>
+      <w:r>
+        <w:rPr>
+          <w:highlight w:val="darkGray"/>
+        </w:rPr>
+        <w:t>//вечірня/стиховня/стихири/3</w:t>
+      </w:r>
+    </w:p>
+    <w:p>
+      <w:pPr>
+        <w:spacing w:after="120"/>
+        <w:jc w:val="both"/>
+      </w:pPr>
+      <w:r>
+        <w:rPr>
+          <w:rFonts w:ascii="Times New Roman" w:hAnsi="Times New Roman"/>
+          <w:sz w:val="24"/>
+        </w:rPr>
+        <w:t>Мученики твої, Господи, забувши про все житейське,* не зважали на муки задл</w:t>
+      </w:r>
+      <w:r>
+        <w:rPr>
+          <w:rFonts w:ascii="Times New Roman" w:hAnsi="Times New Roman"/>
+          <w:sz w:val="24"/>
+        </w:rPr>
+        <w:t>я життя прийдешнього,* тому стали його спадкоємцями й радіють з ангелами.* Їхніми молитвами дай твоїм людям велику милість.</w:t>
+      </w:r>
+    </w:p>
+    <w:p>
+      <w:r>
+        <w:rPr>
+          <w:highlight w:val="darkGray"/>
+        </w:rPr>
+        <w:t>//вечірня/стиховня/стихири/4</w:t>
+      </w:r>
+    </w:p>
+    <w:p>
+      <w:pPr>
+        <w:spacing w:after="120"/>
+        <w:jc w:val="both"/>
+      </w:pPr>
+      <w:r>
+        <w:rPr>
+          <w:rFonts w:ascii="Times New Roman" w:hAnsi="Times New Roman"/>
+          <w:b/>
+          <w:sz w:val="24"/>
+        </w:rPr>
+        <w:t>Слава і нині</w:t>
+      </w:r>
+      <w:r>
+        <w:rPr>
+          <w:rFonts w:ascii="Times New Roman" w:hAnsi="Times New Roman"/>
+          <w:sz w:val="24"/>
+        </w:rPr>
+        <w:t>: Господи, коли сонце побачило повішеного тебе, Сонце правди,* проміння своє сховало, а місяць світло на темряву змінив,</w:t>
+      </w:r>
+      <w:r>
+        <w:rPr>
+          <w:rFonts w:ascii="Times New Roman" w:hAnsi="Times New Roman"/>
+          <w:sz w:val="24"/>
+        </w:rPr>
+        <w:t>* і зранене було серце твоєї всенепорочної Матері.</w:t>
+      </w:r>
+    </w:p>
+    <w:p>
+      <w:pPr>
+        <w:pStyle w:val="Heading2"/>
+      </w:pPr>
+      <w:r>
+        <w:t>УТРЕНЯ</w:t>
+      </w:r>
+    </w:p>
+    <w:p>
+      <w:r>
+        <w:rPr>
+          <w:highlight w:val="darkGray"/>
+        </w:rPr>
+        <w:t>//утреня/сідальні_по_першому_славословї/1</w:t>
+      </w:r>
+    </w:p>
+    <w:p>
+      <w:pPr>
+        <w:spacing w:after="120"/>
+        <w:jc w:val="both"/>
+      </w:pPr>
+      <w:r>
+        <w:rPr>
+          <w:rFonts w:ascii="Times New Roman" w:hAnsi="Times New Roman"/>
+          <w:i/>
+          <w:color w:val="FF0000"/>
+          <w:sz w:val="24"/>
+        </w:rPr>
+        <w:t xml:space="preserve">(г. 8): </w:t>
+      </w:r>
+      <w:r>
+        <w:rPr>
+          <w:rFonts w:ascii="Times New Roman" w:hAnsi="Times New Roman"/>
+          <w:sz w:val="24"/>
+        </w:rPr>
+        <w:t>Бачивши Начальника життя розбійник,* що висів на хресті, мовив:* Якби розп'ятий з нами не був Богом у тілі,* сонце не сховало б свого проміння і не тряслася б, тремтячи, земля.* Але ти, Господи, що все терпиш,* пом'яни мене в царстві твоїм.</w:t>
+      </w:r>
+    </w:p>
+    <w:p>
+      <w:r>
+        <w:rPr>
+          <w:highlight w:val="darkGray"/>
+        </w:rPr>
+        <w:t>//утреня/сідальні_по_першому_славословї/2</w:t>
+      </w:r>
+    </w:p>
+    <w:p>
+      <w:pPr>
+        <w:spacing w:after="120"/>
+        <w:jc w:val="both"/>
+      </w:pPr>
+      <w:r>
+        <w:rPr>
+          <w:rFonts w:ascii="Times New Roman" w:hAnsi="Times New Roman"/>
+          <w:b/>
+          <w:sz w:val="24"/>
+        </w:rPr>
+        <w:t>Слава і нині</w:t>
+      </w:r>
+      <w:r>
+        <w:rPr>
+          <w:rFonts w:ascii="Times New Roman" w:hAnsi="Times New Roman"/>
+          <w:sz w:val="24"/>
+        </w:rPr>
+        <w:t>: К</w:t>
+      </w:r>
+      <w:r>
+        <w:rPr>
+          <w:rFonts w:ascii="Times New Roman" w:hAnsi="Times New Roman"/>
+          <w:sz w:val="24"/>
+        </w:rPr>
+        <w:t xml:space="preserve">оли ти, Діво, побачила того, що прийняв від тебе тіло,* піднесеного на хресті поміж двома розбійниками,* плачучи, закликала: Горе мені, найлюбіший Сину!* Як то добровільно розп'явся ти, що, як добросердий, береш на себе гріхи світу,* хоч, як Бог, приймаєш </w:t>
+      </w:r>
+      <w:r>
+        <w:rPr>
+          <w:rFonts w:ascii="Times New Roman" w:hAnsi="Times New Roman"/>
+          <w:sz w:val="24"/>
+        </w:rPr>
+        <w:t>від людей пісні слави.</w:t>
+      </w:r>
+    </w:p>
+    <w:p>
+      <w:r>
+        <w:rPr>
+          <w:highlight w:val="darkGray"/>
+        </w:rPr>
+        <w:t>//утреня/сідальні_по_другому_славословї/1</w:t>
+      </w:r>
+    </w:p>
+    <w:p>
+      <w:pPr>
+        <w:spacing w:after="120"/>
+        <w:jc w:val="both"/>
+      </w:pPr>
+      <w:r>
+        <w:rPr>
+          <w:rFonts w:ascii="Times New Roman" w:hAnsi="Times New Roman"/>
+          <w:i/>
+          <w:color w:val="FF0000"/>
+          <w:sz w:val="24"/>
+        </w:rPr>
+        <w:t xml:space="preserve">(г. 8): </w:t>
+      </w:r>
+      <w:r>
+        <w:rPr>
+          <w:rFonts w:ascii="Times New Roman" w:hAnsi="Times New Roman"/>
+          <w:sz w:val="24"/>
+        </w:rPr>
+        <w:t>Посеред раю дерево видало смерть,* а посеред усієї землі виросло дерево життя.* Вкусивши з плоду першого,* ми, колись нетлінні, стали тлінню;* а вкусивши з другого, втішаємось нетлінням,* бо ти, як Бог, хрестом спасаєш рід людський.</w:t>
+      </w:r>
+    </w:p>
+    <w:p>
+      <w:r>
+        <w:rPr>
+          <w:highlight w:val="darkGray"/>
+        </w:rPr>
+        <w:t>//утреня/сідальні_по_другому_славословї/2</w:t>
+      </w:r>
+    </w:p>
+    <w:p>
+      <w:pPr>
+        <w:spacing w:after="120"/>
+        <w:jc w:val="both"/>
+      </w:pPr>
+      <w:r>
+        <w:rPr>
+          <w:rFonts w:ascii="Times New Roman" w:hAnsi="Times New Roman"/>
+          <w:b/>
+          <w:sz w:val="24"/>
+        </w:rPr>
+        <w:t>Слава і нині</w:t>
+      </w:r>
+      <w:r>
+        <w:rPr>
+          <w:rFonts w:ascii="Times New Roman" w:hAnsi="Times New Roman"/>
+          <w:sz w:val="24"/>
+        </w:rPr>
+        <w:t>: Як Агниця</w:t>
+      </w:r>
+      <w:r>
+        <w:rPr>
+          <w:rFonts w:ascii="Times New Roman" w:hAnsi="Times New Roman"/>
+          <w:sz w:val="24"/>
+        </w:rPr>
+        <w:t xml:space="preserve"> побачила на хресті Агнця і Пастиря, і Спаса,* неправедно піднесеного,* гірко плачучи, кликала:* Боже предобрий, безгрішний Господи!* Світ радіє, приймаючи через тебе спасіння,* а моє лоно горить, бачивши твоє розп'яття,* що його терпиш з ласкавого свого м</w:t>
+      </w:r>
+      <w:r>
+        <w:rPr>
+          <w:rFonts w:ascii="Times New Roman" w:hAnsi="Times New Roman"/>
+          <w:sz w:val="24"/>
+        </w:rPr>
+        <w:t>илосердя.* Тому з вірою закличмо до неї:* Покажи, Діво, своє до нас милосердя і дай прощення гріхів тим,* що поклоняються його стражданням!</w:t>
+      </w:r>
+    </w:p>
+    <w:p>
+      <w:r>
+        <w:rPr>
+          <w:highlight w:val="darkGray"/>
+        </w:rPr>
+        <w:t>//утреня/світильні/1</w:t>
+      </w:r>
+    </w:p>
+    <w:p>
+      <w:pPr>
+        <w:spacing w:after="120"/>
+        <w:jc w:val="both"/>
+      </w:pPr>
+      <w:r>
+        <w:rPr>
+          <w:rFonts w:ascii="Times New Roman" w:hAnsi="Times New Roman"/>
+          <w:sz w:val="24"/>
+        </w:rPr>
+        <w:t>Вірою оспівуємо божественний хрест, зброю нездоланну і твердиню віри,* і йому поклоняємося.* Достойно величаємо великий захист, похвалу християн,* охоронця православних і страстотерпців славу.</w:t>
+      </w:r>
+    </w:p>
+    <w:p>
+      <w:r>
+        <w:rPr>
+          <w:highlight w:val="darkGray"/>
+        </w:rPr>
+        <w:t>//утреня/світильні/2</w:t>
+      </w:r>
+    </w:p>
+    <w:p>
+      <w:pPr>
+        <w:spacing w:after="120"/>
+        <w:jc w:val="both"/>
+      </w:pPr>
+      <w:r>
+        <w:rPr>
+          <w:rFonts w:ascii="Times New Roman" w:hAnsi="Times New Roman"/>
+          <w:b/>
+          <w:sz w:val="24"/>
+        </w:rPr>
+        <w:t>Слава і нині</w:t>
+      </w:r>
+      <w:r>
+        <w:rPr>
+          <w:rFonts w:ascii="Times New Roman" w:hAnsi="Times New Roman"/>
+          <w:sz w:val="24"/>
+        </w:rPr>
+        <w:t>: Стоячи біля хреста і бачивши свого Сина на дереві</w:t>
+      </w:r>
+      <w:r>
+        <w:rPr>
+          <w:rFonts w:ascii="Times New Roman" w:hAnsi="Times New Roman"/>
+          <w:sz w:val="24"/>
+        </w:rPr>
+        <w:t xml:space="preserve"> розп'ятого й бездушного,* Пречиста по-материнському ридала,* кликала зі сльозами і промовляла:* Яке ж це диво, що Творець створіння дав себе піднести на хрест, щоб розіп'ястися?</w:t>
+      </w:r>
+    </w:p>
+    <w:p>
+      <w:r>
+        <w:rPr>
+          <w:highlight w:val="darkGray"/>
+        </w:rPr>
+        <w:t>//утреня/стиховня/стихири/1</w:t>
+      </w:r>
+    </w:p>
+    <w:p>
+      <w:pPr>
+        <w:spacing w:after="120"/>
+        <w:jc w:val="both"/>
+      </w:pPr>
+      <w:r>
+        <w:rPr>
+          <w:rFonts w:ascii="Times New Roman" w:hAnsi="Times New Roman"/>
+          <w:i/>
+          <w:color w:val="FF0000"/>
+          <w:sz w:val="24"/>
+        </w:rPr>
+        <w:t xml:space="preserve">(г. 8): </w:t>
+      </w:r>
+      <w:r>
+        <w:rPr>
+          <w:rFonts w:ascii="Times New Roman" w:hAnsi="Times New Roman"/>
+          <w:sz w:val="24"/>
+        </w:rPr>
+        <w:t>Мойсеєва палиця проображала твій чесний хрест, Спасе наш,* бо ним ти спасаєш людей своїх,* немов з морської глибини, Чоловіколюбче.</w:t>
+      </w:r>
+    </w:p>
+    <w:p>
+      <w:r>
+        <w:rPr>
+          <w:highlight w:val="darkGray"/>
+        </w:rPr>
+        <w:t>//утреня/стиховня/стихири/2</w:t>
+      </w:r>
+    </w:p>
+    <w:p>
+      <w:pPr>
+        <w:spacing w:after="120"/>
+        <w:jc w:val="both"/>
+      </w:pPr>
+      <w:r>
+        <w:rPr>
+          <w:rFonts w:ascii="Times New Roman" w:hAnsi="Times New Roman"/>
+          <w:i/>
+          <w:color w:val="FF0000"/>
+          <w:sz w:val="24"/>
+        </w:rPr>
+        <w:t>Стих:</w:t>
+      </w:r>
+      <w:r>
+        <w:rPr>
+          <w:rFonts w:ascii="Times New Roman" w:hAnsi="Times New Roman"/>
+          <w:i/>
+          <w:sz w:val="24"/>
+        </w:rPr>
+        <w:t xml:space="preserve"> </w:t>
+      </w:r>
+      <w:r>
+        <w:rPr>
+          <w:rFonts w:ascii="Times New Roman" w:hAnsi="Times New Roman"/>
+          <w:sz w:val="24"/>
+          <w:u w:val="single"/>
+        </w:rPr>
+        <w:t>Насити нас уранці милістю твоєю, Господи, щоб ми раділи й веселились по всі дні наші. Звесели нас мірою днів, за яких ти засмутив нас, мірою літ, що в них ми зазнали горя.* Нехай виявиться твоїм слугам твоє діло, і слава твоя – їхнім дітям.</w:t>
+      </w:r>
+    </w:p>
+    <w:p>
+      <w:r>
+        <w:rPr>
+          <w:highlight w:val="darkGray"/>
+        </w:rPr>
+        <w:t>//утреня/стиховня/стихири/3</w:t>
+      </w:r>
+    </w:p>
+    <w:p>
+      <w:pPr>
+        <w:spacing w:after="120"/>
+        <w:jc w:val="both"/>
+      </w:pPr>
+      <w:r>
+        <w:rPr>
+          <w:rFonts w:ascii="Times New Roman" w:hAnsi="Times New Roman"/>
+          <w:sz w:val="24"/>
+        </w:rPr>
+        <w:t>Колись в едемсь</w:t>
+      </w:r>
+      <w:r>
+        <w:rPr>
+          <w:rFonts w:ascii="Times New Roman" w:hAnsi="Times New Roman"/>
+          <w:sz w:val="24"/>
+        </w:rPr>
+        <w:t>кому саді* виросло було овочеве дерево проміж рослинами раю,* а твоя Церква, Христе, розцвілась твоїм хрестом,* що видає життя всьому світові.* Тамте вмертвило їжею впалого Адама,* а це оживило розбійника, що спасся вірою.* Тому вчини нас учасниками його с</w:t>
+      </w:r>
+      <w:r>
+        <w:rPr>
+          <w:rFonts w:ascii="Times New Roman" w:hAnsi="Times New Roman"/>
+          <w:sz w:val="24"/>
+        </w:rPr>
+        <w:t>пасіння, Христе Боже,* що своєю страстю знищив ворожі наступи на нас,* і сподоби нас твого царства, Господи.</w:t>
+      </w:r>
+    </w:p>
+    <w:p>
+      <w:r>
+        <w:rPr>
+          <w:highlight w:val="darkGray"/>
+        </w:rPr>
+        <w:t>//утреня/стиховня/стихири/4</w:t>
+      </w:r>
+    </w:p>
+    <w:p>
+      <w:pPr>
+        <w:spacing w:after="120"/>
+        <w:jc w:val="both"/>
+      </w:pPr>
+      <w:r>
+        <w:rPr>
+          <w:rFonts w:ascii="Times New Roman" w:hAnsi="Times New Roman"/>
+          <w:i/>
+          <w:color w:val="FF0000"/>
+          <w:sz w:val="24"/>
+        </w:rPr>
+        <w:t>Стих:</w:t>
+      </w:r>
+      <w:r>
+        <w:rPr>
+          <w:rFonts w:ascii="Times New Roman" w:hAnsi="Times New Roman"/>
+          <w:i/>
+          <w:sz w:val="24"/>
+        </w:rPr>
+        <w:t xml:space="preserve"> </w:t>
+      </w:r>
+      <w:r>
+        <w:rPr>
+          <w:rFonts w:ascii="Times New Roman" w:hAnsi="Times New Roman"/>
+          <w:sz w:val="24"/>
+          <w:u w:val="single"/>
+        </w:rPr>
+        <w:t>І ласка Господа, Бога нашого, нехай буде над нами,* і стверди діло рук наших; стверди його – діло рук наших.</w:t>
+      </w:r>
+    </w:p>
+    <w:p>
+      <w:r>
+        <w:rPr>
+          <w:highlight w:val="darkGray"/>
+        </w:rPr>
+        <w:t>//утреня/стиховня/стихири/5</w:t>
+      </w:r>
+    </w:p>
+    <w:p>
+      <w:pPr>
+        <w:spacing w:after="120"/>
+        <w:jc w:val="both"/>
+      </w:pPr>
+      <w:r>
+        <w:rPr>
+          <w:rFonts w:ascii="Times New Roman" w:hAnsi="Times New Roman"/>
+          <w:sz w:val="24"/>
+        </w:rPr>
+        <w:t xml:space="preserve">Мученики Христові непереможні!* </w:t>
+      </w:r>
+      <w:r>
+        <w:rPr>
+          <w:rFonts w:ascii="Times New Roman" w:hAnsi="Times New Roman"/>
+          <w:sz w:val="24"/>
+        </w:rPr>
+        <w:t>Силою хресною ви перемогли обманство* й отримали благодать вічного життя.* Не злякавшись погроз мучителів, ви раділи муками й ранами,* а нині кров ваша стала зціленням для душ наших!* Молітесь, щоб спаслися душі наші.</w:t>
+      </w:r>
+    </w:p>
+    <w:p>
+      <w:r>
+        <w:rPr>
+          <w:highlight w:val="darkGray"/>
+        </w:rPr>
+        <w:t>//утреня/стиховня/стихири/6</w:t>
+      </w:r>
+    </w:p>
+    <w:p>
+      <w:pPr>
+        <w:spacing w:after="120"/>
+        <w:jc w:val="both"/>
+      </w:pPr>
+      <w:r>
+        <w:rPr>
+          <w:rFonts w:ascii="Times New Roman" w:hAnsi="Times New Roman"/>
+          <w:b/>
+          <w:sz w:val="24"/>
+        </w:rPr>
+        <w:t>Слава і нині</w:t>
+      </w:r>
+      <w:r>
+        <w:rPr>
+          <w:rFonts w:ascii="Times New Roman" w:hAnsi="Times New Roman"/>
+          <w:sz w:val="24"/>
+        </w:rPr>
+        <w:t xml:space="preserve">: Бачивши тебе повішеного </w:t>
+      </w:r>
+      <w:r>
+        <w:rPr>
+          <w:rFonts w:ascii="Times New Roman" w:hAnsi="Times New Roman"/>
+          <w:sz w:val="24"/>
+        </w:rPr>
+        <w:t>на хресті, Чиста,* що тебе породила, Господи,* і стоячи близько та плачучи, промовляла:* Дитино, чому терпиш оце тілом* і спішно тобі вчинити мене бездітною?* Поспішай прославитися, щоб звеличилась я твоїми стражданнями.</w:t>
+      </w:r>
+    </w:p>
+    <w:p>
+      <w:pPr>
+        <w:pStyle w:val="Heading1"/>
+      </w:pPr>
+      <w:r>
+        <w:t>Глас 8 - ЧТ</w:t>
+      </w:r>
+    </w:p>
+    <w:p>
+      <w:r>
+        <w:rPr>
+          <w:highlight w:val="darkGray"/>
+        </w:rPr>
+        <w:t>/октоїх/8/ЧТ</w:t>
+      </w:r>
+    </w:p>
+    <w:p>
+      <w:pPr>
+        <w:pStyle w:val="Heading2"/>
+      </w:pPr>
+      <w:r>
+        <w:t>ВЕЧІРНЯ</w:t>
+      </w:r>
+    </w:p>
+    <w:p>
+      <w:pPr>
+        <w:pStyle w:val="Heading3"/>
+      </w:pPr>
+      <w:r>
+        <w:rPr>
+          <w:highlight w:val="darkGray"/>
+        </w:rPr>
+        <w:t>//вечірня/господи_взиваю</w:t>
+      </w:r>
+    </w:p>
+    <w:p>
+      <w:r>
+        <w:rPr>
+          <w:highlight w:val="darkGray"/>
+        </w:rPr>
+        <w:t>//вечірня/господи_взиваю/стихири/1</w:t>
+      </w:r>
+    </w:p>
+    <w:p>
+      <w:pPr>
+        <w:spacing w:after="120"/>
+        <w:jc w:val="both"/>
+      </w:pPr>
+      <w:r>
+        <w:rPr>
+          <w:rFonts w:ascii="Times New Roman" w:hAnsi="Times New Roman"/>
+          <w:i/>
+          <w:color w:val="FF0000"/>
+          <w:sz w:val="24"/>
+        </w:rPr>
+        <w:t xml:space="preserve">(г. 8): </w:t>
+      </w:r>
+      <w:r>
+        <w:rPr>
+          <w:rFonts w:ascii="Times New Roman" w:hAnsi="Times New Roman"/>
+          <w:sz w:val="24"/>
+        </w:rPr>
+        <w:t>Сяйвом Утішителя просвітив ти, Господи, твоїх апостолів,* і завдяки духовному просвіченню твоєї мудрости, поставив їх, Владико,* світильниками на утвердження у вірі.* Тому й поклоняємося несказанному твоєму чоловіколюб'ю.</w:t>
+      </w:r>
+    </w:p>
+    <w:p>
+      <w:r>
+        <w:rPr>
+          <w:highlight w:val="darkGray"/>
+        </w:rPr>
+        <w:t>//вечірня/господи_взиваю/стихири/2</w:t>
+      </w:r>
+    </w:p>
+    <w:p>
+      <w:pPr>
+        <w:spacing w:after="120"/>
+        <w:jc w:val="both"/>
+      </w:pPr>
+      <w:r>
+        <w:rPr>
+          <w:rFonts w:ascii="Times New Roman" w:hAnsi="Times New Roman"/>
+          <w:sz w:val="24"/>
+        </w:rPr>
+        <w:t>Молитвами апостолів, Господи, ти огородив це своє стадо,* зберігаючи непошкодженим від спокус ворожих,* бо його ти, як щедрий і чоловіколюбець,* викупив своєю дорогоцінною кр</w:t>
+      </w:r>
+      <w:r>
+        <w:rPr>
+          <w:rFonts w:ascii="Times New Roman" w:hAnsi="Times New Roman"/>
+          <w:sz w:val="24"/>
+        </w:rPr>
+        <w:t>ов'ю з неволі диявола.</w:t>
+      </w:r>
+    </w:p>
+    <w:p>
+      <w:r>
+        <w:rPr>
+          <w:highlight w:val="darkGray"/>
+        </w:rPr>
+        <w:t>//вечірня/господи_взиваю/стихири/3</w:t>
+      </w:r>
+    </w:p>
+    <w:p>
+      <w:pPr>
+        <w:spacing w:after="120"/>
+        <w:jc w:val="both"/>
+      </w:pPr>
+      <w:r>
+        <w:rPr>
+          <w:rFonts w:ascii="Times New Roman" w:hAnsi="Times New Roman"/>
+          <w:sz w:val="24"/>
+        </w:rPr>
+        <w:t>На основі Христовій ви являєтеся дорогоцінними каменями Церкви,* опромінюючи вселенну світлим сяйвом ясного богопізнання,* апостоли божественні, що стоїте при престолі Тройці* і молитесь за душі наші.</w:t>
+      </w:r>
+    </w:p>
+    <w:p>
+      <w:r>
+        <w:rPr>
+          <w:highlight w:val="darkGray"/>
+        </w:rPr>
+        <w:t>//вечірня/стиховня/стихири/1</w:t>
+      </w:r>
+    </w:p>
+    <w:p>
+      <w:pPr>
+        <w:spacing w:after="120"/>
+        <w:jc w:val="both"/>
+      </w:pPr>
+      <w:r>
+        <w:rPr>
+          <w:rFonts w:ascii="Times New Roman" w:hAnsi="Times New Roman"/>
+          <w:i/>
+          <w:color w:val="FF0000"/>
+          <w:sz w:val="24"/>
+        </w:rPr>
+        <w:t xml:space="preserve">(г. 8): </w:t>
+      </w:r>
+      <w:r>
+        <w:rPr>
+          <w:rFonts w:ascii="Times New Roman" w:hAnsi="Times New Roman"/>
+          <w:sz w:val="24"/>
+        </w:rPr>
+        <w:t>Господи, апостоли, гаряче полюбивши тебе на землі,* все за сміття вважали, щоб лиш тебе єдиного здобути,* і за тебе віддали свої тіла на рани;* тому й були прославлені та й моляться за душі наші.</w:t>
+      </w:r>
+    </w:p>
+    <w:p>
+      <w:r>
+        <w:rPr>
+          <w:highlight w:val="darkGray"/>
+        </w:rPr>
+        <w:t>//вечірня/стиховня/стихири/2</w:t>
+      </w:r>
+    </w:p>
+    <w:p>
+      <w:pPr>
+        <w:spacing w:after="120"/>
+        <w:jc w:val="both"/>
+      </w:pPr>
+      <w:r>
+        <w:rPr>
+          <w:rFonts w:ascii="Times New Roman" w:hAnsi="Times New Roman"/>
+          <w:sz w:val="24"/>
+        </w:rPr>
+        <w:t>Господи, ти звеличив на землі пам'ять апостолів;* тому, зійшовшись разом, всі у ній славословимо те</w:t>
+      </w:r>
+      <w:r>
+        <w:rPr>
+          <w:rFonts w:ascii="Times New Roman" w:hAnsi="Times New Roman"/>
+          <w:sz w:val="24"/>
+        </w:rPr>
+        <w:t>бе,* бо ти даєш нам заради них спасіння, їхніми ж молитвами – всьому світові мир і велику милість.</w:t>
+      </w:r>
+    </w:p>
+    <w:p>
+      <w:r>
+        <w:rPr>
+          <w:highlight w:val="darkGray"/>
+        </w:rPr>
+        <w:t>//вечірня/стиховня/стихири/3</w:t>
+      </w:r>
+    </w:p>
+    <w:p>
+      <w:pPr>
+        <w:spacing w:after="120"/>
+        <w:jc w:val="both"/>
+      </w:pPr>
+      <w:r>
+        <w:rPr>
+          <w:rFonts w:ascii="Times New Roman" w:hAnsi="Times New Roman"/>
+          <w:sz w:val="24"/>
+        </w:rPr>
+        <w:t>Якщо є якась чеснота і</w:t>
+      </w:r>
+      <w:r>
+        <w:rPr>
+          <w:rFonts w:ascii="Times New Roman" w:hAnsi="Times New Roman"/>
+          <w:sz w:val="24"/>
+        </w:rPr>
+        <w:t xml:space="preserve"> якась похвала,* то належить вона святим.* Бо вони схилили свої шиї під меч задля тебе,* що прихилив небо й зійшов до нас;* кров свою пролили за тебе, що принизив себе, прийнявши вигляд слуги,* і смирили себе аж до смерти, уподібнюючись до тебе покорою зад</w:t>
+      </w:r>
+      <w:r>
+        <w:rPr>
+          <w:rFonts w:ascii="Times New Roman" w:hAnsi="Times New Roman"/>
+          <w:sz w:val="24"/>
+        </w:rPr>
+        <w:t>ля великих щедрот твоїх, помилуй нас.</w:t>
+      </w:r>
+    </w:p>
+    <w:p>
+      <w:r>
+        <w:rPr>
+          <w:highlight w:val="darkGray"/>
+        </w:rPr>
+        <w:t>//вечірня/стиховня/стихири/4</w:t>
+      </w:r>
+    </w:p>
+    <w:p>
+      <w:pPr>
+        <w:spacing w:after="120"/>
+        <w:jc w:val="both"/>
+      </w:pPr>
+      <w:r>
+        <w:rPr>
+          <w:rFonts w:ascii="Times New Roman" w:hAnsi="Times New Roman"/>
+          <w:b/>
+          <w:sz w:val="24"/>
+        </w:rPr>
+        <w:t>Слава і нині</w:t>
+      </w:r>
+      <w:r>
+        <w:rPr>
+          <w:rFonts w:ascii="Times New Roman" w:hAnsi="Times New Roman"/>
+          <w:sz w:val="24"/>
+        </w:rPr>
+        <w:t>: Діво, свята Богородице!* Знаючи, що в тобі знайду спасіння,* прибігаю під твій покров,* бо ти, Чиста, можеш мені помогти.</w:t>
+      </w:r>
+    </w:p>
+    <w:p>
+      <w:pPr>
+        <w:pStyle w:val="Heading2"/>
+      </w:pPr>
+      <w:r>
+        <w:t>УТРЕНЯ</w:t>
+      </w:r>
+    </w:p>
+    <w:p>
+      <w:r>
+        <w:rPr>
+          <w:highlight w:val="darkGray"/>
+        </w:rPr>
+        <w:t>//утреня/сідальні_по_першому_славословї/1</w:t>
+      </w:r>
+    </w:p>
+    <w:p>
+      <w:pPr>
+        <w:spacing w:after="120"/>
+        <w:jc w:val="both"/>
+      </w:pPr>
+      <w:r>
+        <w:rPr>
+          <w:rFonts w:ascii="Times New Roman" w:hAnsi="Times New Roman"/>
+          <w:i/>
+          <w:color w:val="FF0000"/>
+          <w:sz w:val="24"/>
+        </w:rPr>
+        <w:t xml:space="preserve">(г. 8): </w:t>
+      </w:r>
+      <w:r>
+        <w:rPr>
+          <w:rFonts w:ascii="Times New Roman" w:hAnsi="Times New Roman"/>
+          <w:sz w:val="24"/>
+        </w:rPr>
+        <w:t>Як світильників світу й наставників,* від початку нашого спасіння,* оспівуємо божественних учнів Бога нашого.* Вони засвітили світло нам, що в темряві проживали,* і всім показали Сонце слави,* і перемогли обман ідольський* проповіддю Тройці у єдинім Божест</w:t>
+      </w:r>
+      <w:r>
+        <w:rPr>
+          <w:rFonts w:ascii="Times New Roman" w:hAnsi="Times New Roman"/>
+          <w:sz w:val="24"/>
+        </w:rPr>
+        <w:t>ві.* Тому просимо вас, апостоли Христа Бога:* Моліться, щоб дати нам і прощення гріхів і велику милість.</w:t>
+      </w:r>
+    </w:p>
+    <w:p>
+      <w:r>
+        <w:rPr>
+          <w:highlight w:val="darkGray"/>
+        </w:rPr>
+        <w:t>//утреня/сідальні_по_першому_славословї/2</w:t>
+      </w:r>
+    </w:p>
+    <w:p>
+      <w:pPr>
+        <w:spacing w:after="120"/>
+        <w:jc w:val="both"/>
+      </w:pPr>
+      <w:r>
+        <w:rPr>
+          <w:rFonts w:ascii="Times New Roman" w:hAnsi="Times New Roman"/>
+          <w:b/>
+          <w:sz w:val="24"/>
+        </w:rPr>
+        <w:t>Слава і нині</w:t>
+      </w:r>
+      <w:r>
+        <w:rPr>
+          <w:rFonts w:ascii="Times New Roman" w:hAnsi="Times New Roman"/>
+          <w:sz w:val="24"/>
+        </w:rPr>
+        <w:t>: Попавши в усілякі спокуси від ворогів видимих і невидимих,* і охоплені бурею незліченних прогріхів, Пречиста,* немов до теплого заступниц</w:t>
+      </w:r>
+      <w:r>
+        <w:rPr>
+          <w:rFonts w:ascii="Times New Roman" w:hAnsi="Times New Roman"/>
+          <w:sz w:val="24"/>
+        </w:rPr>
+        <w:t>тва й покрову, і нашого захисту,* приходимо до твоєї доброти.* Тому, Пречиста, молися до Воплоченого з тебе безсіменно* за всіх слуг твоїх, що оспівують тебе, пречиста Богородице,* умоляючи його наполегливо, щоб дав прощення гріхів* нам, що з вірою поклоня</w:t>
+      </w:r>
+      <w:r>
+        <w:rPr>
+          <w:rFonts w:ascii="Times New Roman" w:hAnsi="Times New Roman"/>
+          <w:sz w:val="24"/>
+        </w:rPr>
+        <w:t>ємось тому, хто з тебе народився.</w:t>
+      </w:r>
+    </w:p>
+    <w:p>
+      <w:r>
+        <w:rPr>
+          <w:highlight w:val="darkGray"/>
+        </w:rPr>
+        <w:t>//утреня/сідальні_по_другому_славословї/1</w:t>
+      </w:r>
+    </w:p>
+    <w:p>
+      <w:pPr>
+        <w:spacing w:after="120"/>
+        <w:jc w:val="both"/>
+      </w:pPr>
+      <w:r>
+        <w:rPr>
+          <w:rFonts w:ascii="Times New Roman" w:hAnsi="Times New Roman"/>
+          <w:i/>
+          <w:color w:val="FF0000"/>
+          <w:sz w:val="24"/>
+        </w:rPr>
+        <w:t xml:space="preserve">(г. 8): </w:t>
+      </w:r>
+      <w:r>
+        <w:rPr>
+          <w:rFonts w:ascii="Times New Roman" w:hAnsi="Times New Roman"/>
+          <w:sz w:val="24"/>
+        </w:rPr>
+        <w:t>По всій землі, як сказав пророк,* розійшлась премудрих апостолів проповідь,* бо проповідуючи Слово, вони просвітили всі народи.* Тому їх, як годиться, вихваляючи, піснями вшановуємо,* бо вони завжди молять Христа, щоб спас душі наші.</w:t>
+      </w:r>
+    </w:p>
+    <w:p>
+      <w:r>
+        <w:rPr>
+          <w:highlight w:val="darkGray"/>
+        </w:rPr>
+        <w:t>//утреня/сідальні_по_другому_славословї/2</w:t>
+      </w:r>
+    </w:p>
+    <w:p>
+      <w:pPr>
+        <w:spacing w:after="120"/>
+        <w:jc w:val="both"/>
+      </w:pPr>
+      <w:r>
+        <w:rPr>
+          <w:rFonts w:ascii="Times New Roman" w:hAnsi="Times New Roman"/>
+          <w:b/>
+          <w:sz w:val="24"/>
+        </w:rPr>
+        <w:t>Слава і нині</w:t>
+      </w:r>
+      <w:r>
+        <w:rPr>
+          <w:rFonts w:ascii="Times New Roman" w:hAnsi="Times New Roman"/>
+          <w:sz w:val="24"/>
+        </w:rPr>
+        <w:t>: Заступни</w:t>
+      </w:r>
+      <w:r>
+        <w:rPr>
+          <w:rFonts w:ascii="Times New Roman" w:hAnsi="Times New Roman"/>
+          <w:sz w:val="24"/>
+        </w:rPr>
+        <w:t>це вірних, Богородице,* радосте скорботних і потіхо велика плачучих!* Моли з апостолами безустанно за нас Всесвятого,* що з твого лона, Діво, надприродно народився,* щоб спас нас від тяжкого засуду в день розрахунку.</w:t>
+      </w:r>
+    </w:p>
+    <w:p>
+      <w:r>
+        <w:rPr>
+          <w:highlight w:val="darkGray"/>
+        </w:rPr>
+        <w:t>//утреня/світильні/1</w:t>
+      </w:r>
+    </w:p>
+    <w:p>
+      <w:pPr>
+        <w:spacing w:after="120"/>
+        <w:jc w:val="both"/>
+      </w:pPr>
+      <w:r>
+        <w:rPr>
+          <w:rFonts w:ascii="Times New Roman" w:hAnsi="Times New Roman"/>
+          <w:sz w:val="24"/>
+        </w:rPr>
+        <w:t>Апостоли Спасові!* Ви пройшли всю вселенну, проповідуючи справжнє і святе Христове воплочення від Діви,* відвертаючи від обману поган,* просвічуючи й навчаючи всіх почитати Пресвяту Тройцю.</w:t>
+      </w:r>
+    </w:p>
+    <w:p>
+      <w:r>
+        <w:rPr>
+          <w:highlight w:val="darkGray"/>
+        </w:rPr>
+        <w:t>//утреня/світильні/2</w:t>
+      </w:r>
+    </w:p>
+    <w:p>
+      <w:pPr>
+        <w:spacing w:after="120"/>
+        <w:jc w:val="both"/>
+      </w:pPr>
+      <w:r>
+        <w:rPr>
+          <w:rFonts w:ascii="Times New Roman" w:hAnsi="Times New Roman"/>
+          <w:b/>
+          <w:sz w:val="24"/>
+        </w:rPr>
+        <w:t>Слава і нині</w:t>
+      </w:r>
+      <w:r>
+        <w:rPr>
+          <w:rFonts w:ascii="Times New Roman" w:hAnsi="Times New Roman"/>
+          <w:sz w:val="24"/>
+        </w:rPr>
+        <w:t>: Діво пречиста!* З мудрими апостолами і з багатьма му</w:t>
+      </w:r>
+      <w:r>
+        <w:rPr>
+          <w:rFonts w:ascii="Times New Roman" w:hAnsi="Times New Roman"/>
+          <w:sz w:val="24"/>
+        </w:rPr>
+        <w:t>чениками та з Миколаєм мудрим,* моли безперестанно Христа,* щоб звільнити від усякої біди нас,* що на тебе поклали надію, Діво.</w:t>
+      </w:r>
+    </w:p>
+    <w:p>
+      <w:r>
+        <w:rPr>
+          <w:highlight w:val="darkGray"/>
+        </w:rPr>
+        <w:t>//утреня/стиховня/стихири/1</w:t>
+      </w:r>
+    </w:p>
+    <w:p>
+      <w:pPr>
+        <w:spacing w:after="120"/>
+        <w:jc w:val="both"/>
+      </w:pPr>
+      <w:r>
+        <w:rPr>
+          <w:rFonts w:ascii="Times New Roman" w:hAnsi="Times New Roman"/>
+          <w:i/>
+          <w:color w:val="FF0000"/>
+          <w:sz w:val="24"/>
+        </w:rPr>
+        <w:t xml:space="preserve">(г. 8): </w:t>
+      </w:r>
+      <w:r>
+        <w:rPr>
+          <w:rFonts w:ascii="Times New Roman" w:hAnsi="Times New Roman"/>
+          <w:sz w:val="24"/>
+        </w:rPr>
+        <w:t>Господи, апостоли, гаряче полюбивши тебе на землі,* все за сміття вважали, щоб лиш тебе єдиного здобути,* і за тебе віддали свої тіла на рани;* тому й були прославлені та й моляться за душі наші.</w:t>
+      </w:r>
+    </w:p>
+    <w:p>
+      <w:r>
+        <w:rPr>
+          <w:highlight w:val="darkGray"/>
+        </w:rPr>
+        <w:t>//утреня/стиховня/стихири/2</w:t>
+      </w:r>
+    </w:p>
+    <w:p>
+      <w:pPr>
+        <w:spacing w:after="120"/>
+        <w:jc w:val="both"/>
+      </w:pPr>
+      <w:r>
+        <w:rPr>
+          <w:rFonts w:ascii="Times New Roman" w:hAnsi="Times New Roman"/>
+          <w:i/>
+          <w:color w:val="FF0000"/>
+          <w:sz w:val="24"/>
+        </w:rPr>
+        <w:t>Стих:</w:t>
+      </w:r>
+      <w:r>
+        <w:rPr>
+          <w:rFonts w:ascii="Times New Roman" w:hAnsi="Times New Roman"/>
+          <w:i/>
+          <w:sz w:val="24"/>
+        </w:rPr>
+        <w:t xml:space="preserve"> </w:t>
+      </w:r>
+      <w:r>
+        <w:rPr>
+          <w:rFonts w:ascii="Times New Roman" w:hAnsi="Times New Roman"/>
+          <w:sz w:val="24"/>
+          <w:u w:val="single"/>
+        </w:rPr>
+        <w:t>Насити нас уранці милістю твоєю, Господи, щоб ми раділи й веселились по всі дні наші. Звесели нас мірою днів, за яких ти засмутив нас, мірою літ, що в них ми зазнали горя.* Нехай виявиться твоїм слугам твоє діло, і слава твоя – їхнім дітям.</w:t>
+      </w:r>
+    </w:p>
+    <w:p>
+      <w:r>
+        <w:rPr>
+          <w:highlight w:val="darkGray"/>
+        </w:rPr>
+        <w:t>//утреня/стиховня/стихири/3</w:t>
+      </w:r>
+    </w:p>
+    <w:p>
+      <w:pPr>
+        <w:spacing w:after="120"/>
+        <w:jc w:val="both"/>
+      </w:pPr>
+      <w:r>
+        <w:rPr>
+          <w:rFonts w:ascii="Times New Roman" w:hAnsi="Times New Roman"/>
+          <w:sz w:val="24"/>
+        </w:rPr>
+        <w:t>Господи, ти зве</w:t>
+      </w:r>
+      <w:r>
+        <w:rPr>
+          <w:rFonts w:ascii="Times New Roman" w:hAnsi="Times New Roman"/>
+          <w:sz w:val="24"/>
+        </w:rPr>
+        <w:t>личив на землі пам'ять апостолів;* тому, зійшовшись разом, всі у ній славословимо тебе,* бо ти даєш нам заради них спасіння,* їхніми ж молитвами – всьому світові мир і велику милість.</w:t>
+      </w:r>
+    </w:p>
+    <w:p>
+      <w:r>
+        <w:rPr>
+          <w:highlight w:val="darkGray"/>
+        </w:rPr>
+        <w:t>//утреня/стиховня/стихири/4</w:t>
+      </w:r>
+    </w:p>
+    <w:p>
+      <w:pPr>
+        <w:spacing w:after="120"/>
+        <w:jc w:val="both"/>
+      </w:pPr>
+      <w:r>
+        <w:rPr>
+          <w:rFonts w:ascii="Times New Roman" w:hAnsi="Times New Roman"/>
+          <w:i/>
+          <w:color w:val="FF0000"/>
+          <w:sz w:val="24"/>
+        </w:rPr>
+        <w:t>Стих:</w:t>
+      </w:r>
+      <w:r>
+        <w:rPr>
+          <w:rFonts w:ascii="Times New Roman" w:hAnsi="Times New Roman"/>
+          <w:i/>
+          <w:sz w:val="24"/>
+        </w:rPr>
+        <w:t xml:space="preserve"> </w:t>
+      </w:r>
+      <w:r>
+        <w:rPr>
+          <w:rFonts w:ascii="Times New Roman" w:hAnsi="Times New Roman"/>
+          <w:sz w:val="24"/>
+          <w:u w:val="single"/>
+        </w:rPr>
+        <w:t>І ласка Господа, Бога нашого, нехай буде над нами,* і стверди діло</w:t>
+      </w:r>
+      <w:r>
+        <w:rPr>
+          <w:rFonts w:ascii="Times New Roman" w:hAnsi="Times New Roman"/>
+          <w:sz w:val="24"/>
+          <w:u w:val="single"/>
+        </w:rPr>
+        <w:t xml:space="preserve"> рук наших; стверди його – діло рук наших.</w:t>
+      </w:r>
+    </w:p>
+    <w:p>
+      <w:r>
+        <w:rPr>
+          <w:highlight w:val="darkGray"/>
+        </w:rPr>
+        <w:t>//утреня/стиховня/стихири/5</w:t>
+      </w:r>
+    </w:p>
+    <w:p>
+      <w:pPr>
+        <w:spacing w:after="120"/>
+        <w:jc w:val="both"/>
+      </w:pPr>
+      <w:r>
+        <w:rPr>
+          <w:rFonts w:ascii="Times New Roman" w:hAnsi="Times New Roman"/>
+          <w:sz w:val="24"/>
+        </w:rPr>
+        <w:t>Вдягнувши на себе, як слід, панцир віри* і озброївшись хрестом, явились ви сміливими воїнами:* хоробро супротивлялися мучителям,* подолали диявольський обман,* і як переможці, вдостоїлись вінків.* Тому моліться за</w:t>
+      </w:r>
+      <w:r>
+        <w:rPr>
+          <w:rFonts w:ascii="Times New Roman" w:hAnsi="Times New Roman"/>
+          <w:sz w:val="24"/>
+        </w:rPr>
+        <w:t>вжди за нас, щоб спаслися душі наші.</w:t>
+      </w:r>
+    </w:p>
+    <w:p>
+      <w:r>
+        <w:rPr>
+          <w:highlight w:val="darkGray"/>
+        </w:rPr>
+        <w:t>//утреня/стиховня/стихири/6</w:t>
+      </w:r>
+    </w:p>
+    <w:p>
+      <w:pPr>
+        <w:spacing w:after="120"/>
+        <w:jc w:val="both"/>
+      </w:pPr>
+      <w:r>
+        <w:rPr>
+          <w:rFonts w:ascii="Times New Roman" w:hAnsi="Times New Roman"/>
+          <w:b/>
+          <w:sz w:val="24"/>
+        </w:rPr>
+        <w:t>Слава і нині</w:t>
+      </w:r>
+      <w:r>
+        <w:rPr>
+          <w:rFonts w:ascii="Times New Roman" w:hAnsi="Times New Roman"/>
+          <w:sz w:val="24"/>
+        </w:rPr>
+        <w:t>: Вирви нас, Владичице, з руки змін чоловіковбивці,* який повністю хоче нас своїм лукавством поглинути.* Розбий його пащу, молимо тебе, і знищ його хитрощі,* щоб, вирвавшись з його лабет,* величали ми твоє з</w:t>
+      </w:r>
+      <w:r>
+        <w:rPr>
+          <w:rFonts w:ascii="Times New Roman" w:hAnsi="Times New Roman"/>
+          <w:sz w:val="24"/>
+        </w:rPr>
+        <w:t>аступництво.</w:t>
+      </w:r>
+    </w:p>
+    <w:p>
+      <w:pPr>
+        <w:pStyle w:val="Heading1"/>
+      </w:pPr>
+      <w:r>
+        <w:t>Глас 8 - ПТ</w:t>
+      </w:r>
+    </w:p>
+    <w:p>
+      <w:r>
+        <w:rPr>
+          <w:highlight w:val="darkGray"/>
+        </w:rPr>
+        <w:t>/октоїх/8/ПТ</w:t>
+      </w:r>
+    </w:p>
+    <w:p>
+      <w:pPr>
+        <w:pStyle w:val="Heading2"/>
+      </w:pPr>
+      <w:r>
+        <w:t>ВЕЧІРНЯ</w:t>
+      </w:r>
+    </w:p>
+    <w:p>
+      <w:pPr>
+        <w:pStyle w:val="Heading3"/>
+      </w:pPr>
+      <w:r>
+        <w:rPr>
+          <w:highlight w:val="darkGray"/>
+        </w:rPr>
+        <w:t>//вечірня/господи_взиваю</w:t>
+      </w:r>
+    </w:p>
+    <w:p>
+      <w:r>
+        <w:rPr>
+          <w:highlight w:val="darkGray"/>
+        </w:rPr>
+        <w:t>//вечірня/господи_взиваю/стихири/1</w:t>
+      </w:r>
+    </w:p>
+    <w:p>
+      <w:pPr>
+        <w:spacing w:after="120"/>
+        <w:jc w:val="both"/>
+      </w:pPr>
+      <w:r>
+        <w:rPr>
+          <w:rFonts w:ascii="Times New Roman" w:hAnsi="Times New Roman"/>
+          <w:i/>
+          <w:color w:val="FF0000"/>
+          <w:sz w:val="24"/>
+        </w:rPr>
+        <w:t>(г. 8, самоподібний):</w:t>
+      </w:r>
+      <w:r>
+        <w:rPr>
+          <w:rFonts w:ascii="Times New Roman" w:hAnsi="Times New Roman"/>
+          <w:sz w:val="24"/>
+        </w:rPr>
+        <w:t xml:space="preserve"> О, преславне чудо!* Як життєдайний сад,* хрест пресвятий* являється нині піднесений на висоту.* Славословлять його всі кінці землі,* страхаються демонські полки.* О, який дар дано землянам!* Ним, Христе, спаси душі наші,* як єдиний добросердий.</w:t>
+      </w:r>
+    </w:p>
+    <w:p>
+      <w:r>
+        <w:rPr>
+          <w:highlight w:val="darkGray"/>
+        </w:rPr>
+        <w:t>//вечірня/господи_взиваю/стихири/2</w:t>
+      </w:r>
+    </w:p>
+    <w:p>
+      <w:pPr>
+        <w:spacing w:after="120"/>
+        <w:jc w:val="both"/>
+      </w:pPr>
+      <w:r>
+        <w:rPr>
+          <w:rFonts w:ascii="Times New Roman" w:hAnsi="Times New Roman"/>
+          <w:sz w:val="24"/>
+        </w:rPr>
+        <w:t>О, преславне чудо!* Немов гроно, сповнене життям,* бачимо, як нині понад землею підноситься хрест* і несе на собі Всевишнього.* Він привів усіх нас до</w:t>
+      </w:r>
+      <w:r>
+        <w:rPr>
+          <w:rFonts w:ascii="Times New Roman" w:hAnsi="Times New Roman"/>
+          <w:sz w:val="24"/>
+        </w:rPr>
+        <w:t xml:space="preserve"> Бога* і знищив остаточно смерть.* О, дерево пречесне!* Через тебе, прославляючи Христа,* дістали ми в раї овоч безсмертя.</w:t>
+      </w:r>
+    </w:p>
+    <w:p>
+      <w:r>
+        <w:rPr>
+          <w:highlight w:val="darkGray"/>
+        </w:rPr>
+        <w:t>//вечірня/господи_взиваю/стихири/3</w:t>
+      </w:r>
+    </w:p>
+    <w:p>
+      <w:pPr>
+        <w:spacing w:after="120"/>
+        <w:jc w:val="both"/>
+      </w:pPr>
+      <w:r>
+        <w:rPr>
+          <w:rFonts w:ascii="Times New Roman" w:hAnsi="Times New Roman"/>
+          <w:sz w:val="24"/>
+        </w:rPr>
         <w:t>Велика твоя любов* до нас добрий Ісусе!* Як же ти впокорився, став людиною* і зволив терпіти хрест* і постраждати ганебну смерть* за слуг непотрібних?* Який-то достойний і гідний Бога дар тобі принесемо?* Тільки тим, що ми, вірні, славимо тебе* і дякуємо т</w:t>
       </w:r>
       <w:r>
@@ -684,6 +3934,547 @@
       </w:r>
     </w:p>
     <w:p>
+      <w:r>
+        <w:rPr>
+          <w:highlight w:val="darkGray"/>
+        </w:rPr>
+        <w:t>//вечірня/стиховня/стихири/1</w:t>
+      </w:r>
+    </w:p>
+    <w:p>
+      <w:pPr>
+        <w:spacing w:after="120"/>
+        <w:jc w:val="both"/>
+      </w:pPr>
+      <w:r>
+        <w:rPr>
+          <w:rFonts w:ascii="Times New Roman" w:hAnsi="Times New Roman"/>
+          <w:i/>
+          <w:color w:val="FF0000"/>
+          <w:sz w:val="24"/>
+        </w:rPr>
+        <w:t xml:space="preserve">(г. 8): </w:t>
+      </w:r>
+      <w:r>
+        <w:rPr>
+          <w:rFonts w:ascii="Times New Roman" w:hAnsi="Times New Roman"/>
+          <w:sz w:val="24"/>
+        </w:rPr>
+        <w:t>Піднісся ти на хрест* і спас рід людський, Христе Боже.* Славимо твої страждання.</w:t>
+      </w:r>
+    </w:p>
+    <w:p>
+      <w:r>
+        <w:rPr>
+          <w:highlight w:val="darkGray"/>
+        </w:rPr>
+        <w:t>//вечірня/стиховня/стихири/2</w:t>
+      </w:r>
+    </w:p>
+    <w:p>
+      <w:pPr>
+        <w:spacing w:after="120"/>
+        <w:jc w:val="both"/>
+      </w:pPr>
+      <w:r>
+        <w:rPr>
+          <w:rFonts w:ascii="Times New Roman" w:hAnsi="Times New Roman"/>
+          <w:sz w:val="24"/>
+        </w:rPr>
+        <w:t>Прибито тебе до хреста, Христе Боже,* і відчи</w:t>
+      </w:r>
+      <w:r>
+        <w:rPr>
+          <w:rFonts w:ascii="Times New Roman" w:hAnsi="Times New Roman"/>
+          <w:sz w:val="24"/>
+        </w:rPr>
+        <w:t>нились райські двері.* Славимо твоє Божество.</w:t>
+      </w:r>
+    </w:p>
+    <w:p>
+      <w:r>
+        <w:rPr>
+          <w:highlight w:val="darkGray"/>
+        </w:rPr>
+        <w:t>//вечірня/стиховня/стихири/3</w:t>
+      </w:r>
+    </w:p>
+    <w:p>
+      <w:pPr>
+        <w:spacing w:after="120"/>
+        <w:jc w:val="both"/>
+      </w:pPr>
+      <w:r>
+        <w:rPr>
+          <w:rFonts w:ascii="Times New Roman" w:hAnsi="Times New Roman"/>
+          <w:sz w:val="24"/>
+        </w:rPr>
+        <w:t>Господні мученики! Ви кожне місце освячуєте* і всяку недугу зліковуєте;* бл</w:t>
+      </w:r>
+      <w:r>
+        <w:rPr>
+          <w:rFonts w:ascii="Times New Roman" w:hAnsi="Times New Roman"/>
+          <w:sz w:val="24"/>
+        </w:rPr>
+        <w:t>агаємо вас: Моліться нині,* щоб визволитись душам нашим із сітей ворожих.</w:t>
+      </w:r>
+    </w:p>
+    <w:p>
+      <w:r>
+        <w:rPr>
+          <w:highlight w:val="darkGray"/>
+        </w:rPr>
+        <w:t>//вечірня/стиховня/стихири/4</w:t>
+      </w:r>
+    </w:p>
+    <w:p>
+      <w:pPr>
+        <w:spacing w:after="120"/>
+        <w:jc w:val="both"/>
+      </w:pPr>
+      <w:r>
+        <w:rPr>
+          <w:rFonts w:ascii="Times New Roman" w:hAnsi="Times New Roman"/>
+          <w:b/>
+          <w:sz w:val="24"/>
+        </w:rPr>
+        <w:t>Слава і нині</w:t>
+      </w:r>
+      <w:r>
+        <w:rPr>
+          <w:rFonts w:ascii="Times New Roman" w:hAnsi="Times New Roman"/>
+          <w:sz w:val="24"/>
+        </w:rPr>
+        <w:t>: Агниця безплямна,* бачивши Агнця, добровільно піднесеного на дерево,* ридаючи, жалібно кликала:* Горе мені, найлюбіший Сину!* Що тобі заподіяло безбожне зборище,* бажаю</w:t>
+      </w:r>
+      <w:r>
+        <w:rPr>
+          <w:rFonts w:ascii="Times New Roman" w:hAnsi="Times New Roman"/>
+          <w:sz w:val="24"/>
+        </w:rPr>
+        <w:t>чи мене осиротити, Найлюбіший?</w:t>
+      </w:r>
+    </w:p>
+    <w:p>
+      <w:pPr>
+        <w:pStyle w:val="Heading2"/>
+      </w:pPr>
+      <w:r>
+        <w:t>УТРЕНЯ</w:t>
+      </w:r>
+    </w:p>
+    <w:p>
+      <w:r>
+        <w:rPr>
+          <w:highlight w:val="darkGray"/>
+        </w:rPr>
+        <w:t>//утреня/сідальні_по_першому_славословї/1</w:t>
+      </w:r>
+    </w:p>
+    <w:p>
+      <w:pPr>
+        <w:spacing w:after="120"/>
+        <w:jc w:val="both"/>
+      </w:pPr>
+      <w:r>
+        <w:rPr>
+          <w:rFonts w:ascii="Times New Roman" w:hAnsi="Times New Roman"/>
+          <w:i/>
+          <w:color w:val="FF0000"/>
+          <w:sz w:val="24"/>
+        </w:rPr>
+        <w:t xml:space="preserve">(г. 8): </w:t>
+      </w:r>
+      <w:r>
+        <w:rPr>
+          <w:rFonts w:ascii="Times New Roman" w:hAnsi="Times New Roman"/>
+          <w:sz w:val="24"/>
+        </w:rPr>
+        <w:t>Посеред двох розбійників* мірилом справедливости став хрест твій;* з них один тягарем хули до пекла був приведений,* а другий визволився від гріхів, визнавши тебе Богом.* Христе Боже, – слава тобі!</w:t>
+      </w:r>
+    </w:p>
+    <w:p>
+      <w:r>
+        <w:rPr>
+          <w:highlight w:val="darkGray"/>
+        </w:rPr>
+        <w:t>//утреня/сідальні_по_першому_славословї/2</w:t>
+      </w:r>
+    </w:p>
+    <w:p>
+      <w:pPr>
+        <w:spacing w:after="120"/>
+        <w:jc w:val="both"/>
+      </w:pPr>
+      <w:r>
+        <w:rPr>
+          <w:rFonts w:ascii="Times New Roman" w:hAnsi="Times New Roman"/>
+          <w:b/>
+          <w:sz w:val="24"/>
+        </w:rPr>
+        <w:t>Слава і нині</w:t>
+      </w:r>
+      <w:r>
+        <w:rPr>
+          <w:rFonts w:ascii="Times New Roman" w:hAnsi="Times New Roman"/>
+          <w:sz w:val="24"/>
+        </w:rPr>
+        <w:t>: Бережені завжди хрестом Сина твого й Бога, Д</w:t>
+      </w:r>
+      <w:r>
+        <w:rPr>
+          <w:rFonts w:ascii="Times New Roman" w:hAnsi="Times New Roman"/>
+          <w:sz w:val="24"/>
+        </w:rPr>
+        <w:t>іво,* відганяємо бісівські підступи й обман.* Оспівуючи тебе, як справжню Богородицю,* з любов'ю в усіх родах звеличуємо тебе, Пречиста, як ти звістила.* Тому подай нам прощення прогрішень молитвами своїми.</w:t>
+      </w:r>
+    </w:p>
+    <w:p>
+      <w:r>
+        <w:rPr>
+          <w:highlight w:val="darkGray"/>
+        </w:rPr>
+        <w:t>//утреня/сідальні_по_другому_славословї/1</w:t>
+      </w:r>
+    </w:p>
+    <w:p>
+      <w:pPr>
+        <w:spacing w:after="120"/>
+        <w:jc w:val="both"/>
+      </w:pPr>
+      <w:r>
+        <w:rPr>
+          <w:rFonts w:ascii="Times New Roman" w:hAnsi="Times New Roman"/>
+          <w:i/>
+          <w:color w:val="FF0000"/>
+          <w:sz w:val="24"/>
+        </w:rPr>
+        <w:t xml:space="preserve">(г. 8): </w:t>
+      </w:r>
+      <w:r>
+        <w:rPr>
+          <w:rFonts w:ascii="Times New Roman" w:hAnsi="Times New Roman"/>
+          <w:sz w:val="24"/>
+        </w:rPr>
+        <w:t>Колись у раю дерево відкрило нашу наготу і за спожиття овочу принесло злощасну смерть.* А хресне дерево, застромлене в землю,* принесли людям одіння життя вічного, і світ наповнився всією радістю.* Дивлячись, вірні, на його воздвиження, співаймо разом Бого</w:t>
+      </w:r>
+      <w:r>
+        <w:rPr>
+          <w:rFonts w:ascii="Times New Roman" w:hAnsi="Times New Roman"/>
+          <w:sz w:val="24"/>
+        </w:rPr>
+        <w:t>ві:* Сповнився слави дім твій.</w:t>
+      </w:r>
+    </w:p>
+    <w:p>
+      <w:r>
+        <w:rPr>
+          <w:highlight w:val="darkGray"/>
+        </w:rPr>
+        <w:t>//утреня/сідальні_по_другому_славословї/2</w:t>
+      </w:r>
+    </w:p>
+    <w:p>
+      <w:pPr>
+        <w:spacing w:after="120"/>
+        <w:jc w:val="both"/>
+      </w:pPr>
+      <w:r>
+        <w:rPr>
+          <w:rFonts w:ascii="Times New Roman" w:hAnsi="Times New Roman"/>
+          <w:b/>
+          <w:sz w:val="24"/>
+        </w:rPr>
+        <w:t>Слава і нині</w:t>
+      </w:r>
+      <w:r>
+        <w:rPr>
+          <w:rFonts w:ascii="Times New Roman" w:hAnsi="Times New Roman"/>
+          <w:sz w:val="24"/>
+        </w:rPr>
+        <w:t xml:space="preserve">: Бачивши, Діво, того, хто з твоєї пречистої крови прийняв тіло* і з тебе несказанно народився,* як висів на дереві поміж розбійниками,* серцем ти боліла та з плачем материнським кликала:* Горе мені, Дитино моя!* </w:t>
+      </w:r>
+      <w:r>
+        <w:rPr>
+          <w:rFonts w:ascii="Times New Roman" w:hAnsi="Times New Roman"/>
+          <w:sz w:val="24"/>
+        </w:rPr>
+        <w:t>Яке-то божественне і несказанне твоє провидіння,* що ним ти оживив своє створіння?* Оспівую твоє милосердя.</w:t>
+      </w:r>
+    </w:p>
+    <w:p>
+      <w:r>
+        <w:rPr>
+          <w:highlight w:val="darkGray"/>
+        </w:rPr>
+        <w:t>//утреня/світильні/1</w:t>
+      </w:r>
+    </w:p>
+    <w:p>
+      <w:pPr>
+        <w:spacing w:after="120"/>
+        <w:jc w:val="both"/>
+      </w:pPr>
+      <w:r>
+        <w:rPr>
+          <w:rFonts w:ascii="Times New Roman" w:hAnsi="Times New Roman"/>
+          <w:sz w:val="24"/>
+        </w:rPr>
+        <w:t>Радуйся, Хресте пресвятий!* Незборне забороло світу, пристановище знедоленим, охоронче тих, що в нужді;* перемого царів і воїнів охороно та й варварів подолання,* вінче апостолів і вірних спасіння!</w:t>
+      </w:r>
+    </w:p>
+    <w:p>
+      <w:r>
+        <w:rPr>
+          <w:highlight w:val="darkGray"/>
+        </w:rPr>
+        <w:t>//утреня/світильні/2</w:t>
+      </w:r>
+    </w:p>
+    <w:p>
+      <w:pPr>
+        <w:spacing w:after="120"/>
+        <w:jc w:val="both"/>
+      </w:pPr>
+      <w:r>
+        <w:rPr>
+          <w:rFonts w:ascii="Times New Roman" w:hAnsi="Times New Roman"/>
+          <w:b/>
+          <w:sz w:val="24"/>
+        </w:rPr>
+        <w:t>Слава і нині</w:t>
+      </w:r>
+      <w:r>
+        <w:rPr>
+          <w:rFonts w:ascii="Times New Roman" w:hAnsi="Times New Roman"/>
+          <w:sz w:val="24"/>
+        </w:rPr>
+        <w:t>: Бачивши тебе до хреста прибитого* Пречиста п</w:t>
+      </w:r>
+      <w:r>
+        <w:rPr>
+          <w:rFonts w:ascii="Times New Roman" w:hAnsi="Times New Roman"/>
+          <w:sz w:val="24"/>
+        </w:rPr>
+        <w:t>лакала, і ридала, і кликала:* Як же зайшло воно – Сонце слави, світло найвизначніше?* Як же то ти, заради людського спасіння,* на хресті розп'явся і був проколений списом між ребра? – Сину і Боже мій!</w:t>
+      </w:r>
+    </w:p>
+    <w:p>
+      <w:r>
+        <w:rPr>
+          <w:highlight w:val="darkGray"/>
+        </w:rPr>
+        <w:t>//утреня/стиховня/стихири/1</w:t>
+      </w:r>
+    </w:p>
+    <w:p>
+      <w:pPr>
+        <w:spacing w:after="120"/>
+        <w:jc w:val="both"/>
+      </w:pPr>
+      <w:r>
+        <w:rPr>
+          <w:rFonts w:ascii="Times New Roman" w:hAnsi="Times New Roman"/>
+          <w:i/>
+          <w:color w:val="FF0000"/>
+          <w:sz w:val="24"/>
+        </w:rPr>
+        <w:t xml:space="preserve">(г. 8): </w:t>
+      </w:r>
+      <w:r>
+        <w:rPr>
+          <w:rFonts w:ascii="Times New Roman" w:hAnsi="Times New Roman"/>
+          <w:sz w:val="24"/>
+        </w:rPr>
+        <w:t>Мойсеєва палиця проображала твій чесний хрест, Спасе наш,* бо ним ти спасаєш людей своїх,* немов з морської глибини, Чоловіколюбче.</w:t>
+      </w:r>
+    </w:p>
+    <w:p>
+      <w:r>
+        <w:rPr>
+          <w:highlight w:val="darkGray"/>
+        </w:rPr>
+        <w:t>//утреня/стиховня/стихири/2</w:t>
+      </w:r>
+    </w:p>
+    <w:p>
+      <w:pPr>
+        <w:spacing w:after="120"/>
+        <w:jc w:val="both"/>
+      </w:pPr>
+      <w:r>
+        <w:rPr>
+          <w:rFonts w:ascii="Times New Roman" w:hAnsi="Times New Roman"/>
+          <w:i/>
+          <w:color w:val="FF0000"/>
+          <w:sz w:val="24"/>
+        </w:rPr>
+        <w:t>Стих:</w:t>
+      </w:r>
+      <w:r>
+        <w:rPr>
+          <w:rFonts w:ascii="Times New Roman" w:hAnsi="Times New Roman"/>
+          <w:i/>
+          <w:sz w:val="24"/>
+        </w:rPr>
+        <w:t xml:space="preserve"> </w:t>
+      </w:r>
+      <w:r>
+        <w:rPr>
+          <w:rFonts w:ascii="Times New Roman" w:hAnsi="Times New Roman"/>
+          <w:sz w:val="24"/>
+          <w:u w:val="single"/>
+        </w:rPr>
+        <w:t>Насити нас уранці милістю твоєю, Господи, щоб ми раділи й веселились по всі дні наші. Звесели нас мірою днів, за яких ти засмутив нас, мірою літ, що в них ми зазнали горя.* Нехай виявиться твоїм слугам твоє діло, і слава твоя – їхнім дітям.</w:t>
+      </w:r>
+    </w:p>
+    <w:p>
+      <w:r>
+        <w:rPr>
+          <w:highlight w:val="darkGray"/>
+        </w:rPr>
+        <w:t>//утреня/стиховня/стихири/3</w:t>
+      </w:r>
+    </w:p>
+    <w:p>
+      <w:pPr>
+        <w:spacing w:after="120"/>
+        <w:jc w:val="both"/>
+      </w:pPr>
+      <w:r>
+        <w:rPr>
+          <w:rFonts w:ascii="Times New Roman" w:hAnsi="Times New Roman"/>
+          <w:sz w:val="24"/>
+        </w:rPr>
+        <w:t>Колись в едемсь</w:t>
+      </w:r>
+      <w:r>
+        <w:rPr>
+          <w:rFonts w:ascii="Times New Roman" w:hAnsi="Times New Roman"/>
+          <w:sz w:val="24"/>
+        </w:rPr>
+        <w:t>кому саді* виросло було овочеве дерево проміж рослинами раю,* а твоя Церква, Христе, розцвілась твоїм хрестом,* що дає життя всьому світові.* Тамте вмертвило їжею впалого Адама,* а це оживило розбійника, що спасся вірою.* Тому вчини нас учасниками його спа</w:t>
+      </w:r>
+      <w:r>
+        <w:rPr>
+          <w:rFonts w:ascii="Times New Roman" w:hAnsi="Times New Roman"/>
+          <w:sz w:val="24"/>
+        </w:rPr>
+        <w:t>сіння, Христе Боже,* що своєю страстю знищив ворожі наступи на нас,* і сподоби нас твого царства, Господи.</w:t>
+      </w:r>
+    </w:p>
+    <w:p>
+      <w:r>
+        <w:rPr>
+          <w:highlight w:val="darkGray"/>
+        </w:rPr>
+        <w:t>//утреня/стиховня/стихири/4</w:t>
+      </w:r>
+    </w:p>
+    <w:p>
+      <w:pPr>
+        <w:spacing w:after="120"/>
+        <w:jc w:val="both"/>
+      </w:pPr>
+      <w:r>
+        <w:rPr>
+          <w:rFonts w:ascii="Times New Roman" w:hAnsi="Times New Roman"/>
+          <w:i/>
+          <w:color w:val="FF0000"/>
+          <w:sz w:val="24"/>
+        </w:rPr>
+        <w:t>Стих:</w:t>
+      </w:r>
+      <w:r>
+        <w:rPr>
+          <w:rFonts w:ascii="Times New Roman" w:hAnsi="Times New Roman"/>
+          <w:i/>
+          <w:sz w:val="24"/>
+        </w:rPr>
+        <w:t xml:space="preserve"> </w:t>
+      </w:r>
+      <w:r>
+        <w:rPr>
+          <w:rFonts w:ascii="Times New Roman" w:hAnsi="Times New Roman"/>
+          <w:sz w:val="24"/>
+          <w:u w:val="single"/>
+        </w:rPr>
+        <w:t>І ласка Господа, Бога нашого, нехай буде над нами,* і стверди діло рук наших; стверди його – діло рук наших.</w:t>
+      </w:r>
+    </w:p>
+    <w:p>
+      <w:r>
+        <w:rPr>
+          <w:highlight w:val="darkGray"/>
+        </w:rPr>
+        <w:t>//утреня/стиховня/стихири/5</w:t>
+      </w:r>
+    </w:p>
+    <w:p>
+      <w:pPr>
+        <w:spacing w:after="120"/>
+        <w:jc w:val="both"/>
+      </w:pPr>
+      <w:r>
+        <w:rPr>
+          <w:rFonts w:ascii="Times New Roman" w:hAnsi="Times New Roman"/>
+          <w:sz w:val="24"/>
+        </w:rPr>
+        <w:t>Як назвемо вас, святі?* Чи херувим</w:t>
+      </w:r>
+      <w:r>
+        <w:rPr>
+          <w:rFonts w:ascii="Times New Roman" w:hAnsi="Times New Roman"/>
+          <w:sz w:val="24"/>
+        </w:rPr>
+        <w:t>ами? – бо на вас спочив Христос* Чи серафимами? – бо ви безустанно прославляєте його.* Чи, може, ангелами? – бо ви від тіла відвернулися.* А може силами? – бо ви робите чуда.* Багато у вас імен, а ще більше дарів!* Моліть, щоб спаслися душі наші.</w:t>
+      </w:r>
+    </w:p>
+    <w:p>
+      <w:r>
+        <w:rPr>
+          <w:highlight w:val="darkGray"/>
+        </w:rPr>
+        <w:t>//утреня/стиховня/стихири/6</w:t>
+      </w:r>
+    </w:p>
+    <w:p>
+      <w:pPr>
+        <w:spacing w:after="120"/>
+        <w:jc w:val="both"/>
+      </w:pPr>
+      <w:r>
+        <w:rPr>
+          <w:rFonts w:ascii="Times New Roman" w:hAnsi="Times New Roman"/>
+          <w:b/>
+          <w:sz w:val="24"/>
+        </w:rPr>
+        <w:t>Слава і н</w:t>
+      </w:r>
+      <w:r>
+        <w:rPr>
+          <w:rFonts w:ascii="Times New Roman" w:hAnsi="Times New Roman"/>
+          <w:b/>
+          <w:sz w:val="24"/>
+        </w:rPr>
+        <w:t>ині</w:t>
+      </w:r>
+      <w:r>
+        <w:rPr>
+          <w:rFonts w:ascii="Times New Roman" w:hAnsi="Times New Roman"/>
+          <w:sz w:val="24"/>
+        </w:rPr>
+        <w:t>: О, преславне чудо!* О, страшне таїнство!* Як же це безсмертний єством на дереві висить?* Як зазнає нині смерти?* Як то осуджують невинного?* Бійся, сонце, і притемни своє світло на вид такої зухвалости!* – так кликала з зітханнями Діва,* бачивши розп'</w:t>
+      </w:r>
+      <w:r>
+        <w:rPr>
+          <w:rFonts w:ascii="Times New Roman" w:hAnsi="Times New Roman"/>
+          <w:sz w:val="24"/>
+        </w:rPr>
+        <w:t>ятого Христа,* якого народила.</w:t>
+      </w:r>
+    </w:p>
+    <w:p>
       <w:pPr>
         <w:pStyle w:val="Heading1"/>
       </w:pPr>
@@ -693,7 +4484,10 @@
     </w:p>
     <w:p>
       <w:r>
-        <w:t>/октоїх/1/СБ</w:t>
+        <w:rPr>
+          <w:highlight w:val="darkGray"/>
+        </w:rPr>
+        <w:t>/октоїх/8/СБ</w:t>
       </w:r>
     </w:p>
     <w:p>
@@ -709,7 +4503,536 @@
         <w:pStyle w:val="Heading3"/>
       </w:pPr>
       <w:r>
-        <w:t>//господи_взиваю</w:t>
+        <w:rPr>
+          <w:highlight w:val="darkGray"/>
+        </w:rPr>
+        <w:t>//вечірня/господи_взиваю</w:t>
+      </w:r>
+    </w:p>
+    <w:p>
+      <w:r>
+        <w:rPr>
+          <w:highlight w:val="darkGray"/>
+        </w:rPr>
+        <w:t>//вечірня/стиховня/стихири/1</w:t>
+      </w:r>
+    </w:p>
+    <w:p>
+      <w:pPr>
+        <w:spacing w:after="120"/>
+        <w:jc w:val="both"/>
+      </w:pPr>
+      <w:r>
+        <w:rPr>
+          <w:rFonts w:ascii="Times New Roman" w:hAnsi="Times New Roman"/>
+          <w:i/>
+          <w:color w:val="FF0000"/>
+          <w:sz w:val="24"/>
+        </w:rPr>
+        <w:t xml:space="preserve">(г. 8): </w:t>
+      </w:r>
+      <w:r>
+        <w:rPr>
+          <w:rFonts w:ascii="Times New Roman" w:hAnsi="Times New Roman"/>
+          <w:sz w:val="24"/>
+        </w:rPr>
+        <w:t>Мученики твої, Господи, забувши про все житейське,* не зважали на муки задля життя прийдешнього,* тому стали його спадкоємцями й радіють з ангелами.* Їхніми молитвами дай твоїм людям велику милість.</w:t>
+      </w:r>
+    </w:p>
+    <w:p>
+      <w:r>
+        <w:rPr>
+          <w:highlight w:val="darkGray"/>
+        </w:rPr>
+        <w:t>//вечірня/стиховня/стихири/2</w:t>
+      </w:r>
+    </w:p>
+    <w:p>
+      <w:pPr>
+        <w:spacing w:after="120"/>
+        <w:jc w:val="both"/>
+      </w:pPr>
+      <w:r>
+        <w:rPr>
+          <w:rFonts w:ascii="Times New Roman" w:hAnsi="Times New Roman"/>
+          <w:sz w:val="24"/>
+        </w:rPr>
+        <w:t>Мученики Господні, моліть Бога нашого* і випросіть душам нашим багато щедрот,* і очищення з безл</w:t>
+      </w:r>
+      <w:r>
+        <w:rPr>
+          <w:rFonts w:ascii="Times New Roman" w:hAnsi="Times New Roman"/>
+          <w:sz w:val="24"/>
+        </w:rPr>
+        <w:t>ічі гріхів, молимо вас.</w:t>
+      </w:r>
+    </w:p>
+    <w:p>
+      <w:r>
+        <w:rPr>
+          <w:highlight w:val="darkGray"/>
+        </w:rPr>
+        <w:t>//вечірня/стиховня/стихири/3</w:t>
+      </w:r>
+    </w:p>
+    <w:p>
+      <w:pPr>
+        <w:spacing w:after="120"/>
+        <w:jc w:val="both"/>
+      </w:pPr>
+      <w:r>
+        <w:rPr>
+          <w:rFonts w:ascii="Times New Roman" w:hAnsi="Times New Roman"/>
+          <w:sz w:val="24"/>
+        </w:rPr>
+        <w:t>Мученики Христові непереможні!* Силою хресною ви перемогли обманство* й отримали благодать вічног</w:t>
+      </w:r>
+      <w:r>
+        <w:rPr>
+          <w:rFonts w:ascii="Times New Roman" w:hAnsi="Times New Roman"/>
+          <w:sz w:val="24"/>
+        </w:rPr>
+        <w:t>о життя.* Не злякавшись погроз мучителів, ви раділи муками й ранами,* а нині кров ваша стала зціленням для душ наших!* Молітесь, щоб спаслися душі наші.</w:t>
+      </w:r>
+    </w:p>
+    <w:p>
+      <w:r>
+        <w:rPr>
+          <w:highlight w:val="darkGray"/>
+        </w:rPr>
+        <w:t>//вечірня/стиховня/стихири/4</w:t>
+      </w:r>
+    </w:p>
+    <w:p>
+      <w:pPr>
+        <w:spacing w:after="120"/>
+        <w:jc w:val="both"/>
+      </w:pPr>
+      <w:r>
+        <w:rPr>
+          <w:rFonts w:ascii="Times New Roman" w:hAnsi="Times New Roman"/>
+          <w:b/>
+          <w:sz w:val="24"/>
+        </w:rPr>
+        <w:t>Слава і нині</w:t>
+      </w:r>
+      <w:r>
+        <w:rPr>
+          <w:rFonts w:ascii="Times New Roman" w:hAnsi="Times New Roman"/>
+          <w:sz w:val="24"/>
+        </w:rPr>
+        <w:t>: Владичице, прийми моління слуг твоїх* і визволь нас від усякої нужди і печалі.</w:t>
+      </w:r>
+    </w:p>
+    <w:p>
+      <w:pPr>
+        <w:pStyle w:val="Heading2"/>
+      </w:pPr>
+      <w:r>
+        <w:t>УТРЕНЯ</w:t>
+      </w:r>
+    </w:p>
+    <w:p>
+      <w:r>
+        <w:rPr>
+          <w:highlight w:val="darkGray"/>
+        </w:rPr>
+        <w:t>//утреня/сідальні_по_першому_славословї/1</w:t>
+      </w:r>
+    </w:p>
+    <w:p>
+      <w:pPr>
+        <w:spacing w:after="120"/>
+        <w:jc w:val="both"/>
+      </w:pPr>
+      <w:r>
+        <w:rPr>
+          <w:rFonts w:ascii="Times New Roman" w:hAnsi="Times New Roman"/>
+          <w:i/>
+          <w:color w:val="FF0000"/>
+          <w:sz w:val="24"/>
+        </w:rPr>
+        <w:t xml:space="preserve">(г. 8): </w:t>
+      </w:r>
+      <w:r>
+        <w:rPr>
+          <w:rFonts w:ascii="Times New Roman" w:hAnsi="Times New Roman"/>
+          <w:sz w:val="24"/>
+        </w:rPr>
+        <w:t>Всеславні страстотерпці!* Для вселенної ви вірою показались завжди ясними світилами,* бо, поклавши</w:t>
+      </w:r>
+      <w:r>
+        <w:rPr>
+          <w:rFonts w:ascii="Times New Roman" w:hAnsi="Times New Roman"/>
+          <w:sz w:val="24"/>
+        </w:rPr>
+        <w:t xml:space="preserve"> всю мученицьку надію на Бога,* духовною оливою Святого Духа* ви запалили ваші душевні світильники.* Появились ви теж і духовними чашами Церкви,* що, немов воду, виливають людям оздоровлення.* Моліть Христа Бога, щоб дав прощення гріхів* тим, що з любов'ю </w:t>
+      </w:r>
+      <w:r>
+        <w:rPr>
+          <w:rFonts w:ascii="Times New Roman" w:hAnsi="Times New Roman"/>
+          <w:sz w:val="24"/>
+        </w:rPr>
+        <w:t>святкують вашу пам'ять.</w:t>
+      </w:r>
+    </w:p>
+    <w:p>
+      <w:r>
+        <w:rPr>
+          <w:highlight w:val="darkGray"/>
+        </w:rPr>
+        <w:t>//утреня/сідальні_по_першому_славословї/2</w:t>
+      </w:r>
+    </w:p>
+    <w:p>
+      <w:pPr>
+        <w:spacing w:after="120"/>
+        <w:jc w:val="both"/>
+      </w:pPr>
+      <w:r>
+        <w:rPr>
+          <w:rFonts w:ascii="Times New Roman" w:hAnsi="Times New Roman"/>
+          <w:b/>
+          <w:sz w:val="24"/>
+        </w:rPr>
+        <w:t>Слава і нині:</w:t>
+      </w:r>
+      <w:r>
+        <w:rPr>
+          <w:rFonts w:ascii="Times New Roman" w:hAnsi="Times New Roman"/>
+          <w:sz w:val="24"/>
+        </w:rPr>
+        <w:t xml:space="preserve"> Ти, Милосердний, що задля нас народився з Діви,* витерпів розп'яття і смертю смерть подолав,* і як Бог, появив воскресіння,* не погорди тими, що їх ти створив рукою своєю.* Покажи, Милостивий, своє чоловіколюбство,* пр</w:t>
+      </w:r>
+      <w:r>
+        <w:rPr>
+          <w:rFonts w:ascii="Times New Roman" w:hAnsi="Times New Roman"/>
+          <w:sz w:val="24"/>
+        </w:rPr>
+        <w:t>ийми Богородицю, що тебе породила й молиться за нас,* і спаси, Спасе наш, людей зневірених.</w:t>
+      </w:r>
+    </w:p>
+    <w:p>
+      <w:r>
+        <w:rPr>
+          <w:highlight w:val="darkGray"/>
+        </w:rPr>
+        <w:t>//утреня/сідальні_по_другому_славословї/1</w:t>
+      </w:r>
+    </w:p>
+    <w:p>
+      <w:pPr>
+        <w:spacing w:after="120"/>
+        <w:jc w:val="both"/>
+      </w:pPr>
+      <w:r>
+        <w:rPr>
+          <w:rFonts w:ascii="Times New Roman" w:hAnsi="Times New Roman"/>
+          <w:i/>
+          <w:color w:val="FF0000"/>
+          <w:sz w:val="24"/>
+        </w:rPr>
+        <w:t xml:space="preserve">(г. 8): </w:t>
+      </w:r>
+      <w:r>
+        <w:rPr>
+          <w:rFonts w:ascii="Times New Roman" w:hAnsi="Times New Roman"/>
+          <w:sz w:val="24"/>
+        </w:rPr>
+        <w:t>Пророки, мученики Христові і святителі,* що благочесно, мудро й законно звершили добрий подвиг* та прийняли від Бога нев'янучі вінки!* Моліть безперестанку його доброту,* щоб він, як Бог, у своїй доброзичливості,* дав нам прощення гріхів.</w:t>
+      </w:r>
+    </w:p>
+    <w:p>
+      <w:r>
+        <w:rPr>
+          <w:highlight w:val="darkGray"/>
+        </w:rPr>
+        <w:t>//утреня/сідальні_по_другому_славословї/2</w:t>
+      </w:r>
+    </w:p>
+    <w:p>
+      <w:pPr>
+        <w:spacing w:after="120"/>
+        <w:jc w:val="both"/>
+      </w:pPr>
+      <w:r>
+        <w:rPr>
+          <w:rFonts w:ascii="Times New Roman" w:hAnsi="Times New Roman"/>
+          <w:b/>
+          <w:sz w:val="24"/>
+        </w:rPr>
+        <w:t>Слава і нині</w:t>
+      </w:r>
+      <w:r>
+        <w:rPr>
+          <w:rFonts w:ascii="Times New Roman" w:hAnsi="Times New Roman"/>
+          <w:sz w:val="24"/>
+        </w:rPr>
+        <w:t>: Тебе і захорону, і пристановище маємо,* і ласкаву молільницю до Бога, якого ти народила,* Богородице непорочна, вірних спасіння.</w:t>
+      </w:r>
+    </w:p>
+    <w:p>
+      <w:r>
+        <w:rPr>
+          <w:highlight w:val="darkGray"/>
+        </w:rPr>
+        <w:t>//утреня/світильні/1</w:t>
+      </w:r>
+    </w:p>
+    <w:p>
+      <w:pPr>
+        <w:spacing w:after="120"/>
+        <w:jc w:val="both"/>
+      </w:pPr>
+      <w:r>
+        <w:rPr>
+          <w:rFonts w:ascii="Times New Roman" w:hAnsi="Times New Roman"/>
+          <w:sz w:val="24"/>
+        </w:rPr>
+        <w:t>Пророки преславні, блаженні апостоли, праведні патріярхи,* святковий соборе єрархів, преподобних, праведних, зборе жінок* і всі святі мученики!* З Богоматір'ю моліться Господеві, щоб помилував слуг ваших.</w:t>
+      </w:r>
+    </w:p>
+    <w:p>
+      <w:r>
+        <w:rPr>
+          <w:highlight w:val="darkGray"/>
+        </w:rPr>
+        <w:t>//утреня/світильні/2</w:t>
+      </w:r>
+    </w:p>
+    <w:p>
+      <w:pPr>
+        <w:spacing w:after="120"/>
+        <w:jc w:val="both"/>
+      </w:pPr>
+      <w:r>
+        <w:rPr>
+          <w:rFonts w:ascii="Times New Roman" w:hAnsi="Times New Roman"/>
+          <w:b/>
+          <w:sz w:val="24"/>
+        </w:rPr>
+        <w:t>Слава і нині</w:t>
+      </w:r>
+      <w:r>
+        <w:rPr>
+          <w:rFonts w:ascii="Times New Roman" w:hAnsi="Times New Roman"/>
+          <w:sz w:val="24"/>
+        </w:rPr>
+        <w:t xml:space="preserve">: Насолодо ангелів, терплячих радосте, </w:t>
+      </w:r>
+      <w:r>
+        <w:rPr>
+          <w:rFonts w:ascii="Times New Roman" w:hAnsi="Times New Roman"/>
+          <w:sz w:val="24"/>
+        </w:rPr>
+        <w:t>християн заступнице, Діво і Мати Господня!* Заступайся за нас і визволи від мук вічних.</w:t>
+      </w:r>
+    </w:p>
+    <w:p>
+      <w:r>
+        <w:rPr>
+          <w:highlight w:val="darkGray"/>
+        </w:rPr>
+        <w:t>//утреня/стиховня/стихири/1</w:t>
+      </w:r>
+    </w:p>
+    <w:p>
+      <w:pPr>
+        <w:spacing w:after="120"/>
+        <w:jc w:val="both"/>
+      </w:pPr>
+      <w:r>
+        <w:rPr>
+          <w:rFonts w:ascii="Times New Roman" w:hAnsi="Times New Roman"/>
+          <w:i/>
+          <w:color w:val="FF0000"/>
+          <w:sz w:val="24"/>
+        </w:rPr>
+        <w:t xml:space="preserve">(г. 8): </w:t>
+      </w:r>
+      <w:r>
+        <w:rPr>
+          <w:rFonts w:ascii="Times New Roman" w:hAnsi="Times New Roman"/>
+          <w:sz w:val="24"/>
+        </w:rPr>
+        <w:t>Як назвемо вас, святі?* Чи херувимами? – бо на вас спочив Христос* Чи серафимами? – бо ви безустанно прославляєте його.* Чи, може, ангелами? – бо ви від тіла відвернулися.* А може силами? – бо ви робите чуда.* Багато у вас імен, а ще більше дарів!* Моліть,</w:t>
+      </w:r>
+      <w:r>
+        <w:rPr>
+          <w:rFonts w:ascii="Times New Roman" w:hAnsi="Times New Roman"/>
+          <w:sz w:val="24"/>
+        </w:rPr>
+        <w:t xml:space="preserve"> щоб спаслися душі наші.</w:t>
+      </w:r>
+    </w:p>
+    <w:p>
+      <w:r>
+        <w:rPr>
+          <w:highlight w:val="darkGray"/>
+        </w:rPr>
+        <w:t>//утреня/стиховня/стихири/2</w:t>
+      </w:r>
+    </w:p>
+    <w:p>
+      <w:pPr>
+        <w:spacing w:after="120"/>
+        <w:jc w:val="both"/>
+      </w:pPr>
+      <w:r>
+        <w:rPr>
+          <w:rFonts w:ascii="Times New Roman" w:hAnsi="Times New Roman"/>
+          <w:i/>
+          <w:color w:val="FF0000"/>
+          <w:sz w:val="24"/>
+        </w:rPr>
+        <w:t>Стих:</w:t>
+      </w:r>
+      <w:r>
+        <w:rPr>
+          <w:rFonts w:ascii="Times New Roman" w:hAnsi="Times New Roman"/>
+          <w:i/>
+          <w:sz w:val="24"/>
+        </w:rPr>
+        <w:t xml:space="preserve"> </w:t>
+      </w:r>
+      <w:r>
+        <w:rPr>
+          <w:rFonts w:ascii="Times New Roman" w:hAnsi="Times New Roman"/>
+          <w:sz w:val="24"/>
+          <w:u w:val="single"/>
+        </w:rPr>
+        <w:t>Насити нас уранці милістю твоєю, Господи, щоб ми раділи й веселились по всі дні наші. Звесели нас мірою днів, за яких ти засмутив нас, мірою літ, що в них ми зазнали горя.* Нехай виявиться твоїм слугам твоє діло, і слава твоя</w:t>
+      </w:r>
+      <w:r>
+        <w:rPr>
+          <w:rFonts w:ascii="Times New Roman" w:hAnsi="Times New Roman"/>
+          <w:sz w:val="24"/>
+          <w:u w:val="single"/>
+        </w:rPr>
+        <w:t xml:space="preserve"> – їхнім дітям.</w:t>
+      </w:r>
+    </w:p>
+    <w:p>
+      <w:r>
+        <w:rPr>
+          <w:highlight w:val="darkGray"/>
+        </w:rPr>
+        <w:t>//утреня/стиховня/стихири/3</w:t>
+      </w:r>
+    </w:p>
+    <w:p>
+      <w:pPr>
+        <w:spacing w:after="120"/>
+        <w:jc w:val="both"/>
+      </w:pPr>
+      <w:r>
+        <w:rPr>
+          <w:rFonts w:ascii="Times New Roman" w:hAnsi="Times New Roman"/>
+          <w:sz w:val="24"/>
+        </w:rPr>
+        <w:t>Вельми трудилися ви, святі,* і мужньо витерпіли від беззаконних муки,* проповідуючи Христа перед царями.* Відійшовши з цього життя, знову робите в світі чуда* і своїми стражданнями зцілюєте недужих, святі;* тож моліться, щоб спаслися душі н</w:t>
+      </w:r>
+      <w:r>
+        <w:rPr>
+          <w:rFonts w:ascii="Times New Roman" w:hAnsi="Times New Roman"/>
+          <w:sz w:val="24"/>
+        </w:rPr>
+        <w:t>аші.</w:t>
+      </w:r>
+    </w:p>
+    <w:p>
+      <w:r>
+        <w:rPr>
+          <w:highlight w:val="darkGray"/>
+        </w:rPr>
+        <w:t>//утреня/стиховня/стихири/4</w:t>
+      </w:r>
+    </w:p>
+    <w:p>
+      <w:pPr>
+        <w:spacing w:after="120"/>
+        <w:jc w:val="both"/>
+      </w:pPr>
+      <w:r>
+        <w:rPr>
+          <w:rFonts w:ascii="Times New Roman" w:hAnsi="Times New Roman"/>
+          <w:i/>
+          <w:color w:val="FF0000"/>
+          <w:sz w:val="24"/>
+        </w:rPr>
+        <w:t>Стих:</w:t>
+      </w:r>
+      <w:r>
+        <w:rPr>
+          <w:rFonts w:ascii="Times New Roman" w:hAnsi="Times New Roman"/>
+          <w:i/>
+          <w:sz w:val="24"/>
+        </w:rPr>
+        <w:t xml:space="preserve"> </w:t>
+      </w:r>
+      <w:r>
+        <w:rPr>
+          <w:rFonts w:ascii="Times New Roman" w:hAnsi="Times New Roman"/>
+          <w:sz w:val="24"/>
+          <w:u w:val="single"/>
+        </w:rPr>
+        <w:t>І ласка Господа, Бога нашого, нехай буде над нами,* і стверди діло рук наших; стверди його – діло рук наших.</w:t>
+      </w:r>
+    </w:p>
+    <w:p>
+      <w:r>
+        <w:rPr>
+          <w:highlight w:val="darkGray"/>
+        </w:rPr>
+        <w:t>//утреня/стиховня/стихири/5</w:t>
+      </w:r>
+    </w:p>
+    <w:p>
+      <w:pPr>
+        <w:spacing w:after="120"/>
+        <w:jc w:val="both"/>
+      </w:pPr>
+      <w:r>
+        <w:rPr>
+          <w:rFonts w:ascii="Times New Roman" w:hAnsi="Times New Roman"/>
+          <w:sz w:val="24"/>
+        </w:rPr>
+        <w:t>Мученики Христові непереможні!* Силою хресною ви перемогли обманство* і отримали благодать вічного життя.* Не злякавшись погроз мучителі</w:t>
+      </w:r>
+      <w:r>
+        <w:rPr>
+          <w:rFonts w:ascii="Times New Roman" w:hAnsi="Times New Roman"/>
+          <w:sz w:val="24"/>
+        </w:rPr>
+        <w:t>в, ви раділи муками й ранами,* а нині кров ваша стала зціленням для душ наших!* Молітесь, щоб спаслися душі наші.</w:t>
+      </w:r>
+    </w:p>
+    <w:p>
+      <w:r>
+        <w:rPr>
+          <w:highlight w:val="darkGray"/>
+        </w:rPr>
+        <w:t>//утреня/стиховня/стихири/6</w:t>
+      </w:r>
+    </w:p>
+    <w:p>
+      <w:pPr>
+        <w:spacing w:after="120"/>
+      </w:pPr>
+      <w:r>
+        <w:rPr>
+          <w:rFonts w:ascii="Times New Roman" w:hAnsi="Times New Roman"/>
+          <w:b/>
+          <w:sz w:val="24"/>
+        </w:rPr>
+        <w:t>Слава і нині</w:t>
+      </w:r>
+      <w:r>
+        <w:rPr>
+          <w:rFonts w:ascii="Times New Roman" w:hAnsi="Times New Roman"/>
+          <w:sz w:val="24"/>
+        </w:rPr>
+        <w:t>: Чиста Діво, двері Слова,* Мати Бога нашого!* Моли, щоб ми спаслися.</w:t>
       </w:r>
     </w:p>
     <w:sectPr>
